--- a/Two Pages Report/ISME Brief Report - Mohammad Rahmanitalab.docx
+++ b/Two Pages Report/ISME Brief Report - Mohammad Rahmanitalab.docx
@@ -10,7 +10,7 @@
         <w:jc w:val="center"/>
         <w:outlineLvl w:val="0"/>
         <w:rPr>
-          <w:rFonts w:ascii="B Nazanin" w:eastAsia="Times New Roman" w:hAnsi="B Nazanin" w:cs="B Nazanin" w:hint="cs"/>
+          <w:rFonts w:ascii="B Nazanin" w:eastAsia="Times New Roman" w:hAnsi="B Nazanin" w:cs="B Nazanin"/>
           <w:b/>
           <w:bCs/>
           <w:kern w:val="0"/>
@@ -1482,7 +1482,109 @@
           <w:lang w:bidi="fa-IR"/>
           <w14:ligatures w14:val="none"/>
         </w:rPr>
-        <w:t xml:space="preserve"> سطوح عملکردی انجام شد. نتایج این مرحله بیانگر </w:t>
+        <w:t xml:space="preserve"> سطوح عملکردی انجام شد. نتایج این مرحله</w:t>
+      </w:r>
+      <w:r>
+        <w:rPr>
+          <w:rFonts w:ascii="Times New Roman" w:eastAsia="Times New Roman" w:hAnsi="Times New Roman" w:cs="B Nazanin" w:hint="cs"/>
+          <w:kern w:val="0"/>
+          <w:sz w:val="22"/>
+          <w:szCs w:val="22"/>
+          <w:rtl/>
+          <w:lang w:bidi="fa-IR"/>
+          <w14:ligatures w14:val="none"/>
+        </w:rPr>
+        <w:t xml:space="preserve"> نشان داد </w:t>
+      </w:r>
+      <w:proofErr w:type="spellStart"/>
+      <w:r>
+        <w:rPr>
+          <w:rFonts w:ascii="Times New Roman" w:eastAsia="Times New Roman" w:hAnsi="Times New Roman" w:cs="B Nazanin" w:hint="cs"/>
+          <w:kern w:val="0"/>
+          <w:sz w:val="22"/>
+          <w:szCs w:val="22"/>
+          <w:rtl/>
+          <w:lang w:bidi="fa-IR"/>
+          <w14:ligatures w14:val="none"/>
+        </w:rPr>
+        <w:t>می‌توان</w:t>
+      </w:r>
+      <w:proofErr w:type="spellEnd"/>
+      <w:r>
+        <w:rPr>
+          <w:rFonts w:ascii="Times New Roman" w:eastAsia="Times New Roman" w:hAnsi="Times New Roman" w:cs="B Nazanin" w:hint="cs"/>
+          <w:kern w:val="0"/>
+          <w:sz w:val="22"/>
+          <w:szCs w:val="22"/>
+          <w:rtl/>
+          <w:lang w:bidi="fa-IR"/>
+          <w14:ligatures w14:val="none"/>
+        </w:rPr>
+        <w:t xml:space="preserve"> انواع </w:t>
+      </w:r>
+      <w:proofErr w:type="spellStart"/>
+      <w:r>
+        <w:rPr>
+          <w:rFonts w:ascii="Times New Roman" w:eastAsia="Times New Roman" w:hAnsi="Times New Roman" w:cs="B Nazanin" w:hint="cs"/>
+          <w:kern w:val="0"/>
+          <w:sz w:val="22"/>
+          <w:szCs w:val="22"/>
+          <w:rtl/>
+          <w:lang w:bidi="fa-IR"/>
+          <w14:ligatures w14:val="none"/>
+        </w:rPr>
+        <w:t>فعالیت‌های</w:t>
+      </w:r>
+      <w:proofErr w:type="spellEnd"/>
+      <w:r>
+        <w:rPr>
+          <w:rFonts w:ascii="Times New Roman" w:eastAsia="Times New Roman" w:hAnsi="Times New Roman" w:cs="B Nazanin" w:hint="cs"/>
+          <w:kern w:val="0"/>
+          <w:sz w:val="22"/>
+          <w:szCs w:val="22"/>
+          <w:rtl/>
+          <w:lang w:bidi="fa-IR"/>
+          <w14:ligatures w14:val="none"/>
+        </w:rPr>
+        <w:t xml:space="preserve"> موجود در مقیاس </w:t>
+      </w:r>
+      <w:proofErr w:type="spellStart"/>
+      <w:r>
+        <w:rPr>
+          <w:rFonts w:ascii="Times New Roman" w:eastAsia="Times New Roman" w:hAnsi="Times New Roman" w:cs="B Nazanin" w:hint="cs"/>
+          <w:kern w:val="0"/>
+          <w:sz w:val="22"/>
+          <w:szCs w:val="22"/>
+          <w:rtl/>
+          <w:lang w:bidi="fa-IR"/>
+          <w14:ligatures w14:val="none"/>
+        </w:rPr>
+        <w:t>نورث‌استار</w:t>
+      </w:r>
+      <w:proofErr w:type="spellEnd"/>
+      <w:r>
+        <w:rPr>
+          <w:rFonts w:ascii="Times New Roman" w:eastAsia="Times New Roman" w:hAnsi="Times New Roman" w:cs="B Nazanin" w:hint="cs"/>
+          <w:kern w:val="0"/>
+          <w:sz w:val="22"/>
+          <w:szCs w:val="22"/>
+          <w:rtl/>
+          <w:lang w:bidi="fa-IR"/>
+          <w14:ligatures w14:val="none"/>
+        </w:rPr>
+        <w:t xml:space="preserve"> را با دقت حداقل ۸۰ درصد تخمین زد که</w:t>
+      </w:r>
+      <w:r>
+        <w:rPr>
+          <w:rFonts w:ascii="Times New Roman" w:eastAsia="Times New Roman" w:hAnsi="Times New Roman" w:cs="B Nazanin"/>
+          <w:kern w:val="0"/>
+          <w:sz w:val="22"/>
+          <w:szCs w:val="22"/>
+          <w:rtl/>
+          <w:lang w:bidi="fa-IR"/>
+          <w14:ligatures w14:val="none"/>
+        </w:rPr>
+        <w:t xml:space="preserve"> بیانگر </w:t>
       </w:r>
       <w:proofErr w:type="spellStart"/>
       <w:r>
@@ -2467,7 +2569,107 @@
           <w:lang w:bidi="fa-IR"/>
           <w14:ligatures w14:val="none"/>
         </w:rPr>
-        <w:t xml:space="preserve"> وابسته است. استفاده از </w:t>
+        <w:t xml:space="preserve"> وابسته است</w:t>
+      </w:r>
+      <w:r>
+        <w:rPr>
+          <w:rFonts w:ascii="Times New Roman" w:eastAsia="Times New Roman" w:hAnsi="Times New Roman" w:cs="B Nazanin"/>
+          <w:kern w:val="0"/>
+          <w:sz w:val="22"/>
+          <w:szCs w:val="22"/>
+          <w:rtl/>
+          <w:lang w:bidi="fa-IR"/>
+          <w14:ligatures w14:val="none"/>
+        </w:rPr>
+        <w:t>. امکا</w:t>
+      </w:r>
+      <w:r>
+        <w:rPr>
+          <w:rFonts w:ascii="Times New Roman" w:eastAsia="Times New Roman" w:hAnsi="Times New Roman" w:cs="B Nazanin" w:hint="cs"/>
+          <w:kern w:val="0"/>
+          <w:sz w:val="22"/>
+          <w:szCs w:val="22"/>
+          <w:rtl/>
+          <w:lang w:bidi="fa-IR"/>
+          <w14:ligatures w14:val="none"/>
+        </w:rPr>
+        <w:t>ن</w:t>
+      </w:r>
+      <w:r>
+        <w:rPr>
+          <w:rFonts w:ascii="Times New Roman" w:eastAsia="Times New Roman" w:hAnsi="Times New Roman" w:cs="B Nazanin"/>
+          <w:kern w:val="0"/>
+          <w:sz w:val="22"/>
+          <w:szCs w:val="22"/>
+          <w:rtl/>
+          <w:lang w:bidi="fa-IR"/>
+          <w14:ligatures w14:val="none"/>
+        </w:rPr>
+        <w:t xml:space="preserve"> اجرای این تست با بکارگیری فناوریهای </w:t>
+      </w:r>
+      <w:proofErr w:type="spellStart"/>
+      <w:r>
+        <w:rPr>
+          <w:rFonts w:ascii="Times New Roman" w:eastAsia="Times New Roman" w:hAnsi="Times New Roman" w:cs="B Nazanin"/>
+          <w:kern w:val="0"/>
+          <w:sz w:val="22"/>
+          <w:szCs w:val="22"/>
+          <w:rtl/>
+          <w:lang w:bidi="fa-IR"/>
+          <w14:ligatures w14:val="none"/>
+        </w:rPr>
+        <w:t>حسگری</w:t>
+      </w:r>
+      <w:proofErr w:type="spellEnd"/>
+      <w:r>
+        <w:rPr>
+          <w:rFonts w:ascii="Times New Roman" w:eastAsia="Times New Roman" w:hAnsi="Times New Roman" w:cs="B Nazanin"/>
+          <w:kern w:val="0"/>
+          <w:sz w:val="22"/>
+          <w:szCs w:val="22"/>
+          <w:rtl/>
+          <w:lang w:bidi="fa-IR"/>
+          <w14:ligatures w14:val="none"/>
+        </w:rPr>
+        <w:t xml:space="preserve"> و یادگیری ماشین می تواند زمینه ساز ارزیابی دقیقتر و همچنین در خانه </w:t>
+      </w:r>
+      <w:proofErr w:type="spellStart"/>
+      <w:r>
+        <w:rPr>
+          <w:rFonts w:ascii="Times New Roman" w:eastAsia="Times New Roman" w:hAnsi="Times New Roman" w:cs="B Nazanin"/>
+          <w:kern w:val="0"/>
+          <w:sz w:val="22"/>
+          <w:szCs w:val="22"/>
+          <w:rtl/>
+          <w:lang w:bidi="fa-IR"/>
+          <w14:ligatures w14:val="none"/>
+        </w:rPr>
+        <w:t>بصورت</w:t>
+      </w:r>
+      <w:proofErr w:type="spellEnd"/>
+      <w:r>
+        <w:rPr>
+          <w:rFonts w:ascii="Times New Roman" w:eastAsia="Times New Roman" w:hAnsi="Times New Roman" w:cs="B Nazanin"/>
+          <w:kern w:val="0"/>
+          <w:sz w:val="22"/>
+          <w:szCs w:val="22"/>
+          <w:rtl/>
+          <w:lang w:bidi="fa-IR"/>
+          <w14:ligatures w14:val="none"/>
+        </w:rPr>
+        <w:t xml:space="preserve"> مستمر گردد</w:t>
+      </w:r>
+      <w:r>
+        <w:rPr>
+          <w:rFonts w:ascii="Times New Roman" w:eastAsia="Times New Roman" w:hAnsi="Times New Roman" w:cs="B Nazanin"/>
+          <w:kern w:val="0"/>
+          <w:sz w:val="22"/>
+          <w:szCs w:val="22"/>
+          <w:rtl/>
+          <w:lang w:bidi="fa-IR"/>
+          <w14:ligatures w14:val="none"/>
+        </w:rPr>
+        <w:t xml:space="preserve">. استفاده از </w:t>
       </w:r>
       <w:proofErr w:type="spellStart"/>
       <w:r>
@@ -2791,7 +2993,31 @@
           <w:lang w:bidi="fa-IR"/>
           <w14:ligatures w14:val="none"/>
         </w:rPr>
-        <w:t xml:space="preserve"> عضلانی دوشن است.</w:t>
+        <w:t xml:space="preserve"> عضلانی </w:t>
+      </w:r>
+      <w:r>
+        <w:rPr>
+          <w:rFonts w:ascii="B Nazanin" w:eastAsia="Times New Roman" w:hAnsi="B Nazanin" w:cs="B Nazanin"/>
+          <w:kern w:val="0"/>
+          <w:sz w:val="22"/>
+          <w:szCs w:val="22"/>
+          <w:rtl/>
+          <w:lang w:bidi="fa-IR"/>
+          <w14:ligatures w14:val="none"/>
+        </w:rPr>
+        <w:t xml:space="preserve">دوشن و مقایسه نتایج آن با ارزیابی متخصص </w:t>
+      </w:r>
+      <w:r>
+        <w:rPr>
+          <w:rFonts w:ascii="B Nazanin" w:eastAsia="Times New Roman" w:hAnsi="B Nazanin" w:cs="B Nazanin"/>
+          <w:kern w:val="0"/>
+          <w:sz w:val="22"/>
+          <w:szCs w:val="22"/>
+          <w:rtl/>
+          <w:lang w:bidi="fa-IR"/>
+          <w14:ligatures w14:val="none"/>
+        </w:rPr>
+        <w:t>است.</w:t>
       </w:r>
     </w:p>
     <w:p>
@@ -5593,6 +5819,7 @@
           <w:lang w:bidi="fa-IR"/>
           <w14:ligatures w14:val="none"/>
         </w:rPr>
+        <w:lastRenderedPageBreak/>
         <w:t>شتاب‌سنج</w:t>
       </w:r>
       <w:proofErr w:type="spellEnd"/>
@@ -5868,20 +6095,7 @@
           <w:lang w:bidi="fa-IR"/>
           <w14:ligatures w14:val="none"/>
         </w:rPr>
-        <w:t xml:space="preserve">، دامنه تغییرات، </w:t>
-      </w:r>
-      <w:r>
-        <w:rPr>
-          <w:rFonts w:ascii="B Nazanin" w:eastAsia="Times New Roman" w:hAnsi="B Nazanin" w:cs="B Nazanin"/>
-          <w:kern w:val="0"/>
-          <w:sz w:val="22"/>
-          <w:szCs w:val="22"/>
-          <w:rtl/>
-          <w:lang w:bidi="fa-IR"/>
-          <w14:ligatures w14:val="none"/>
-        </w:rPr>
-        <w:lastRenderedPageBreak/>
-        <w:t xml:space="preserve">میانه، چارک اول و سوم، دامنه </w:t>
+        <w:t xml:space="preserve">، دامنه تغییرات، میانه، چارک اول و سوم، دامنه </w:t>
       </w:r>
       <w:proofErr w:type="spellStart"/>
       <w:r>
@@ -7602,12 +7816,11 @@
       <w:pPr>
         <w:bidi/>
         <w:spacing w:after="0" w:line="240" w:lineRule="auto"/>
-        <w:jc w:val="lowKashida"/>
-        <w:rPr>
-          <w:rFonts w:ascii="Times New Roman" w:eastAsia="Times New Roman" w:hAnsi="Times New Roman" w:cs="B Nazanin"/>
-          <w:kern w:val="0"/>
-          <w:sz w:val="22"/>
-          <w:szCs w:val="22"/>
+        <w:rPr>
+          <w:rFonts w:ascii="Times New Roman" w:eastAsia="Times New Roman" w:hAnsi="Times New Roman" w:cs="Times New Roman"/>
+          <w:kern w:val="0"/>
+          <w:sz w:val="20"/>
+          <w:szCs w:val="20"/>
           <w:rtl/>
           <w:lang w:bidi="fa-IR"/>
           <w14:ligatures w14:val="none"/>
@@ -7620,161 +7833,16 @@
         <w:spacing w:after="0" w:line="240" w:lineRule="auto"/>
         <w:jc w:val="lowKashida"/>
         <w:rPr>
-          <w:rFonts w:ascii="Times New Roman" w:eastAsia="Times New Roman" w:hAnsi="Times New Roman" w:cs="B Nazanin"/>
-          <w:kern w:val="0"/>
-          <w:sz w:val="22"/>
-          <w:szCs w:val="22"/>
-          <w:rtl/>
+          <w:rFonts w:ascii="B Nazanin" w:eastAsia="Times New Roman" w:hAnsi="B Nazanin" w:cs="B Nazanin"/>
+          <w:kern w:val="0"/>
+          <w:sz w:val="22"/>
+          <w:szCs w:val="22"/>
           <w:lang w:bidi="fa-IR"/>
           <w14:ligatures w14:val="none"/>
         </w:rPr>
       </w:pPr>
       <w:r>
         <w:rPr>
-          <w:rFonts w:ascii="Times New Roman" w:eastAsia="Times New Roman" w:hAnsi="Times New Roman" w:cs="B Nazanin"/>
-          <w:noProof/>
-          <w:kern w:val="0"/>
-          <w:sz w:val="22"/>
-          <w:szCs w:val="22"/>
-          <w:lang w:val="fa-IR" w:bidi="fa-IR"/>
-          <w14:ligatures w14:val="none"/>
-        </w:rPr>
-        <w:drawing>
-          <wp:inline distT="0" distB="0" distL="0" distR="0" wp14:anchorId="416F6CB9" wp14:editId="6AAAD018">
-            <wp:extent cx="3054350" cy="1770380"/>
-            <wp:effectExtent l="0" t="0" r="0" b="0"/>
-            <wp:docPr id="1" name="Picture 1"/>
-            <wp:cNvGraphicFramePr>
-              <a:graphicFrameLocks xmlns:a="http://schemas.openxmlformats.org/drawingml/2006/main"/>
-            </wp:cNvGraphicFramePr>
-            <a:graphic xmlns:a="http://schemas.openxmlformats.org/drawingml/2006/main">
-              <a:graphicData uri="http://schemas.openxmlformats.org/drawingml/2006/picture">
-                <pic:pic xmlns:pic="http://schemas.openxmlformats.org/drawingml/2006/picture">
-                  <pic:nvPicPr>
-                    <pic:cNvPr id="0" name="Picture 1"/>
-                    <pic:cNvPicPr>
-                      <a:picLocks/>
-                    </pic:cNvPicPr>
-                  </pic:nvPicPr>
-                  <pic:blipFill>
-                    <a:blip r:embed="rId10">
-                      <a:extLst>
-                        <a:ext uri="{28A0092B-C50C-407E-A947-70E740481C1C}">
-                          <a14:useLocalDpi xmlns:a14="http://schemas.microsoft.com/office/drawing/2010/main" val="0"/>
-                        </a:ext>
-                      </a:extLst>
-                    </a:blip>
-                    <a:srcRect/>
-                    <a:stretch>
-                      <a:fillRect/>
-                    </a:stretch>
-                  </pic:blipFill>
-                  <pic:spPr bwMode="auto">
-                    <a:xfrm>
-                      <a:off x="0" y="0"/>
-                      <a:ext cx="3054350" cy="1770380"/>
-                    </a:xfrm>
-                    <a:prstGeom prst="rect">
-                      <a:avLst/>
-                    </a:prstGeom>
-                    <a:noFill/>
-                    <a:ln>
-                      <a:noFill/>
-                    </a:ln>
-                  </pic:spPr>
-                </pic:pic>
-              </a:graphicData>
-            </a:graphic>
-          </wp:inline>
-        </w:drawing>
-      </w:r>
-    </w:p>
-    <w:p>
-      <w:pPr>
-        <w:bidi/>
-        <w:spacing w:after="0" w:line="240" w:lineRule="auto"/>
-        <w:jc w:val="center"/>
-        <w:rPr>
-          <w:rFonts w:ascii="Times New Roman" w:eastAsia="Times New Roman" w:hAnsi="Times New Roman" w:cs="B Nazanin"/>
-          <w:kern w:val="0"/>
-          <w:sz w:val="20"/>
-          <w:szCs w:val="20"/>
-          <w:rtl/>
-          <w:lang w:bidi="fa-IR"/>
-          <w14:ligatures w14:val="none"/>
-        </w:rPr>
-      </w:pPr>
-      <w:r>
-        <w:rPr>
-          <w:rFonts w:ascii="Times New Roman" w:eastAsia="Times New Roman" w:hAnsi="Times New Roman" w:cs="B Nazanin"/>
-          <w:kern w:val="0"/>
-          <w:sz w:val="20"/>
-          <w:szCs w:val="20"/>
-          <w:rtl/>
-          <w:lang w:val="en-GB" w:bidi="fa-IR"/>
-          <w14:ligatures w14:val="none"/>
-        </w:rPr>
-        <w:t xml:space="preserve">شکل ۱.  پیدا کردن بازه بهینه </w:t>
-      </w:r>
-      <w:proofErr w:type="spellStart"/>
-      <w:r>
-        <w:rPr>
-          <w:rFonts w:ascii="Times New Roman" w:eastAsia="Times New Roman" w:hAnsi="Times New Roman" w:cs="B Nazanin"/>
-          <w:kern w:val="0"/>
-          <w:sz w:val="20"/>
-          <w:szCs w:val="20"/>
-          <w:rtl/>
-          <w:lang w:bidi="fa-IR"/>
-          <w14:ligatures w14:val="none"/>
-        </w:rPr>
-        <w:t>مؤلفه‌های</w:t>
-      </w:r>
-      <w:proofErr w:type="spellEnd"/>
-      <w:r>
-        <w:rPr>
-          <w:rFonts w:ascii="Times New Roman" w:eastAsia="Times New Roman" w:hAnsi="Times New Roman" w:cs="B Nazanin"/>
-          <w:kern w:val="0"/>
-          <w:sz w:val="20"/>
-          <w:szCs w:val="20"/>
-          <w:rtl/>
-          <w:lang w:bidi="fa-IR"/>
-          <w14:ligatures w14:val="none"/>
-        </w:rPr>
-        <w:t xml:space="preserve"> اصلی</w:t>
-      </w:r>
-    </w:p>
-    <w:p>
-      <w:pPr>
-        <w:bidi/>
-        <w:spacing w:after="0" w:line="240" w:lineRule="auto"/>
-        <w:jc w:val="center"/>
-        <w:rPr>
-          <w:rFonts w:ascii="Times New Roman" w:eastAsia="Times New Roman" w:hAnsi="Times New Roman" w:cs="Times New Roman"/>
-          <w:kern w:val="0"/>
-          <w:sz w:val="20"/>
-          <w:szCs w:val="20"/>
-          <w:rtl/>
-          <w:lang w:bidi="fa-IR"/>
-          <w14:ligatures w14:val="none"/>
-        </w:rPr>
-      </w:pPr>
-    </w:p>
-    <w:p>
-      <w:pPr>
-        <w:bidi/>
-        <w:spacing w:after="0" w:line="240" w:lineRule="auto"/>
-        <w:jc w:val="lowKashida"/>
-        <w:rPr>
-          <w:rFonts w:ascii="B Nazanin" w:eastAsia="Times New Roman" w:hAnsi="B Nazanin" w:cs="B Nazanin"/>
-          <w:kern w:val="0"/>
-          <w:sz w:val="22"/>
-          <w:szCs w:val="22"/>
-          <w:lang w:bidi="fa-IR"/>
-          <w14:ligatures w14:val="none"/>
-        </w:rPr>
-      </w:pPr>
-      <w:r>
-        <w:rPr>
           <w:rFonts w:ascii="B Nazanin" w:eastAsia="Times New Roman" w:hAnsi="B Nazanin" w:cs="B Nazanin"/>
           <w:kern w:val="0"/>
           <w:sz w:val="22"/>
@@ -7913,19 +7981,7 @@
           <w:lang w:bidi="fa-IR"/>
           <w14:ligatures w14:val="none"/>
         </w:rPr>
-        <w:t xml:space="preserve">، تنه و پاها و در پریدن، دامنه شتاب، انرژی سیگنال و الگوی فرود اهمیت </w:t>
-      </w:r>
-      <w:r>
-        <w:rPr>
-          <w:rFonts w:ascii="B Nazanin" w:eastAsia="Times New Roman" w:hAnsi="B Nazanin" w:cs="B Nazanin"/>
-          <w:kern w:val="0"/>
-          <w:sz w:val="22"/>
-          <w:szCs w:val="22"/>
-          <w:rtl/>
-          <w:lang w:bidi="fa-IR"/>
-          <w14:ligatures w14:val="none"/>
-        </w:rPr>
-        <w:t xml:space="preserve">بیشتری پیدا </w:t>
+        <w:t xml:space="preserve">، تنه و پاها و در پریدن، دامنه شتاب، انرژی سیگنال و الگوی فرود اهمیت بیشتری پیدا </w:t>
       </w:r>
       <w:proofErr w:type="spellStart"/>
       <w:r>
@@ -10480,9 +10536,9 @@
           <w14:ligatures w14:val="none"/>
         </w:rPr>
         <w:sectPr>
-          <w:footerReference w:type="even" r:id="rId11"/>
-          <w:footerReference w:type="default" r:id="rId12"/>
-          <w:headerReference w:type="first" r:id="rId13"/>
+          <w:footerReference w:type="even" r:id="rId10"/>
+          <w:footerReference w:type="default" r:id="rId11"/>
+          <w:headerReference w:type="first" r:id="rId12"/>
           <w:type w:val="continuous"/>
           <w:pgSz w:w="11906" w:h="16838" w:code="9"/>
           <w:pgMar w:top="1134" w:right="1134" w:bottom="1134" w:left="1134" w:header="284" w:footer="567" w:gutter="0"/>
@@ -10619,7 +10675,6 @@
           <w:pPr>
             <w:jc w:val="center"/>
             <w:rPr>
-              <w:rFonts w:hint="cs"/>
               <w:noProof/>
               <w:sz w:val="20"/>
               <w:szCs w:val="20"/>
@@ -10635,7 +10690,6 @@
           <w:pPr>
             <w:jc w:val="center"/>
             <w:rPr>
-              <w:rFonts w:hint="cs"/>
               <w:noProof/>
               <w:sz w:val="20"/>
               <w:szCs w:val="20"/>
@@ -10712,7 +10766,6 @@
     <w:pPr>
       <w:jc w:val="center"/>
       <w:rPr>
-        <w:rFonts w:hint="cs"/>
         <w:noProof/>
         <w:sz w:val="20"/>
         <w:szCs w:val="20"/>
@@ -10855,9 +10908,6 @@
   <w:p>
     <w:pPr>
       <w:pStyle w:val="Footer"/>
-      <w:rPr>
-        <w:rFonts w:hint="cs"/>
-      </w:rPr>
     </w:pPr>
   </w:p>
 </w:ftr>
@@ -11687,7 +11737,6 @@
   <w:style w:type="character" w:default="1" w:styleId="DefaultParagraphFont">
     <w:name w:val="Default Paragraph Font"/>
     <w:uiPriority w:val="1"/>
-    <w:semiHidden/>
     <w:unhideWhenUsed/>
   </w:style>
   <w:style w:type="table" w:default="1" w:styleId="TableNormal">

--- a/Two Pages Report/ISME Brief Report - Mohammad Rahmanitalab.docx
+++ b/Two Pages Report/ISME Brief Report - Mohammad Rahmanitalab.docx
@@ -1,6 +1,6 @@
 
 <file path=word/document.xml><?xml version="1.0" encoding="utf-8"?>
-<w:document xmlns:wpc="http://schemas.microsoft.com/office/word/2010/wordprocessingCanvas" xmlns:cx="http://schemas.microsoft.com/office/drawing/2014/chartex" xmlns:cx1="http://schemas.microsoft.com/office/drawing/2015/9/8/chartex" xmlns:cx2="http://schemas.microsoft.com/office/drawing/2015/10/21/chartex" xmlns:cx3="http://schemas.microsoft.com/office/drawing/2016/5/9/chartex" xmlns:cx4="http://schemas.microsoft.com/office/drawing/2016/5/10/chartex" xmlns:cx5="http://schemas.microsoft.com/office/drawing/2016/5/11/chartex" xmlns:cx6="http://schemas.microsoft.com/office/drawing/2016/5/12/chartex" xmlns:cx7="http://schemas.microsoft.com/office/drawing/2016/5/13/chartex" xmlns:cx8="http://schemas.microsoft.com/office/drawing/2016/5/14/chartex" xmlns:mc="http://schemas.openxmlformats.org/markup-compatibility/2006" xmlns:aink="http://schemas.microsoft.com/office/drawing/2016/ink" xmlns:am3d="http://schemas.microsoft.com/office/drawing/2017/model3d" xmlns:o="urn:schemas-microsoft-com:office:office" xmlns:oel="http://schemas.microsoft.com/office/2019/extlst" xmlns:r="http://schemas.openxmlformats.org/officeDocument/2006/relationships" xmlns:m="http://schemas.openxmlformats.org/officeDocument/2006/math" xmlns:v="urn:schemas-microsoft-com:vml" xmlns:wp14="http://schemas.microsoft.com/office/word/2010/wordprocessingDrawing" xmlns:wp="http://schemas.openxmlformats.org/drawingml/2006/wordprocessingDrawing" xmlns:w10="urn:schemas-microsoft-com:office:word" xmlns:w="http://schemas.openxmlformats.org/wordprocessingml/2006/main" xmlns:w14="http://schemas.microsoft.com/office/word/2010/wordml" xmlns:w15="http://schemas.microsoft.com/office/word/2012/wordml" xmlns:w16cex="http://schemas.microsoft.com/office/word/2018/wordml/cex" xmlns:w16cid="http://schemas.microsoft.com/office/word/2016/wordml/cid" xmlns:w16="http://schemas.microsoft.com/office/word/2018/wordml" xmlns:w16du="http://schemas.microsoft.com/office/word/2023/wordml/word16du" xmlns:w16sdtdh="http://schemas.microsoft.com/office/word/2020/wordml/sdtdatahash" xmlns:w16sdtfl="http://schemas.microsoft.com/office/word/2024/wordml/sdtformatlock" xmlns:w16se="http://schemas.microsoft.com/office/word/2015/wordml/symex" xmlns:wpg="http://schemas.microsoft.com/office/word/2010/wordprocessingGroup" xmlns:wpi="http://schemas.microsoft.com/office/word/2010/wordprocessingInk" xmlns:wne="http://schemas.microsoft.com/office/word/2006/wordml" xmlns:wps="http://schemas.microsoft.com/office/word/2010/wordprocessingShape" mc:Ignorable="w14 w15 w16se w16cid w16 w16cex w16sdtdh w16sdtfl w16du wp14">
+<w:document xmlns:wpc="http://schemas.microsoft.com/office/word/2010/wordprocessingCanvas" xmlns:cx="http://schemas.microsoft.com/office/drawing/2014/chartex" xmlns:cx1="http://schemas.microsoft.com/office/drawing/2015/9/8/chartex" xmlns:cx2="http://schemas.microsoft.com/office/drawing/2015/10/21/chartex" xmlns:cx3="http://schemas.microsoft.com/office/drawing/2016/5/9/chartex" xmlns:cx4="http://schemas.microsoft.com/office/drawing/2016/5/10/chartex" xmlns:cx5="http://schemas.microsoft.com/office/drawing/2016/5/11/chartex" xmlns:cx6="http://schemas.microsoft.com/office/drawing/2016/5/12/chartex" xmlns:cx7="http://schemas.microsoft.com/office/drawing/2016/5/13/chartex" xmlns:cx8="http://schemas.microsoft.com/office/drawing/2016/5/14/chartex" xmlns:mc="http://schemas.openxmlformats.org/markup-compatibility/2006" xmlns:m="http://schemas.openxmlformats.org/officeDocument/2006/math" xmlns:aink="http://schemas.microsoft.com/office/drawing/2016/ink" xmlns:am3d="http://schemas.microsoft.com/office/drawing/2017/model3d" xmlns:oel="http://schemas.microsoft.com/office/2019/extlst" xmlns:r="http://schemas.openxmlformats.org/officeDocument/2006/relationships" xmlns:wp14="http://schemas.microsoft.com/office/word/2010/wordprocessingDrawing" xmlns:wp="http://schemas.openxmlformats.org/drawingml/2006/wordprocessingDrawing" xmlns:wpg="http://schemas.microsoft.com/office/word/2010/wordprocessingGroup" xmlns:wpi="http://schemas.microsoft.com/office/word/2010/wordprocessingInk" xmlns:wps="http://schemas.microsoft.com/office/word/2010/wordprocessingShape" xmlns:o="urn:schemas-microsoft-com:office:office" xmlns:v="urn:schemas-microsoft-com:vml" xmlns:w10="urn:schemas-microsoft-com:office:word" xmlns:w="http://schemas.openxmlformats.org/wordprocessingml/2006/main" xmlns:w14="http://schemas.microsoft.com/office/word/2010/wordml" xmlns:w15="http://schemas.microsoft.com/office/word/2012/wordml" xmlns:w16cei="http://schemas.microsoft.com/office/word/2026/wordml/cei" xmlns:w16cex="http://schemas.microsoft.com/office/word/2018/wordml/cex" xmlns:w16cid="http://schemas.microsoft.com/office/word/2016/wordml/cid" xmlns:w16="http://schemas.microsoft.com/office/word/2018/wordml" xmlns:w16sdtdh="http://schemas.microsoft.com/office/word/2020/wordml/sdtdatahash" xmlns:w16sdtfl="http://schemas.microsoft.com/office/word/2024/wordml/sdtformatlock" xmlns:w16se="http://schemas.microsoft.com/office/word/2015/wordml/symex" xmlns:w16du="http://schemas.microsoft.com/office/word/2023/wordml/word16du" xmlns:wne="http://schemas.microsoft.com/office/word/2006/wordml" mc:Ignorable="w14 w15 w16se w16cid w16 w16cex w16sdtdh w16sdtfl w16du wp14">
   <w:body>
     <w:p>
       <w:pPr>
@@ -415,7 +415,6 @@
       <w:pPr>
         <w:bidi/>
         <w:spacing w:after="0" w:line="240" w:lineRule="auto"/>
-        <w:jc w:val="lowKashida"/>
         <w:rPr>
           <w:rFonts w:ascii="Times New Roman" w:eastAsia="Times New Roman" w:hAnsi="Times New Roman" w:cs="B Nazanin"/>
           <w:b/>
@@ -6269,7 +6268,500 @@
           <w:rtl/>
           <w14:ligatures w14:val="none"/>
         </w:rPr>
-        <w:t xml:space="preserve"> فعالیت عملکردی است که هرکدام براساس کیفیت اجرای حرکت، نمره‌ای بین صفر تا دو دریافت می‌کنند. با وجود اعتبار بالینی این مقیاس، امتیازدهی آن تا حدی به مشاهده و قضاوت درمانگر وابسته است. استفاده از فناوری‌های حسگری و یادگیری ماشین می‌تواند امکان ارزیابی کمی‌تر، تکرارپذیرتر و در آینده پایش مستمر بیمار در خارج از محیط درمانی را فراهم کند. هدف این پژوهش، توسعه سامانه‌ای مبتنی بر حسگرهای اینرسیایی برای ثبت حرکات و طبقه‌بندی الگوهای متناظر با درجات عملکردی مقیاس نورث‌استار است</w:t>
+        <w:t xml:space="preserve"> فعالیت عملکردی است که هرکدام براساس کیفیت اجرای حرکت، نمره‌ای بین صفر تا دو دریافت می‌کنند. با وجود اعتبار بالینی این مقیاس، امتیازدهی آن تا حدی به مشاهده </w:t>
+      </w:r>
+      <w:proofErr w:type="gramStart"/>
+      <w:r>
+        <w:rPr>
+          <w:rFonts w:ascii="Times New Roman" w:eastAsia="Times New Roman" w:hAnsi="Times New Roman" w:cs="B Nazanin"/>
+          <w:kern w:val="0"/>
+          <w:sz w:val="22"/>
+          <w:szCs w:val="22"/>
+          <w:rtl/>
+          <w14:ligatures w14:val="none"/>
+        </w:rPr>
+        <w:t xml:space="preserve">و </w:t>
+      </w:r>
+      <w:proofErr w:type="spellStart"/>
+      <w:r>
+        <w:rPr>
+          <w:rFonts w:ascii="Times New Roman" w:eastAsia="Times New Roman" w:hAnsi="Times New Roman" w:cs="B Nazanin"/>
+          <w:kern w:val="0"/>
+          <w:sz w:val="22"/>
+          <w:szCs w:val="22"/>
+          <w:rtl/>
+          <w14:ligatures w14:val="none"/>
+        </w:rPr>
+        <w:t>قضاوت</w:t>
+      </w:r>
+      <w:proofErr w:type="spellEnd"/>
+      <w:proofErr w:type="gramEnd"/>
+      <w:r>
+        <w:rPr>
+          <w:rFonts w:ascii="Times New Roman" w:eastAsia="Times New Roman" w:hAnsi="Times New Roman" w:cs="B Nazanin"/>
+          <w:kern w:val="0"/>
+          <w:sz w:val="22"/>
+          <w:szCs w:val="22"/>
+          <w:rtl/>
+          <w14:ligatures w14:val="none"/>
+        </w:rPr>
+        <w:t xml:space="preserve"> </w:t>
+      </w:r>
+      <w:proofErr w:type="spellStart"/>
+      <w:r>
+        <w:rPr>
+          <w:rFonts w:ascii="Times New Roman" w:eastAsia="Times New Roman" w:hAnsi="Times New Roman" w:cs="B Nazanin"/>
+          <w:kern w:val="0"/>
+          <w:sz w:val="22"/>
+          <w:szCs w:val="22"/>
+          <w:rtl/>
+          <w14:ligatures w14:val="none"/>
+        </w:rPr>
+        <w:t>درمانگر</w:t>
+      </w:r>
+      <w:proofErr w:type="spellEnd"/>
+      <w:r>
+        <w:rPr>
+          <w:rFonts w:ascii="Times New Roman" w:eastAsia="Times New Roman" w:hAnsi="Times New Roman" w:cs="B Nazanin"/>
+          <w:kern w:val="0"/>
+          <w:sz w:val="22"/>
+          <w:szCs w:val="22"/>
+          <w:rtl/>
+          <w14:ligatures w14:val="none"/>
+        </w:rPr>
+        <w:t xml:space="preserve"> </w:t>
+      </w:r>
+      <w:proofErr w:type="spellStart"/>
+      <w:r>
+        <w:rPr>
+          <w:rFonts w:ascii="Times New Roman" w:eastAsia="Times New Roman" w:hAnsi="Times New Roman" w:cs="B Nazanin"/>
+          <w:kern w:val="0"/>
+          <w:sz w:val="22"/>
+          <w:szCs w:val="22"/>
+          <w:rtl/>
+          <w14:ligatures w14:val="none"/>
+        </w:rPr>
+        <w:t>وابسته</w:t>
+      </w:r>
+      <w:proofErr w:type="spellEnd"/>
+      <w:r>
+        <w:rPr>
+          <w:rFonts w:ascii="Times New Roman" w:eastAsia="Times New Roman" w:hAnsi="Times New Roman" w:cs="B Nazanin"/>
+          <w:kern w:val="0"/>
+          <w:sz w:val="22"/>
+          <w:szCs w:val="22"/>
+          <w:rtl/>
+          <w14:ligatures w14:val="none"/>
+        </w:rPr>
+        <w:t xml:space="preserve"> است. استفاده از فناوری‌های حسگری و یادگیری ماشین می‌تواند امکان ارزیابی </w:t>
+      </w:r>
+      <w:r>
+        <w:rPr>
+          <w:rFonts w:ascii="Times New Roman" w:eastAsia="Times New Roman" w:hAnsi="Times New Roman" w:cs="B Nazanin" w:hint="cs"/>
+          <w:kern w:val="0"/>
+          <w:sz w:val="22"/>
+          <w:szCs w:val="22"/>
+          <w:rtl/>
+          <w14:ligatures w14:val="none"/>
+        </w:rPr>
+        <w:t>دقیق</w:t>
+      </w:r>
+      <w:r>
+        <w:rPr>
+          <w:rFonts w:ascii="Times New Roman" w:eastAsia="Times New Roman" w:hAnsi="Times New Roman" w:cs="B Nazanin"/>
+          <w:kern w:val="0"/>
+          <w:sz w:val="22"/>
+          <w:szCs w:val="22"/>
+          <w:rtl/>
+          <w14:ligatures w14:val="none"/>
+        </w:rPr>
+        <w:t xml:space="preserve">‌تر، تکرارپذیرتر و در آینده پایش مستمر بیمار در خارج از محیط درمانی را فراهم کند. هدف </w:t>
+      </w:r>
+      <w:proofErr w:type="spellStart"/>
+      <w:r>
+        <w:rPr>
+          <w:rFonts w:ascii="Times New Roman" w:eastAsia="Times New Roman" w:hAnsi="Times New Roman" w:cs="B Nazanin"/>
+          <w:kern w:val="0"/>
+          <w:sz w:val="22"/>
+          <w:szCs w:val="22"/>
+          <w:rtl/>
+          <w14:ligatures w14:val="none"/>
+        </w:rPr>
+        <w:t>این</w:t>
+      </w:r>
+      <w:proofErr w:type="spellEnd"/>
+      <w:r>
+        <w:rPr>
+          <w:rFonts w:ascii="Times New Roman" w:eastAsia="Times New Roman" w:hAnsi="Times New Roman" w:cs="B Nazanin"/>
+          <w:kern w:val="0"/>
+          <w:sz w:val="22"/>
+          <w:szCs w:val="22"/>
+          <w:rtl/>
+          <w14:ligatures w14:val="none"/>
+        </w:rPr>
+        <w:t xml:space="preserve"> </w:t>
+      </w:r>
+      <w:proofErr w:type="spellStart"/>
+      <w:r>
+        <w:rPr>
+          <w:rFonts w:ascii="Times New Roman" w:eastAsia="Times New Roman" w:hAnsi="Times New Roman" w:cs="B Nazanin"/>
+          <w:kern w:val="0"/>
+          <w:sz w:val="22"/>
+          <w:szCs w:val="22"/>
+          <w:rtl/>
+          <w14:ligatures w14:val="none"/>
+        </w:rPr>
+        <w:t>پژوهش</w:t>
+      </w:r>
+      <w:proofErr w:type="spellEnd"/>
+      <w:r>
+        <w:rPr>
+          <w:rFonts w:ascii="Times New Roman" w:eastAsia="Times New Roman" w:hAnsi="Times New Roman" w:cs="B Nazanin"/>
+          <w:kern w:val="0"/>
+          <w:sz w:val="22"/>
+          <w:szCs w:val="22"/>
+          <w:rtl/>
+          <w14:ligatures w14:val="none"/>
+        </w:rPr>
+        <w:t xml:space="preserve">، توسعه </w:t>
+      </w:r>
+      <w:proofErr w:type="spellStart"/>
+      <w:r>
+        <w:rPr>
+          <w:rFonts w:ascii="Times New Roman" w:eastAsia="Times New Roman" w:hAnsi="Times New Roman" w:cs="B Nazanin"/>
+          <w:kern w:val="0"/>
+          <w:sz w:val="22"/>
+          <w:szCs w:val="22"/>
+          <w:rtl/>
+          <w14:ligatures w14:val="none"/>
+        </w:rPr>
+        <w:t>سامانه‌ای</w:t>
+      </w:r>
+      <w:proofErr w:type="spellEnd"/>
+      <w:r>
+        <w:rPr>
+          <w:rFonts w:ascii="Times New Roman" w:eastAsia="Times New Roman" w:hAnsi="Times New Roman" w:cs="B Nazanin"/>
+          <w:kern w:val="0"/>
+          <w:sz w:val="22"/>
+          <w:szCs w:val="22"/>
+          <w:rtl/>
+          <w14:ligatures w14:val="none"/>
+        </w:rPr>
+        <w:t xml:space="preserve"> </w:t>
+      </w:r>
+      <w:proofErr w:type="spellStart"/>
+      <w:r>
+        <w:rPr>
+          <w:rFonts w:ascii="Times New Roman" w:eastAsia="Times New Roman" w:hAnsi="Times New Roman" w:cs="B Nazanin"/>
+          <w:kern w:val="0"/>
+          <w:sz w:val="22"/>
+          <w:szCs w:val="22"/>
+          <w:rtl/>
+          <w14:ligatures w14:val="none"/>
+        </w:rPr>
+        <w:t>مبتنی</w:t>
+      </w:r>
+      <w:proofErr w:type="spellEnd"/>
+      <w:r>
+        <w:rPr>
+          <w:rFonts w:ascii="Times New Roman" w:eastAsia="Times New Roman" w:hAnsi="Times New Roman" w:cs="B Nazanin"/>
+          <w:kern w:val="0"/>
+          <w:sz w:val="22"/>
+          <w:szCs w:val="22"/>
+          <w:rtl/>
+          <w14:ligatures w14:val="none"/>
+        </w:rPr>
+        <w:t xml:space="preserve"> بر </w:t>
+      </w:r>
+      <w:proofErr w:type="spellStart"/>
+      <w:r>
+        <w:rPr>
+          <w:rFonts w:ascii="Times New Roman" w:eastAsia="Times New Roman" w:hAnsi="Times New Roman" w:cs="B Nazanin"/>
+          <w:kern w:val="0"/>
+          <w:sz w:val="22"/>
+          <w:szCs w:val="22"/>
+          <w:rtl/>
+          <w14:ligatures w14:val="none"/>
+        </w:rPr>
+        <w:t>حسگرهای</w:t>
+      </w:r>
+      <w:proofErr w:type="spellEnd"/>
+      <w:r>
+        <w:rPr>
+          <w:rFonts w:ascii="Times New Roman" w:eastAsia="Times New Roman" w:hAnsi="Times New Roman" w:cs="B Nazanin"/>
+          <w:kern w:val="0"/>
+          <w:sz w:val="22"/>
+          <w:szCs w:val="22"/>
+          <w:rtl/>
+          <w14:ligatures w14:val="none"/>
+        </w:rPr>
+        <w:t xml:space="preserve"> </w:t>
+      </w:r>
+      <w:proofErr w:type="spellStart"/>
+      <w:r>
+        <w:rPr>
+          <w:rFonts w:ascii="Times New Roman" w:eastAsia="Times New Roman" w:hAnsi="Times New Roman" w:cs="B Nazanin"/>
+          <w:kern w:val="0"/>
+          <w:sz w:val="22"/>
+          <w:szCs w:val="22"/>
+          <w:rtl/>
+          <w14:ligatures w14:val="none"/>
+        </w:rPr>
+        <w:t>اینرسیایی</w:t>
+      </w:r>
+      <w:proofErr w:type="spellEnd"/>
+      <w:r>
+        <w:rPr>
+          <w:rFonts w:ascii="Times New Roman" w:eastAsia="Times New Roman" w:hAnsi="Times New Roman" w:cs="B Nazanin"/>
+          <w:kern w:val="0"/>
+          <w:sz w:val="22"/>
+          <w:szCs w:val="22"/>
+          <w:rtl/>
+          <w14:ligatures w14:val="none"/>
+        </w:rPr>
+        <w:t xml:space="preserve"> </w:t>
+      </w:r>
+      <w:proofErr w:type="spellStart"/>
+      <w:r>
+        <w:rPr>
+          <w:rFonts w:ascii="Times New Roman" w:eastAsia="Times New Roman" w:hAnsi="Times New Roman" w:cs="B Nazanin"/>
+          <w:kern w:val="0"/>
+          <w:sz w:val="22"/>
+          <w:szCs w:val="22"/>
+          <w:rtl/>
+          <w14:ligatures w14:val="none"/>
+        </w:rPr>
+        <w:t>برای</w:t>
+      </w:r>
+      <w:proofErr w:type="spellEnd"/>
+      <w:r>
+        <w:rPr>
+          <w:rFonts w:ascii="Times New Roman" w:eastAsia="Times New Roman" w:hAnsi="Times New Roman" w:cs="B Nazanin"/>
+          <w:kern w:val="0"/>
+          <w:sz w:val="22"/>
+          <w:szCs w:val="22"/>
+          <w:rtl/>
+          <w14:ligatures w14:val="none"/>
+        </w:rPr>
+        <w:t xml:space="preserve"> ثبت </w:t>
+      </w:r>
+      <w:proofErr w:type="spellStart"/>
+      <w:r>
+        <w:rPr>
+          <w:rFonts w:ascii="Times New Roman" w:eastAsia="Times New Roman" w:hAnsi="Times New Roman" w:cs="B Nazanin"/>
+          <w:kern w:val="0"/>
+          <w:sz w:val="22"/>
+          <w:szCs w:val="22"/>
+          <w:rtl/>
+          <w14:ligatures w14:val="none"/>
+        </w:rPr>
+        <w:t>حرکات</w:t>
+      </w:r>
+      <w:proofErr w:type="spellEnd"/>
+      <w:r>
+        <w:rPr>
+          <w:rFonts w:ascii="Times New Roman" w:eastAsia="Times New Roman" w:hAnsi="Times New Roman" w:cs="B Nazanin"/>
+          <w:kern w:val="0"/>
+          <w:sz w:val="22"/>
+          <w:szCs w:val="22"/>
+          <w:rtl/>
+          <w14:ligatures w14:val="none"/>
+        </w:rPr>
+        <w:t xml:space="preserve"> </w:t>
+      </w:r>
+      <w:proofErr w:type="gramStart"/>
+      <w:r>
+        <w:rPr>
+          <w:rFonts w:ascii="Times New Roman" w:eastAsia="Times New Roman" w:hAnsi="Times New Roman" w:cs="B Nazanin"/>
+          <w:kern w:val="0"/>
+          <w:sz w:val="22"/>
+          <w:szCs w:val="22"/>
+          <w:rtl/>
+          <w14:ligatures w14:val="none"/>
+        </w:rPr>
+        <w:t xml:space="preserve">و </w:t>
+      </w:r>
+      <w:proofErr w:type="spellStart"/>
+      <w:r>
+        <w:rPr>
+          <w:rFonts w:ascii="Times New Roman" w:eastAsia="Times New Roman" w:hAnsi="Times New Roman" w:cs="B Nazanin"/>
+          <w:kern w:val="0"/>
+          <w:sz w:val="22"/>
+          <w:szCs w:val="22"/>
+          <w:rtl/>
+          <w14:ligatures w14:val="none"/>
+        </w:rPr>
+        <w:t>طبقه‌بندی</w:t>
+      </w:r>
+      <w:proofErr w:type="spellEnd"/>
+      <w:proofErr w:type="gramEnd"/>
+      <w:r>
+        <w:rPr>
+          <w:rFonts w:ascii="Times New Roman" w:eastAsia="Times New Roman" w:hAnsi="Times New Roman" w:cs="B Nazanin"/>
+          <w:kern w:val="0"/>
+          <w:sz w:val="22"/>
+          <w:szCs w:val="22"/>
+          <w:rtl/>
+          <w14:ligatures w14:val="none"/>
+        </w:rPr>
+        <w:t xml:space="preserve"> </w:t>
+      </w:r>
+      <w:proofErr w:type="spellStart"/>
+      <w:r>
+        <w:rPr>
+          <w:rFonts w:ascii="Times New Roman" w:eastAsia="Times New Roman" w:hAnsi="Times New Roman" w:cs="B Nazanin"/>
+          <w:kern w:val="0"/>
+          <w:sz w:val="22"/>
+          <w:szCs w:val="22"/>
+          <w:rtl/>
+          <w14:ligatures w14:val="none"/>
+        </w:rPr>
+        <w:t>الگوهای</w:t>
+      </w:r>
+      <w:proofErr w:type="spellEnd"/>
+      <w:r>
+        <w:rPr>
+          <w:rFonts w:ascii="Times New Roman" w:eastAsia="Times New Roman" w:hAnsi="Times New Roman" w:cs="B Nazanin"/>
+          <w:kern w:val="0"/>
+          <w:sz w:val="22"/>
+          <w:szCs w:val="22"/>
+          <w:rtl/>
+          <w14:ligatures w14:val="none"/>
+        </w:rPr>
+        <w:t xml:space="preserve"> متناظر </w:t>
+      </w:r>
+      <w:proofErr w:type="spellStart"/>
+      <w:r>
+        <w:rPr>
+          <w:rFonts w:ascii="Times New Roman" w:eastAsia="Times New Roman" w:hAnsi="Times New Roman" w:cs="B Nazanin"/>
+          <w:kern w:val="0"/>
+          <w:sz w:val="22"/>
+          <w:szCs w:val="22"/>
+          <w:rtl/>
+          <w14:ligatures w14:val="none"/>
+        </w:rPr>
+        <w:t>با</w:t>
+      </w:r>
+      <w:proofErr w:type="spellEnd"/>
+      <w:r>
+        <w:rPr>
+          <w:rFonts w:ascii="Times New Roman" w:eastAsia="Times New Roman" w:hAnsi="Times New Roman" w:cs="B Nazanin"/>
+          <w:kern w:val="0"/>
+          <w:sz w:val="22"/>
+          <w:szCs w:val="22"/>
+          <w:rtl/>
+          <w14:ligatures w14:val="none"/>
+        </w:rPr>
+        <w:t xml:space="preserve"> درجات </w:t>
+      </w:r>
+      <w:proofErr w:type="spellStart"/>
+      <w:r>
+        <w:rPr>
+          <w:rFonts w:ascii="Times New Roman" w:eastAsia="Times New Roman" w:hAnsi="Times New Roman" w:cs="B Nazanin"/>
+          <w:kern w:val="0"/>
+          <w:sz w:val="22"/>
+          <w:szCs w:val="22"/>
+          <w:rtl/>
+          <w14:ligatures w14:val="none"/>
+        </w:rPr>
+        <w:t>عملکردی</w:t>
+      </w:r>
+      <w:proofErr w:type="spellEnd"/>
+      <w:r>
+        <w:rPr>
+          <w:rFonts w:ascii="Times New Roman" w:eastAsia="Times New Roman" w:hAnsi="Times New Roman" w:cs="B Nazanin"/>
+          <w:kern w:val="0"/>
+          <w:sz w:val="22"/>
+          <w:szCs w:val="22"/>
+          <w:rtl/>
+          <w14:ligatures w14:val="none"/>
+        </w:rPr>
+        <w:t xml:space="preserve"> </w:t>
+      </w:r>
+      <w:proofErr w:type="spellStart"/>
+      <w:r>
+        <w:rPr>
+          <w:rFonts w:ascii="Times New Roman" w:eastAsia="Times New Roman" w:hAnsi="Times New Roman" w:cs="B Nazanin"/>
+          <w:kern w:val="0"/>
+          <w:sz w:val="22"/>
+          <w:szCs w:val="22"/>
+          <w:rtl/>
+          <w14:ligatures w14:val="none"/>
+        </w:rPr>
+        <w:t>مقیاس</w:t>
+      </w:r>
+      <w:proofErr w:type="spellEnd"/>
+      <w:r>
+        <w:rPr>
+          <w:rFonts w:ascii="Times New Roman" w:eastAsia="Times New Roman" w:hAnsi="Times New Roman" w:cs="B Nazanin"/>
+          <w:kern w:val="0"/>
+          <w:sz w:val="22"/>
+          <w:szCs w:val="22"/>
+          <w:rtl/>
+          <w14:ligatures w14:val="none"/>
+        </w:rPr>
+        <w:t xml:space="preserve"> </w:t>
+      </w:r>
+      <w:proofErr w:type="spellStart"/>
+      <w:r>
+        <w:rPr>
+          <w:rFonts w:ascii="Times New Roman" w:eastAsia="Times New Roman" w:hAnsi="Times New Roman" w:cs="B Nazanin"/>
+          <w:kern w:val="0"/>
+          <w:sz w:val="22"/>
+          <w:szCs w:val="22"/>
+          <w:rtl/>
+          <w14:ligatures w14:val="none"/>
+        </w:rPr>
+        <w:t>نورث‌استار</w:t>
+      </w:r>
+      <w:proofErr w:type="spellEnd"/>
+      <w:r>
+        <w:rPr>
+          <w:rFonts w:ascii="Times New Roman" w:eastAsia="Times New Roman" w:hAnsi="Times New Roman" w:cs="B Nazanin" w:hint="cs"/>
+          <w:kern w:val="0"/>
+          <w:sz w:val="22"/>
+          <w:szCs w:val="22"/>
+          <w:rtl/>
+          <w14:ligatures w14:val="none"/>
+        </w:rPr>
+        <w:t xml:space="preserve"> </w:t>
+      </w:r>
+      <w:proofErr w:type="gramStart"/>
+      <w:r>
+        <w:rPr>
+          <w:rFonts w:ascii="Times New Roman" w:eastAsia="Times New Roman" w:hAnsi="Times New Roman" w:cs="B Nazanin"/>
+          <w:kern w:val="0"/>
+          <w:sz w:val="22"/>
+          <w:szCs w:val="22"/>
+          <w:rtl/>
+          <w:lang w:bidi="fa-IR"/>
+          <w14:ligatures w14:val="none"/>
+        </w:rPr>
+        <w:t>و مقایسه</w:t>
+      </w:r>
+      <w:proofErr w:type="gramEnd"/>
+      <w:r>
+        <w:rPr>
+          <w:rFonts w:ascii="Times New Roman" w:eastAsia="Times New Roman" w:hAnsi="Times New Roman" w:cs="B Nazanin"/>
+          <w:kern w:val="0"/>
+          <w:sz w:val="22"/>
+          <w:szCs w:val="22"/>
+          <w:rtl/>
+          <w:lang w:bidi="fa-IR"/>
+          <w14:ligatures w14:val="none"/>
+        </w:rPr>
+        <w:t xml:space="preserve"> نتایج آن با ارزیابی متخصص</w:t>
+      </w:r>
+      <w:r>
+        <w:rPr>
+          <w:rFonts w:ascii="Times New Roman" w:eastAsia="Times New Roman" w:hAnsi="Times New Roman" w:cs="B Nazanin"/>
+          <w:kern w:val="0"/>
+          <w:sz w:val="22"/>
+          <w:szCs w:val="22"/>
+          <w:rtl/>
+          <w14:ligatures w14:val="none"/>
+        </w:rPr>
+        <w:t xml:space="preserve"> است</w:t>
       </w:r>
       <w:r>
         <w:rPr>
@@ -6372,7 +6864,7 @@
         <mc:AlternateContent>
           <mc:Choice Requires="wps">
             <w:drawing>
-              <wp:anchor distT="0" distB="0" distL="114300" distR="114300" simplePos="0" relativeHeight="251660288" behindDoc="0" locked="0" layoutInCell="1" allowOverlap="1" wp14:anchorId="30BE0FD8" wp14:editId="2795DDC0">
+              <wp:anchor distT="0" distB="0" distL="114300" distR="114300" simplePos="0" relativeHeight="251658242" behindDoc="0" locked="0" layoutInCell="1" allowOverlap="1" wp14:anchorId="30BE0FD8" wp14:editId="2795DDC0">
                 <wp:simplePos x="0" y="0"/>
                 <wp:positionH relativeFrom="margin">
                   <wp:align>left</wp:align>
@@ -8267,7 +8759,7 @@
           <w14:ligatures w14:val="none"/>
         </w:rPr>
         <w:drawing>
-          <wp:anchor distT="0" distB="0" distL="114300" distR="114300" simplePos="0" relativeHeight="251659264" behindDoc="0" locked="0" layoutInCell="1" allowOverlap="1" wp14:anchorId="3F6C1749" wp14:editId="60884D6A">
+          <wp:anchor distT="0" distB="0" distL="114300" distR="114300" simplePos="0" relativeHeight="251658241" behindDoc="0" locked="0" layoutInCell="1" allowOverlap="1" wp14:anchorId="3F6C1749" wp14:editId="60884D6A">
             <wp:simplePos x="0" y="0"/>
             <wp:positionH relativeFrom="column">
               <wp:posOffset>203512</wp:posOffset>
@@ -8612,7 +9104,6 @@
           <w:rtl/>
           <w14:ligatures w14:val="none"/>
         </w:rPr>
-        <w:lastRenderedPageBreak/>
         <w:t xml:space="preserve">در مرحله پیش‌پردازش، خطای پیش‌مقدار ژیروسکوپ حذف و فیلتر پایین‌گذر باترورث مرتبه چهارم با فرکانس قطع </w:t>
       </w:r>
       <w:r>
@@ -9010,7 +9501,7 @@
     <w:tbl>
       <w:tblPr>
         <w:bidiVisual/>
-        <w:tblW w:w="4870" w:type="dxa"/>
+        <w:tblW w:w="4288" w:type="dxa"/>
         <w:jc w:val="center"/>
         <w:tblBorders>
           <w:top w:val="single" w:sz="4" w:space="0" w:color="auto"/>
@@ -9023,7 +9514,6 @@
         <w:tblLook w:val="01E0" w:firstRow="1" w:lastRow="1" w:firstColumn="1" w:lastColumn="1" w:noHBand="0" w:noVBand="0"/>
       </w:tblPr>
       <w:tblGrid>
-        <w:gridCol w:w="582"/>
         <w:gridCol w:w="960"/>
         <w:gridCol w:w="542"/>
         <w:gridCol w:w="624"/>
@@ -9038,44 +9528,10 @@
         </w:trPr>
         <w:tc>
           <w:tcPr>
-            <w:tcW w:w="582" w:type="dxa"/>
+            <w:tcW w:w="960" w:type="dxa"/>
             <w:tcBorders>
               <w:left w:val="nil"/>
             </w:tcBorders>
-            <w:vAlign w:val="center"/>
-          </w:tcPr>
-          <w:p>
-            <w:pPr>
-              <w:bidi/>
-              <w:spacing w:after="0" w:line="240" w:lineRule="auto"/>
-              <w:jc w:val="center"/>
-              <w:rPr>
-                <w:rFonts w:ascii="B Nazanin" w:eastAsia="Times New Roman" w:hAnsi="B Nazanin" w:cs="B Nazanin"/>
-                <w:kern w:val="0"/>
-                <w:sz w:val="20"/>
-                <w:szCs w:val="20"/>
-                <w:rtl/>
-                <w:lang w:bidi="fa-IR"/>
-                <w14:ligatures w14:val="none"/>
-              </w:rPr>
-            </w:pPr>
-            <w:r>
-              <w:rPr>
-                <w:rFonts w:ascii="B Nazanin" w:eastAsia="Times New Roman" w:hAnsi="B Nazanin" w:cs="B Nazanin"/>
-                <w:kern w:val="0"/>
-                <w:sz w:val="20"/>
-                <w:szCs w:val="20"/>
-                <w:rtl/>
-                <w:lang w:bidi="fa-IR"/>
-                <w14:ligatures w14:val="none"/>
-              </w:rPr>
-              <w:t>رديف</w:t>
-            </w:r>
-          </w:p>
-        </w:tc>
-        <w:tc>
-          <w:tcPr>
-            <w:tcW w:w="960" w:type="dxa"/>
             <w:vAlign w:val="center"/>
           </w:tcPr>
           <w:p>
@@ -9301,44 +9757,10 @@
         </w:trPr>
         <w:tc>
           <w:tcPr>
-            <w:tcW w:w="582" w:type="dxa"/>
+            <w:tcW w:w="960" w:type="dxa"/>
             <w:tcBorders>
               <w:left w:val="nil"/>
             </w:tcBorders>
-            <w:vAlign w:val="center"/>
-          </w:tcPr>
-          <w:p>
-            <w:pPr>
-              <w:bidi/>
-              <w:spacing w:after="0" w:line="240" w:lineRule="auto"/>
-              <w:jc w:val="center"/>
-              <w:rPr>
-                <w:rFonts w:ascii="B Nazanin" w:eastAsia="Times New Roman" w:hAnsi="B Nazanin" w:cs="B Nazanin"/>
-                <w:kern w:val="0"/>
-                <w:sz w:val="20"/>
-                <w:szCs w:val="20"/>
-                <w:rtl/>
-                <w:lang w:bidi="fa-IR"/>
-                <w14:ligatures w14:val="none"/>
-              </w:rPr>
-            </w:pPr>
-            <w:r>
-              <w:rPr>
-                <w:rFonts w:ascii="B Nazanin" w:eastAsia="Times New Roman" w:hAnsi="B Nazanin" w:cs="B Nazanin"/>
-                <w:kern w:val="0"/>
-                <w:sz w:val="20"/>
-                <w:szCs w:val="20"/>
-                <w:rtl/>
-                <w:lang w:bidi="fa-IR"/>
-                <w14:ligatures w14:val="none"/>
-              </w:rPr>
-              <w:t>1</w:t>
-            </w:r>
-          </w:p>
-        </w:tc>
-        <w:tc>
-          <w:tcPr>
-            <w:tcW w:w="960" w:type="dxa"/>
             <w:vAlign w:val="center"/>
           </w:tcPr>
           <w:p>
@@ -9614,7 +10036,7 @@
         </w:trPr>
         <w:tc>
           <w:tcPr>
-            <w:tcW w:w="582" w:type="dxa"/>
+            <w:tcW w:w="960" w:type="dxa"/>
             <w:tcBorders>
               <w:left w:val="nil"/>
             </w:tcBorders>
@@ -9635,39 +10057,7 @@
                 <w14:ligatures w14:val="none"/>
               </w:rPr>
             </w:pPr>
-            <w:r>
-              <w:rPr>
-                <w:rFonts w:ascii="B Nazanin" w:eastAsia="Times New Roman" w:hAnsi="B Nazanin" w:cs="B Nazanin"/>
-                <w:kern w:val="0"/>
-                <w:sz w:val="20"/>
-                <w:szCs w:val="20"/>
-                <w:lang w:bidi="fa-IR"/>
-                <w14:ligatures w14:val="none"/>
-              </w:rPr>
-              <w:t>2</w:t>
-            </w:r>
-          </w:p>
-        </w:tc>
-        <w:tc>
-          <w:tcPr>
-            <w:tcW w:w="960" w:type="dxa"/>
-            <w:vAlign w:val="center"/>
-          </w:tcPr>
-          <w:p>
-            <w:pPr>
-              <w:bidi/>
-              <w:spacing w:after="0" w:line="240" w:lineRule="auto"/>
-              <w:jc w:val="center"/>
-              <w:rPr>
-                <w:rFonts w:ascii="B Nazanin" w:eastAsia="Times New Roman" w:hAnsi="B Nazanin" w:cs="B Nazanin"/>
-                <w:kern w:val="0"/>
-                <w:sz w:val="20"/>
-                <w:szCs w:val="20"/>
-                <w:rtl/>
-                <w:lang w:bidi="fa-IR"/>
-                <w14:ligatures w14:val="none"/>
-              </w:rPr>
-            </w:pPr>
+            <w:proofErr w:type="spellStart"/>
             <w:r>
               <w:rPr>
                 <w:rFonts w:ascii="B Nazanin" w:eastAsia="Times New Roman" w:hAnsi="B Nazanin" w:cs="B Nazanin"/>
@@ -9678,7 +10068,20 @@
                 <w:lang w:bidi="fa-IR"/>
                 <w14:ligatures w14:val="none"/>
               </w:rPr>
-              <w:t>نزدیک‌ترین همسایه</w:t>
+              <w:t>نزدیک‌ترین</w:t>
+            </w:r>
+            <w:proofErr w:type="spellEnd"/>
+            <w:r>
+              <w:rPr>
+                <w:rFonts w:ascii="B Nazanin" w:eastAsia="Times New Roman" w:hAnsi="B Nazanin" w:cs="B Nazanin"/>
+                <w:kern w:val="0"/>
+                <w:sz w:val="20"/>
+                <w:szCs w:val="20"/>
+                <w:rtl/>
+                <w:lang w:bidi="fa-IR"/>
+                <w14:ligatures w14:val="none"/>
+              </w:rPr>
+              <w:t xml:space="preserve"> همسایه</w:t>
             </w:r>
           </w:p>
         </w:tc>
@@ -9921,43 +10324,10 @@
         </w:trPr>
         <w:tc>
           <w:tcPr>
-            <w:tcW w:w="582" w:type="dxa"/>
+            <w:tcW w:w="960" w:type="dxa"/>
             <w:tcBorders>
               <w:left w:val="nil"/>
             </w:tcBorders>
-            <w:vAlign w:val="center"/>
-          </w:tcPr>
-          <w:p>
-            <w:pPr>
-              <w:bidi/>
-              <w:spacing w:after="0" w:line="240" w:lineRule="auto"/>
-              <w:jc w:val="center"/>
-              <w:rPr>
-                <w:rFonts w:ascii="B Nazanin" w:eastAsia="Times New Roman" w:hAnsi="B Nazanin" w:cs="B Nazanin"/>
-                <w:kern w:val="0"/>
-                <w:sz w:val="20"/>
-                <w:szCs w:val="20"/>
-                <w:rtl/>
-                <w:lang w:bidi="fa-IR"/>
-                <w14:ligatures w14:val="none"/>
-              </w:rPr>
-            </w:pPr>
-            <w:r>
-              <w:rPr>
-                <w:rFonts w:ascii="B Nazanin" w:eastAsia="Times New Roman" w:hAnsi="B Nazanin" w:cs="B Nazanin"/>
-                <w:kern w:val="0"/>
-                <w:sz w:val="20"/>
-                <w:szCs w:val="20"/>
-                <w:lang w:bidi="fa-IR"/>
-                <w14:ligatures w14:val="none"/>
-              </w:rPr>
-              <w:t>3</w:t>
-            </w:r>
-          </w:p>
-        </w:tc>
-        <w:tc>
-          <w:tcPr>
-            <w:tcW w:w="960" w:type="dxa"/>
             <w:vAlign w:val="center"/>
           </w:tcPr>
           <w:p>
@@ -10256,18 +10626,32 @@
           <w:rtl/>
           <w14:ligatures w14:val="none"/>
         </w:rPr>
-        <w:t xml:space="preserve">نتایج نشان داد ماشین بردار پشتیبان در فعالیت ایستادن عملکرد بهتری نسبت به دو مدل دیگر دارد. بااین‌حال، ماهیت هر فعالیت بر نوع ویژگی‌ها و مدل مناسب اثر می‌گذارد. برای مثال، در ایستادن نوسان‌های کم‌دامنه اهمیت بیشتری دارند، در حالی که در برخاستن </w:t>
-      </w:r>
-      <w:r>
-        <w:rPr>
-          <w:rFonts w:ascii="Times New Roman" w:eastAsia="Times New Roman" w:hAnsi="Times New Roman" w:cs="B Nazanin"/>
-          <w:kern w:val="0"/>
-          <w:sz w:val="22"/>
-          <w:szCs w:val="22"/>
-          <w:rtl/>
-          <w14:ligatures w14:val="none"/>
-        </w:rPr>
-        <w:t>از صندلی هماهنگی دست‌ها، تنه و پاها و در پریدن دامنه شتاب، انرژی سیگنال و نحوه فرود شاخص‌تر هستند. بنابراین لازم است فعالیت‌های مختلف به‌صورت مستقل تحلیل و مدل مناسب برای هریک انتخاب شود</w:t>
+        <w:lastRenderedPageBreak/>
+        <w:t xml:space="preserve">نتایج نشان داد ماشین بردار پشتیبان در فعالیت ایستادن عملکرد بهتری نسبت به دو مدل دیگر دارد. بااین‌حال، ماهیت هر فعالیت بر نوع ویژگی‌ها و مدل مناسب اثر می‌گذارد. برای مثال، در ایستادن نوسان‌های کم‌دامنه اهمیت بیشتری دارند، در حالی که در برخاستن از صندلی هماهنگی دست‌ها، تنه و پاها و در پریدن دامنه شتاب، انرژی سیگنال و نحوه فرود شاخص‌تر هستند. بنابراین لازم است فعالیت‌های مختلف به‌صورت مستقل تحلیل </w:t>
+      </w:r>
+      <w:proofErr w:type="gramStart"/>
+      <w:r>
+        <w:rPr>
+          <w:rFonts w:ascii="Times New Roman" w:eastAsia="Times New Roman" w:hAnsi="Times New Roman" w:cs="B Nazanin"/>
+          <w:kern w:val="0"/>
+          <w:sz w:val="22"/>
+          <w:szCs w:val="22"/>
+          <w:rtl/>
+          <w14:ligatures w14:val="none"/>
+        </w:rPr>
+        <w:t>و مدل</w:t>
+      </w:r>
+      <w:proofErr w:type="gramEnd"/>
+      <w:r>
+        <w:rPr>
+          <w:rFonts w:ascii="Times New Roman" w:eastAsia="Times New Roman" w:hAnsi="Times New Roman" w:cs="B Nazanin"/>
+          <w:kern w:val="0"/>
+          <w:sz w:val="22"/>
+          <w:szCs w:val="22"/>
+          <w:rtl/>
+          <w14:ligatures w14:val="none"/>
+        </w:rPr>
+        <w:t xml:space="preserve"> مناسب برای هریک انتخاب شود</w:t>
       </w:r>
       <w:r>
         <w:rPr>
@@ -10298,25 +10682,115 @@
       </w:pPr>
       <w:r>
         <w:rPr>
-          <w:rFonts w:ascii="Times New Roman" w:eastAsia="Times New Roman" w:hAnsi="Times New Roman" w:cs="B Nazanin"/>
-          <w:kern w:val="0"/>
-          <w:sz w:val="22"/>
-          <w:szCs w:val="22"/>
-          <w:rtl/>
-          <w14:ligatures w14:val="none"/>
-        </w:rPr>
-        <w:t>محدودیت اصلی پژوهش، استفاده از داده‌های شبیه‌سازی‌شده توسط یک فرد سالم و تعداد محدود نمونه‌ها است. این داده‌ها نمی‌توانند تمام تفاوت‌های بیماران از نظر شدت ضعف عضلانی، خستگی و الگوهای جبرانی را بازنمایی کنند؛ ازاین‌رو نتایج حاضر باید به‌عنوان امکان‌سنجی فنی سامانه تفسیر شوند</w:t>
-      </w:r>
-      <w:r>
-        <w:rPr>
-          <w:rFonts w:ascii="Times New Roman" w:eastAsia="Times New Roman" w:hAnsi="Times New Roman" w:cs="B Nazanin"/>
-          <w:kern w:val="0"/>
-          <w:sz w:val="22"/>
-          <w:szCs w:val="22"/>
-          <w:lang w:bidi="fa-IR"/>
-          <w14:ligatures w14:val="none"/>
-        </w:rPr>
-        <w:t>.</w:t>
+          <w:rFonts w:ascii="Times New Roman" w:eastAsia="Times New Roman" w:hAnsi="Times New Roman" w:cs="B Nazanin" w:hint="cs"/>
+          <w:kern w:val="0"/>
+          <w:sz w:val="22"/>
+          <w:szCs w:val="22"/>
+          <w:rtl/>
+          <w:lang w:bidi="fa-IR"/>
+          <w14:ligatures w14:val="none"/>
+        </w:rPr>
+        <w:t xml:space="preserve">در </w:t>
+      </w:r>
+      <w:proofErr w:type="spellStart"/>
+      <w:r>
+        <w:rPr>
+          <w:rFonts w:ascii="Times New Roman" w:eastAsia="Times New Roman" w:hAnsi="Times New Roman" w:cs="B Nazanin" w:hint="cs"/>
+          <w:kern w:val="0"/>
+          <w:sz w:val="22"/>
+          <w:szCs w:val="22"/>
+          <w:rtl/>
+          <w:lang w:bidi="fa-IR"/>
+          <w14:ligatures w14:val="none"/>
+        </w:rPr>
+        <w:t>فعالیت‌های</w:t>
+      </w:r>
+      <w:proofErr w:type="spellEnd"/>
+      <w:r>
+        <w:rPr>
+          <w:rFonts w:ascii="Times New Roman" w:eastAsia="Times New Roman" w:hAnsi="Times New Roman" w:cs="B Nazanin" w:hint="cs"/>
+          <w:kern w:val="0"/>
+          <w:sz w:val="22"/>
+          <w:szCs w:val="22"/>
+          <w:rtl/>
+          <w:lang w:bidi="fa-IR"/>
+          <w14:ligatures w14:val="none"/>
+        </w:rPr>
+        <w:t xml:space="preserve"> دیگر مطابق روند بدست آمده از فعالیت ایستادن عمل کردیم و</w:t>
+      </w:r>
+      <w:r>
+        <w:rPr>
+          <w:rFonts w:ascii="Times New Roman" w:eastAsia="Times New Roman" w:hAnsi="Times New Roman" w:cs="B Nazanin" w:hint="cs"/>
+          <w:kern w:val="0"/>
+          <w:sz w:val="22"/>
+          <w:szCs w:val="22"/>
+          <w:rtl/>
+          <w:lang w:bidi="fa-IR"/>
+          <w14:ligatures w14:val="none"/>
+        </w:rPr>
+        <w:t xml:space="preserve"> </w:t>
+      </w:r>
+      <w:proofErr w:type="spellStart"/>
+      <w:r>
+        <w:rPr>
+          <w:rFonts w:ascii="Times New Roman" w:eastAsia="Times New Roman" w:hAnsi="Times New Roman" w:cs="B Nazanin" w:hint="cs"/>
+          <w:kern w:val="0"/>
+          <w:sz w:val="22"/>
+          <w:szCs w:val="22"/>
+          <w:rtl/>
+          <w:lang w:bidi="fa-IR"/>
+          <w14:ligatures w14:val="none"/>
+        </w:rPr>
+        <w:t>معیار‌های</w:t>
+      </w:r>
+      <w:proofErr w:type="spellEnd"/>
+      <w:r>
+        <w:rPr>
+          <w:rFonts w:ascii="Times New Roman" w:eastAsia="Times New Roman" w:hAnsi="Times New Roman" w:cs="B Nazanin" w:hint="cs"/>
+          <w:kern w:val="0"/>
+          <w:sz w:val="22"/>
+          <w:szCs w:val="22"/>
+          <w:rtl/>
+          <w:lang w:bidi="fa-IR"/>
+          <w14:ligatures w14:val="none"/>
+        </w:rPr>
+        <w:t xml:space="preserve"> </w:t>
+      </w:r>
+      <w:r>
+        <w:rPr>
+          <w:rFonts w:ascii="Times New Roman" w:eastAsia="Times New Roman" w:hAnsi="Times New Roman" w:cs="B Nazanin" w:hint="cs"/>
+          <w:kern w:val="0"/>
+          <w:sz w:val="22"/>
+          <w:szCs w:val="22"/>
+          <w:rtl/>
+          <w:lang w:bidi="fa-IR"/>
+          <w14:ligatures w14:val="none"/>
+        </w:rPr>
+        <w:t xml:space="preserve">ارزیابی </w:t>
+      </w:r>
+      <w:r>
+        <w:rPr>
+          <w:rFonts w:ascii="Times New Roman" w:eastAsia="Times New Roman" w:hAnsi="Times New Roman" w:cs="B Nazanin" w:hint="cs"/>
+          <w:kern w:val="0"/>
+          <w:sz w:val="22"/>
+          <w:szCs w:val="22"/>
+          <w:rtl/>
+          <w:lang w:bidi="fa-IR"/>
+          <w14:ligatures w14:val="none"/>
+        </w:rPr>
+        <w:t xml:space="preserve">را برای هر فعالیت به طور جداگانه </w:t>
+      </w:r>
+      <w:r>
+        <w:rPr>
+          <w:rFonts w:ascii="Times New Roman" w:eastAsia="Times New Roman" w:hAnsi="Times New Roman" w:cs="B Nazanin" w:hint="cs"/>
+          <w:kern w:val="0"/>
+          <w:sz w:val="22"/>
+          <w:szCs w:val="22"/>
+          <w:rtl/>
+          <w:lang w:bidi="fa-IR"/>
+          <w14:ligatures w14:val="none"/>
+        </w:rPr>
+        <w:t>مورد بررسی قرار دادیم و حالت بهینه را برای هر کدام پیدا کردیم.</w:t>
       </w:r>
     </w:p>
     <w:p>
@@ -10329,7 +10803,1210 @@
           <w:kern w:val="0"/>
           <w:sz w:val="22"/>
           <w:szCs w:val="22"/>
-          <w:lang w:bidi="fa-IR"/>
+          <w14:ligatures w14:val="none"/>
+        </w:rPr>
+      </w:pPr>
+    </w:p>
+    <w:p>
+      <w:pPr>
+        <w:bidi/>
+        <w:spacing w:after="0" w:line="240" w:lineRule="auto"/>
+        <w:jc w:val="center"/>
+        <w:rPr>
+          <w:rFonts w:ascii="Times New Roman" w:eastAsia="Times New Roman" w:hAnsi="Times New Roman" w:cs="B Nazanin"/>
+          <w:kern w:val="0"/>
+          <w:sz w:val="20"/>
+          <w:szCs w:val="20"/>
+          <w:lang w:bidi="fa-IR"/>
+          <w14:ligatures w14:val="none"/>
+        </w:rPr>
+      </w:pPr>
+      <w:r>
+        <w:rPr>
+          <w:rFonts w:ascii="Times New Roman" w:eastAsia="Times New Roman" w:hAnsi="Times New Roman" w:cs="B Nazanin"/>
+          <w:kern w:val="0"/>
+          <w:sz w:val="20"/>
+          <w:szCs w:val="20"/>
+          <w:rtl/>
+          <w:lang w:bidi="fa-IR"/>
+          <w14:ligatures w14:val="none"/>
+        </w:rPr>
+        <w:t>جدول</w:t>
+      </w:r>
+      <w:r>
+        <w:rPr>
+          <w:rFonts w:ascii="Times New Roman" w:eastAsia="Times New Roman" w:hAnsi="Times New Roman" w:cs="B Nazanin" w:hint="cs"/>
+          <w:kern w:val="0"/>
+          <w:sz w:val="20"/>
+          <w:szCs w:val="20"/>
+          <w:rtl/>
+          <w:lang w:bidi="fa-IR"/>
+          <w14:ligatures w14:val="none"/>
+        </w:rPr>
+        <w:t>۲</w:t>
+      </w:r>
+      <w:r>
+        <w:rPr>
+          <w:rFonts w:ascii="Times New Roman" w:eastAsia="Times New Roman" w:hAnsi="Times New Roman" w:cs="B Nazanin"/>
+          <w:kern w:val="0"/>
+          <w:sz w:val="20"/>
+          <w:szCs w:val="20"/>
+          <w:rtl/>
+          <w:lang w:bidi="fa-IR"/>
+          <w14:ligatures w14:val="none"/>
+        </w:rPr>
+        <w:t xml:space="preserve">: عملکرد </w:t>
+      </w:r>
+      <w:proofErr w:type="spellStart"/>
+      <w:r>
+        <w:rPr>
+          <w:rFonts w:ascii="Times New Roman" w:eastAsia="Times New Roman" w:hAnsi="Times New Roman" w:cs="B Nazanin"/>
+          <w:kern w:val="0"/>
+          <w:sz w:val="20"/>
+          <w:szCs w:val="20"/>
+          <w:rtl/>
+          <w:lang w:bidi="fa-IR"/>
+          <w14:ligatures w14:val="none"/>
+        </w:rPr>
+        <w:t>مدل‌ها</w:t>
+      </w:r>
+      <w:proofErr w:type="spellEnd"/>
+      <w:r>
+        <w:rPr>
+          <w:rFonts w:ascii="Times New Roman" w:eastAsia="Times New Roman" w:hAnsi="Times New Roman" w:cs="B Nazanin"/>
+          <w:kern w:val="0"/>
+          <w:sz w:val="20"/>
+          <w:szCs w:val="20"/>
+          <w:rtl/>
+          <w:lang w:bidi="fa-IR"/>
+          <w14:ligatures w14:val="none"/>
+        </w:rPr>
+        <w:t xml:space="preserve"> در </w:t>
+      </w:r>
+      <w:proofErr w:type="spellStart"/>
+      <w:r>
+        <w:rPr>
+          <w:rFonts w:ascii="Times New Roman" w:eastAsia="Times New Roman" w:hAnsi="Times New Roman" w:cs="B Nazanin"/>
+          <w:kern w:val="0"/>
+          <w:sz w:val="20"/>
+          <w:szCs w:val="20"/>
+          <w:rtl/>
+          <w:lang w:bidi="fa-IR"/>
+          <w14:ligatures w14:val="none"/>
+        </w:rPr>
+        <w:t>فعالیت</w:t>
+      </w:r>
+      <w:r>
+        <w:rPr>
+          <w:rFonts w:ascii="Times New Roman" w:eastAsia="Times New Roman" w:hAnsi="Times New Roman" w:cs="B Nazanin" w:hint="cs"/>
+          <w:kern w:val="0"/>
+          <w:sz w:val="20"/>
+          <w:szCs w:val="20"/>
+          <w:rtl/>
+          <w:lang w:bidi="fa-IR"/>
+          <w14:ligatures w14:val="none"/>
+        </w:rPr>
+        <w:t>‌ها</w:t>
+      </w:r>
+      <w:proofErr w:type="spellEnd"/>
+    </w:p>
+    <w:tbl>
+      <w:tblPr>
+        <w:bidiVisual/>
+        <w:tblW w:w="4881" w:type="dxa"/>
+        <w:tblInd w:w="-5" w:type="dxa"/>
+        <w:tblBorders>
+          <w:top w:val="single" w:sz="4" w:space="0" w:color="auto"/>
+          <w:left w:val="single" w:sz="4" w:space="0" w:color="auto"/>
+          <w:bottom w:val="single" w:sz="4" w:space="0" w:color="auto"/>
+          <w:right w:val="single" w:sz="4" w:space="0" w:color="auto"/>
+          <w:insideH w:val="single" w:sz="4" w:space="0" w:color="auto"/>
+          <w:insideV w:val="single" w:sz="4" w:space="0" w:color="auto"/>
+        </w:tblBorders>
+        <w:tblLook w:val="01E0" w:firstRow="1" w:lastRow="1" w:firstColumn="1" w:lastColumn="1" w:noHBand="0" w:noVBand="0"/>
+      </w:tblPr>
+      <w:tblGrid>
+        <w:gridCol w:w="1474"/>
+        <w:gridCol w:w="600"/>
+        <w:gridCol w:w="1033"/>
+        <w:gridCol w:w="523"/>
+        <w:gridCol w:w="1251"/>
+      </w:tblGrid>
+      <w:tr>
+        <w:trPr>
+          <w:trHeight w:val="100"/>
+        </w:trPr>
+        <w:tc>
+          <w:tcPr>
+            <w:tcW w:w="1474" w:type="dxa"/>
+            <w:tcBorders>
+              <w:left w:val="nil"/>
+            </w:tcBorders>
+          </w:tcPr>
+          <w:p>
+            <w:pPr>
+              <w:bidi/>
+              <w:spacing w:after="0" w:line="240" w:lineRule="auto"/>
+              <w:jc w:val="center"/>
+              <w:rPr>
+                <w:rFonts w:ascii="B Nazanin" w:eastAsia="Times New Roman" w:hAnsi="B Nazanin" w:cs="B Nazanin"/>
+                <w:kern w:val="0"/>
+                <w:sz w:val="20"/>
+                <w:szCs w:val="20"/>
+                <w:rtl/>
+                <w:lang w:bidi="fa-IR"/>
+                <w14:ligatures w14:val="none"/>
+              </w:rPr>
+            </w:pPr>
+            <w:r>
+              <w:rPr>
+                <w:rFonts w:ascii="B Nazanin" w:eastAsia="Times New Roman" w:hAnsi="B Nazanin" w:cs="B Nazanin" w:hint="cs"/>
+                <w:kern w:val="0"/>
+                <w:sz w:val="20"/>
+                <w:szCs w:val="20"/>
+                <w:rtl/>
+                <w:lang w:bidi="fa-IR"/>
+                <w14:ligatures w14:val="none"/>
+              </w:rPr>
+              <w:t>فعالیت</w:t>
+            </w:r>
+          </w:p>
+        </w:tc>
+        <w:tc>
+          <w:tcPr>
+            <w:tcW w:w="600" w:type="dxa"/>
+            <w:vAlign w:val="center"/>
+          </w:tcPr>
+          <w:p>
+            <w:pPr>
+              <w:bidi/>
+              <w:spacing w:after="0" w:line="240" w:lineRule="auto"/>
+              <w:jc w:val="center"/>
+              <w:rPr>
+                <w:rFonts w:ascii="B Nazanin" w:eastAsia="Times New Roman" w:hAnsi="B Nazanin" w:cs="B Nazanin"/>
+                <w:kern w:val="0"/>
+                <w:sz w:val="20"/>
+                <w:szCs w:val="20"/>
+                <w:rtl/>
+                <w:lang w:bidi="fa-IR"/>
+                <w14:ligatures w14:val="none"/>
+              </w:rPr>
+            </w:pPr>
+            <w:r>
+              <w:rPr>
+                <w:rFonts w:ascii="B Nazanin" w:eastAsia="Times New Roman" w:hAnsi="B Nazanin" w:cs="B Nazanin"/>
+                <w:kern w:val="0"/>
+                <w:sz w:val="20"/>
+                <w:szCs w:val="20"/>
+                <w:rtl/>
+                <w:lang w:bidi="fa-IR"/>
+                <w14:ligatures w14:val="none"/>
+              </w:rPr>
+              <w:t>مدل</w:t>
+            </w:r>
+          </w:p>
+        </w:tc>
+        <w:tc>
+          <w:tcPr>
+            <w:tcW w:w="1033" w:type="dxa"/>
+            <w:vAlign w:val="center"/>
+          </w:tcPr>
+          <w:p>
+            <w:pPr>
+              <w:bidi/>
+              <w:spacing w:after="0" w:line="240" w:lineRule="auto"/>
+              <w:jc w:val="center"/>
+              <w:rPr>
+                <w:rFonts w:ascii="B Nazanin" w:eastAsia="Times New Roman" w:hAnsi="B Nazanin" w:cs="Times New Roman"/>
+                <w:kern w:val="0"/>
+                <w:sz w:val="20"/>
+                <w:szCs w:val="20"/>
+                <w:rtl/>
+                <w:lang w:bidi="fa-IR"/>
+                <w14:ligatures w14:val="none"/>
+              </w:rPr>
+            </w:pPr>
+            <w:r>
+              <w:rPr>
+                <w:rFonts w:ascii="B Nazanin" w:eastAsia="Times New Roman" w:hAnsi="B Nazanin" w:cs="B Nazanin" w:hint="cs"/>
+                <w:kern w:val="0"/>
+                <w:sz w:val="20"/>
+                <w:szCs w:val="20"/>
+                <w:rtl/>
+                <w:lang w:bidi="fa-IR"/>
+                <w14:ligatures w14:val="none"/>
+              </w:rPr>
+              <w:t xml:space="preserve">تعداد </w:t>
+            </w:r>
+            <w:r>
+              <w:rPr>
+                <w:rFonts w:ascii="Times New Roman" w:eastAsia="Times New Roman" w:hAnsi="Times New Roman" w:cs="B Nazanin"/>
+                <w:kern w:val="0"/>
+                <w:sz w:val="22"/>
+                <w:szCs w:val="22"/>
+                <w:rtl/>
+                <w14:ligatures w14:val="none"/>
+              </w:rPr>
+              <w:t>مؤلفه</w:t>
+            </w:r>
+          </w:p>
+        </w:tc>
+        <w:tc>
+          <w:tcPr>
+            <w:tcW w:w="523" w:type="dxa"/>
+          </w:tcPr>
+          <w:p>
+            <w:pPr>
+              <w:bidi/>
+              <w:spacing w:after="0" w:line="240" w:lineRule="auto"/>
+              <w:rPr>
+                <w:rFonts w:ascii="B Nazanin" w:eastAsia="Times New Roman" w:hAnsi="B Nazanin" w:cs="B Nazanin"/>
+                <w:kern w:val="0"/>
+                <w:sz w:val="20"/>
+                <w:szCs w:val="20"/>
+                <w:rtl/>
+                <w:lang w:bidi="fa-IR"/>
+                <w14:ligatures w14:val="none"/>
+              </w:rPr>
+            </w:pPr>
+            <w:r>
+              <w:rPr>
+                <w:rFonts w:ascii="B Nazanin" w:eastAsia="Times New Roman" w:hAnsi="B Nazanin" w:cs="B Nazanin" w:hint="cs"/>
+                <w:kern w:val="0"/>
+                <w:sz w:val="20"/>
+                <w:szCs w:val="20"/>
+                <w:rtl/>
+                <w:lang w:bidi="fa-IR"/>
+                <w14:ligatures w14:val="none"/>
+              </w:rPr>
+              <w:t xml:space="preserve">معیار </w:t>
+            </w:r>
+          </w:p>
+        </w:tc>
+        <w:tc>
+          <w:tcPr>
+            <w:tcW w:w="1251" w:type="dxa"/>
+            <w:tcBorders>
+              <w:right w:val="nil"/>
+            </w:tcBorders>
+          </w:tcPr>
+          <w:p>
+            <w:pPr>
+              <w:bidi/>
+              <w:spacing w:after="0" w:line="240" w:lineRule="auto"/>
+              <w:jc w:val="center"/>
+              <w:rPr>
+                <w:rFonts w:ascii="B Nazanin" w:eastAsia="Times New Roman" w:hAnsi="B Nazanin" w:cs="B Nazanin"/>
+                <w:kern w:val="0"/>
+                <w:sz w:val="20"/>
+                <w:szCs w:val="20"/>
+                <w:rtl/>
+                <w:lang w:bidi="fa-IR"/>
+                <w14:ligatures w14:val="none"/>
+              </w:rPr>
+            </w:pPr>
+            <w:r>
+              <w:rPr>
+                <w:rFonts w:ascii="B Nazanin" w:eastAsia="Times New Roman" w:hAnsi="B Nazanin" w:cs="B Nazanin" w:hint="cs"/>
+                <w:kern w:val="0"/>
+                <w:sz w:val="20"/>
+                <w:szCs w:val="20"/>
+                <w:rtl/>
+                <w:lang w:bidi="fa-IR"/>
+                <w14:ligatures w14:val="none"/>
+              </w:rPr>
+              <w:t>حد نصاب معیار</w:t>
+            </w:r>
+          </w:p>
+        </w:tc>
+      </w:tr>
+      <w:tr>
+        <w:trPr>
+          <w:trHeight w:val="110"/>
+        </w:trPr>
+        <w:tc>
+          <w:tcPr>
+            <w:tcW w:w="1474" w:type="dxa"/>
+            <w:tcBorders>
+              <w:left w:val="nil"/>
+            </w:tcBorders>
+          </w:tcPr>
+          <w:p>
+            <w:pPr>
+              <w:bidi/>
+              <w:spacing w:after="0" w:line="240" w:lineRule="auto"/>
+              <w:jc w:val="center"/>
+              <w:rPr>
+                <w:rFonts w:ascii="B Nazanin" w:eastAsia="Times New Roman" w:hAnsi="B Nazanin" w:cs="B Nazanin"/>
+                <w:kern w:val="0"/>
+                <w:sz w:val="20"/>
+                <w:szCs w:val="20"/>
+                <w:rtl/>
+                <w:lang w:bidi="fa-IR"/>
+                <w14:ligatures w14:val="none"/>
+              </w:rPr>
+            </w:pPr>
+            <w:r>
+              <w:rPr>
+                <w:rFonts w:ascii="B Nazanin" w:eastAsia="Times New Roman" w:hAnsi="B Nazanin" w:cs="B Nazanin" w:hint="cs"/>
+                <w:kern w:val="0"/>
+                <w:sz w:val="20"/>
+                <w:szCs w:val="20"/>
+                <w:rtl/>
+                <w:lang w:bidi="fa-IR"/>
+                <w14:ligatures w14:val="none"/>
+              </w:rPr>
+              <w:t>ایستادن</w:t>
+            </w:r>
+          </w:p>
+        </w:tc>
+        <w:tc>
+          <w:tcPr>
+            <w:tcW w:w="600" w:type="dxa"/>
+            <w:vAlign w:val="center"/>
+          </w:tcPr>
+          <w:p>
+            <w:pPr>
+              <w:bidi/>
+              <w:spacing w:after="0" w:line="240" w:lineRule="auto"/>
+              <w:jc w:val="center"/>
+              <w:rPr>
+                <w:rFonts w:ascii="Cambria" w:eastAsia="Times New Roman" w:hAnsi="Cambria" w:cs="B Nazanin"/>
+                <w:kern w:val="0"/>
+                <w:sz w:val="20"/>
+                <w:szCs w:val="20"/>
+                <w:rtl/>
+                <w:lang w:bidi="fa-IR"/>
+                <w14:ligatures w14:val="none"/>
+              </w:rPr>
+            </w:pPr>
+            <w:r>
+              <w:rPr>
+                <w:rFonts w:ascii="Cambria" w:eastAsia="Times New Roman" w:hAnsi="Cambria" w:cs="B Nazanin"/>
+                <w:kern w:val="0"/>
+                <w:sz w:val="20"/>
+                <w:szCs w:val="20"/>
+                <w:lang w:bidi="fa-IR"/>
+                <w14:ligatures w14:val="none"/>
+              </w:rPr>
+              <w:t>SVM</w:t>
+            </w:r>
+          </w:p>
+        </w:tc>
+        <w:tc>
+          <w:tcPr>
+            <w:tcW w:w="1033" w:type="dxa"/>
+            <w:vAlign w:val="center"/>
+          </w:tcPr>
+          <w:p>
+            <w:pPr>
+              <w:bidi/>
+              <w:spacing w:after="0" w:line="240" w:lineRule="auto"/>
+              <w:jc w:val="center"/>
+              <w:rPr>
+                <w:rFonts w:ascii="B Nazanin" w:eastAsia="Times New Roman" w:hAnsi="B Nazanin" w:cs="B Nazanin"/>
+                <w:kern w:val="0"/>
+                <w:sz w:val="20"/>
+                <w:szCs w:val="20"/>
+                <w:rtl/>
+                <w:lang w:bidi="fa-IR"/>
+                <w14:ligatures w14:val="none"/>
+              </w:rPr>
+            </w:pPr>
+            <w:r>
+              <w:rPr>
+                <w:rFonts w:ascii="B Nazanin" w:eastAsia="Times New Roman" w:hAnsi="B Nazanin" w:cs="B Nazanin" w:hint="cs"/>
+                <w:kern w:val="0"/>
+                <w:sz w:val="20"/>
+                <w:szCs w:val="20"/>
+                <w:rtl/>
+                <w:lang w:bidi="fa-IR"/>
+                <w14:ligatures w14:val="none"/>
+              </w:rPr>
+              <w:t>۱۳</w:t>
+            </w:r>
+          </w:p>
+        </w:tc>
+        <w:tc>
+          <w:tcPr>
+            <w:tcW w:w="523" w:type="dxa"/>
+          </w:tcPr>
+          <w:p>
+            <w:pPr>
+              <w:bidi/>
+              <w:spacing w:after="0" w:line="240" w:lineRule="auto"/>
+              <w:jc w:val="center"/>
+              <w:rPr>
+                <w:rFonts w:ascii="B Nazanin" w:eastAsia="Times New Roman" w:hAnsi="B Nazanin" w:cs="B Nazanin"/>
+                <w:kern w:val="0"/>
+                <w:sz w:val="20"/>
+                <w:szCs w:val="20"/>
+                <w:rtl/>
+                <w:lang w:bidi="fa-IR"/>
+                <w14:ligatures w14:val="none"/>
+              </w:rPr>
+            </w:pPr>
+            <w:r>
+              <w:rPr>
+                <w:rFonts w:ascii="B Nazanin" w:eastAsia="Times New Roman" w:hAnsi="B Nazanin" w:cs="B Nazanin" w:hint="cs"/>
+                <w:kern w:val="0"/>
+                <w:sz w:val="20"/>
+                <w:szCs w:val="20"/>
+                <w:rtl/>
+                <w:lang w:bidi="fa-IR"/>
+                <w14:ligatures w14:val="none"/>
+              </w:rPr>
+              <w:t>دقت</w:t>
+            </w:r>
+          </w:p>
+        </w:tc>
+        <w:tc>
+          <w:tcPr>
+            <w:tcW w:w="1251" w:type="dxa"/>
+            <w:tcBorders>
+              <w:right w:val="nil"/>
+            </w:tcBorders>
+          </w:tcPr>
+          <w:p>
+            <w:pPr>
+              <w:bidi/>
+              <w:spacing w:after="0" w:line="240" w:lineRule="auto"/>
+              <w:jc w:val="center"/>
+              <w:rPr>
+                <w:rFonts w:ascii="B Nazanin" w:eastAsia="Times New Roman" w:hAnsi="B Nazanin" w:cs="B Nazanin"/>
+                <w:kern w:val="0"/>
+                <w:sz w:val="20"/>
+                <w:szCs w:val="20"/>
+                <w:rtl/>
+                <w:lang w:bidi="fa-IR"/>
+                <w14:ligatures w14:val="none"/>
+              </w:rPr>
+            </w:pPr>
+            <w:r>
+              <w:rPr>
+                <w:rFonts w:ascii="B Nazanin" w:eastAsia="Times New Roman" w:hAnsi="B Nazanin" w:cs="B Nazanin" w:hint="cs"/>
+                <w:kern w:val="0"/>
+                <w:sz w:val="20"/>
+                <w:szCs w:val="20"/>
+                <w:rtl/>
+                <w:lang w:bidi="fa-IR"/>
+                <w14:ligatures w14:val="none"/>
+              </w:rPr>
+              <w:t>۹۰</w:t>
+            </w:r>
+          </w:p>
+        </w:tc>
+      </w:tr>
+      <w:tr>
+        <w:trPr>
+          <w:trHeight w:val="351"/>
+        </w:trPr>
+        <w:tc>
+          <w:tcPr>
+            <w:tcW w:w="1474" w:type="dxa"/>
+            <w:tcBorders>
+              <w:top w:val="nil"/>
+              <w:left w:val="nil"/>
+            </w:tcBorders>
+          </w:tcPr>
+          <w:p>
+            <w:pPr>
+              <w:bidi/>
+              <w:spacing w:after="0" w:line="240" w:lineRule="auto"/>
+              <w:jc w:val="center"/>
+              <w:rPr>
+                <w:rFonts w:ascii="B Nazanin" w:eastAsia="Times New Roman" w:hAnsi="B Nazanin" w:cs="B Nazanin"/>
+                <w:kern w:val="0"/>
+                <w:sz w:val="20"/>
+                <w:szCs w:val="20"/>
+                <w:rtl/>
+                <w:lang w:bidi="fa-IR"/>
+                <w14:ligatures w14:val="none"/>
+              </w:rPr>
+            </w:pPr>
+            <w:r>
+              <w:rPr>
+                <w:rFonts w:ascii="B Nazanin" w:eastAsia="Times New Roman" w:hAnsi="B Nazanin" w:cs="B Nazanin" w:hint="cs"/>
+                <w:kern w:val="0"/>
+                <w:sz w:val="20"/>
+                <w:szCs w:val="20"/>
+                <w:rtl/>
+                <w:lang w:bidi="fa-IR"/>
+                <w14:ligatures w14:val="none"/>
+              </w:rPr>
+              <w:t>برخاستن از صندلی</w:t>
+            </w:r>
+          </w:p>
+        </w:tc>
+        <w:tc>
+          <w:tcPr>
+            <w:tcW w:w="600" w:type="dxa"/>
+          </w:tcPr>
+          <w:p>
+            <w:pPr>
+              <w:bidi/>
+              <w:spacing w:after="0" w:line="240" w:lineRule="auto"/>
+              <w:jc w:val="center"/>
+              <w:rPr>
+                <w:rFonts w:ascii="B Nazanin" w:eastAsia="Times New Roman" w:hAnsi="B Nazanin" w:cs="B Nazanin"/>
+                <w:kern w:val="0"/>
+                <w:sz w:val="20"/>
+                <w:szCs w:val="20"/>
+                <w:rtl/>
+                <w:lang w:bidi="fa-IR"/>
+                <w14:ligatures w14:val="none"/>
+              </w:rPr>
+            </w:pPr>
+            <w:r>
+              <w:rPr>
+                <w:rFonts w:ascii="Cambria" w:eastAsia="Times New Roman" w:hAnsi="Cambria" w:cs="B Nazanin"/>
+                <w:kern w:val="0"/>
+                <w:sz w:val="20"/>
+                <w:szCs w:val="20"/>
+                <w:lang w:bidi="fa-IR"/>
+                <w14:ligatures w14:val="none"/>
+              </w:rPr>
+              <w:t>SVM</w:t>
+            </w:r>
+          </w:p>
+        </w:tc>
+        <w:tc>
+          <w:tcPr>
+            <w:tcW w:w="1033" w:type="dxa"/>
+            <w:vAlign w:val="center"/>
+          </w:tcPr>
+          <w:p>
+            <w:pPr>
+              <w:bidi/>
+              <w:spacing w:after="0" w:line="240" w:lineRule="auto"/>
+              <w:jc w:val="center"/>
+              <w:rPr>
+                <w:rFonts w:ascii="B Nazanin" w:eastAsia="Times New Roman" w:hAnsi="B Nazanin" w:cs="B Nazanin"/>
+                <w:kern w:val="0"/>
+                <w:sz w:val="20"/>
+                <w:szCs w:val="20"/>
+                <w:rtl/>
+                <w:lang w:bidi="fa-IR"/>
+                <w14:ligatures w14:val="none"/>
+              </w:rPr>
+            </w:pPr>
+            <w:r>
+              <w:rPr>
+                <w:rFonts w:ascii="B Nazanin" w:eastAsia="Times New Roman" w:hAnsi="B Nazanin" w:cs="B Nazanin" w:hint="cs"/>
+                <w:kern w:val="0"/>
+                <w:sz w:val="20"/>
+                <w:szCs w:val="20"/>
+                <w:rtl/>
+                <w:lang w:bidi="fa-IR"/>
+                <w14:ligatures w14:val="none"/>
+              </w:rPr>
+              <w:t>۱۴</w:t>
+            </w:r>
+          </w:p>
+        </w:tc>
+        <w:tc>
+          <w:tcPr>
+            <w:tcW w:w="523" w:type="dxa"/>
+          </w:tcPr>
+          <w:p>
+            <w:pPr>
+              <w:bidi/>
+              <w:spacing w:after="0" w:line="240" w:lineRule="auto"/>
+              <w:jc w:val="center"/>
+              <w:rPr>
+                <w:rFonts w:ascii="B Nazanin" w:eastAsia="Times New Roman" w:hAnsi="B Nazanin" w:cs="B Nazanin"/>
+                <w:kern w:val="0"/>
+                <w:sz w:val="20"/>
+                <w:szCs w:val="20"/>
+                <w:lang w:bidi="fa-IR"/>
+                <w14:ligatures w14:val="none"/>
+              </w:rPr>
+            </w:pPr>
+            <w:r>
+              <w:rPr>
+                <w:rFonts w:ascii="B Nazanin" w:eastAsia="Times New Roman" w:hAnsi="B Nazanin" w:cs="B Nazanin" w:hint="cs"/>
+                <w:kern w:val="0"/>
+                <w:sz w:val="20"/>
+                <w:szCs w:val="20"/>
+                <w:rtl/>
+                <w:lang w:bidi="fa-IR"/>
+                <w14:ligatures w14:val="none"/>
+              </w:rPr>
+              <w:t>دقت</w:t>
+            </w:r>
+          </w:p>
+        </w:tc>
+        <w:tc>
+          <w:tcPr>
+            <w:tcW w:w="1251" w:type="dxa"/>
+            <w:tcBorders>
+              <w:right w:val="nil"/>
+            </w:tcBorders>
+          </w:tcPr>
+          <w:p>
+            <w:pPr>
+              <w:bidi/>
+              <w:spacing w:after="0" w:line="240" w:lineRule="auto"/>
+              <w:jc w:val="center"/>
+              <w:rPr>
+                <w:rFonts w:ascii="B Nazanin" w:eastAsia="Times New Roman" w:hAnsi="B Nazanin" w:cs="B Nazanin"/>
+                <w:kern w:val="0"/>
+                <w:sz w:val="20"/>
+                <w:szCs w:val="20"/>
+                <w:lang w:bidi="fa-IR"/>
+                <w14:ligatures w14:val="none"/>
+              </w:rPr>
+            </w:pPr>
+            <w:r>
+              <w:rPr>
+                <w:rFonts w:ascii="B Nazanin" w:eastAsia="Times New Roman" w:hAnsi="B Nazanin" w:cs="B Nazanin" w:hint="cs"/>
+                <w:kern w:val="0"/>
+                <w:sz w:val="20"/>
+                <w:szCs w:val="20"/>
+                <w:rtl/>
+                <w:lang w:bidi="fa-IR"/>
+                <w14:ligatures w14:val="none"/>
+              </w:rPr>
+              <w:t>۸۰</w:t>
+            </w:r>
+          </w:p>
+        </w:tc>
+      </w:tr>
+      <w:tr>
+        <w:trPr>
+          <w:trHeight w:val="351"/>
+        </w:trPr>
+        <w:tc>
+          <w:tcPr>
+            <w:tcW w:w="1474" w:type="dxa"/>
+            <w:tcBorders>
+              <w:left w:val="nil"/>
+            </w:tcBorders>
+          </w:tcPr>
+          <w:p>
+            <w:pPr>
+              <w:bidi/>
+              <w:spacing w:after="0" w:line="240" w:lineRule="auto"/>
+              <w:jc w:val="center"/>
+              <w:rPr>
+                <w:rFonts w:ascii="B Nazanin" w:eastAsia="Times New Roman" w:hAnsi="B Nazanin" w:cs="B Nazanin"/>
+                <w:kern w:val="0"/>
+                <w:sz w:val="20"/>
+                <w:szCs w:val="20"/>
+                <w:rtl/>
+                <w:lang w:bidi="fa-IR"/>
+                <w14:ligatures w14:val="none"/>
+              </w:rPr>
+            </w:pPr>
+            <w:r>
+              <w:rPr>
+                <w:rFonts w:ascii="B Nazanin" w:eastAsia="Times New Roman" w:hAnsi="B Nazanin" w:cs="B Nazanin" w:hint="cs"/>
+                <w:kern w:val="0"/>
+                <w:sz w:val="20"/>
+                <w:szCs w:val="20"/>
+                <w:rtl/>
+                <w:lang w:bidi="fa-IR"/>
+                <w14:ligatures w14:val="none"/>
+              </w:rPr>
+              <w:t>پریدن</w:t>
+            </w:r>
+          </w:p>
+        </w:tc>
+        <w:tc>
+          <w:tcPr>
+            <w:tcW w:w="600" w:type="dxa"/>
+          </w:tcPr>
+          <w:p>
+            <w:pPr>
+              <w:bidi/>
+              <w:spacing w:after="0" w:line="240" w:lineRule="auto"/>
+              <w:jc w:val="center"/>
+              <w:rPr>
+                <w:rFonts w:ascii="B Nazanin" w:eastAsia="Times New Roman" w:hAnsi="B Nazanin" w:cs="B Nazanin"/>
+                <w:kern w:val="0"/>
+                <w:sz w:val="20"/>
+                <w:szCs w:val="20"/>
+                <w:rtl/>
+                <w:lang w:bidi="fa-IR"/>
+                <w14:ligatures w14:val="none"/>
+              </w:rPr>
+            </w:pPr>
+            <w:r>
+              <w:rPr>
+                <w:rFonts w:ascii="Cambria" w:eastAsia="Times New Roman" w:hAnsi="Cambria" w:cs="B Nazanin"/>
+                <w:kern w:val="0"/>
+                <w:sz w:val="20"/>
+                <w:szCs w:val="20"/>
+                <w:lang w:bidi="fa-IR"/>
+                <w14:ligatures w14:val="none"/>
+              </w:rPr>
+              <w:t>SVM</w:t>
+            </w:r>
+          </w:p>
+        </w:tc>
+        <w:tc>
+          <w:tcPr>
+            <w:tcW w:w="1033" w:type="dxa"/>
+            <w:vAlign w:val="center"/>
+          </w:tcPr>
+          <w:p>
+            <w:pPr>
+              <w:bidi/>
+              <w:spacing w:after="0" w:line="240" w:lineRule="auto"/>
+              <w:jc w:val="center"/>
+              <w:rPr>
+                <w:rFonts w:ascii="B Nazanin" w:eastAsia="Times New Roman" w:hAnsi="B Nazanin" w:cs="B Nazanin"/>
+                <w:kern w:val="0"/>
+                <w:sz w:val="20"/>
+                <w:szCs w:val="20"/>
+                <w:rtl/>
+                <w:lang w:bidi="fa-IR"/>
+                <w14:ligatures w14:val="none"/>
+              </w:rPr>
+            </w:pPr>
+            <w:r>
+              <w:rPr>
+                <w:rFonts w:ascii="B Nazanin" w:eastAsia="Times New Roman" w:hAnsi="B Nazanin" w:cs="B Nazanin" w:hint="cs"/>
+                <w:kern w:val="0"/>
+                <w:sz w:val="20"/>
+                <w:szCs w:val="20"/>
+                <w:rtl/>
+                <w:lang w:bidi="fa-IR"/>
+                <w14:ligatures w14:val="none"/>
+              </w:rPr>
+              <w:t>۱۵</w:t>
+            </w:r>
+          </w:p>
+        </w:tc>
+        <w:tc>
+          <w:tcPr>
+            <w:tcW w:w="523" w:type="dxa"/>
+          </w:tcPr>
+          <w:p>
+            <w:pPr>
+              <w:bidi/>
+              <w:spacing w:after="0" w:line="240" w:lineRule="auto"/>
+              <w:jc w:val="center"/>
+              <w:rPr>
+                <w:rFonts w:ascii="B Nazanin" w:eastAsia="Times New Roman" w:hAnsi="B Nazanin" w:cs="B Nazanin"/>
+                <w:kern w:val="0"/>
+                <w:sz w:val="20"/>
+                <w:szCs w:val="20"/>
+                <w:lang w:bidi="fa-IR"/>
+                <w14:ligatures w14:val="none"/>
+              </w:rPr>
+            </w:pPr>
+            <w:r>
+              <w:rPr>
+                <w:rFonts w:ascii="B Nazanin" w:eastAsia="Times New Roman" w:hAnsi="B Nazanin" w:cs="B Nazanin" w:hint="cs"/>
+                <w:kern w:val="0"/>
+                <w:sz w:val="20"/>
+                <w:szCs w:val="20"/>
+                <w:rtl/>
+                <w:lang w:bidi="fa-IR"/>
+                <w14:ligatures w14:val="none"/>
+              </w:rPr>
+              <w:t>دقت</w:t>
+            </w:r>
+          </w:p>
+        </w:tc>
+        <w:tc>
+          <w:tcPr>
+            <w:tcW w:w="1251" w:type="dxa"/>
+            <w:tcBorders>
+              <w:right w:val="nil"/>
+            </w:tcBorders>
+          </w:tcPr>
+          <w:p>
+            <w:pPr>
+              <w:bidi/>
+              <w:spacing w:after="0" w:line="240" w:lineRule="auto"/>
+              <w:jc w:val="center"/>
+              <w:rPr>
+                <w:rFonts w:ascii="B Nazanin" w:eastAsia="Times New Roman" w:hAnsi="B Nazanin" w:cs="B Nazanin"/>
+                <w:kern w:val="0"/>
+                <w:sz w:val="20"/>
+                <w:szCs w:val="20"/>
+                <w:lang w:bidi="fa-IR"/>
+                <w14:ligatures w14:val="none"/>
+              </w:rPr>
+            </w:pPr>
+            <w:r>
+              <w:rPr>
+                <w:rFonts w:ascii="B Nazanin" w:eastAsia="Times New Roman" w:hAnsi="B Nazanin" w:cs="B Nazanin" w:hint="cs"/>
+                <w:kern w:val="0"/>
+                <w:sz w:val="20"/>
+                <w:szCs w:val="20"/>
+                <w:rtl/>
+                <w:lang w:bidi="fa-IR"/>
+                <w14:ligatures w14:val="none"/>
+              </w:rPr>
+              <w:t>۹۰</w:t>
+            </w:r>
+          </w:p>
+        </w:tc>
+      </w:tr>
+      <w:tr>
+        <w:trPr>
+          <w:trHeight w:val="351"/>
+        </w:trPr>
+        <w:tc>
+          <w:tcPr>
+            <w:tcW w:w="1474" w:type="dxa"/>
+            <w:tcBorders>
+              <w:left w:val="nil"/>
+            </w:tcBorders>
+          </w:tcPr>
+          <w:p>
+            <w:pPr>
+              <w:bidi/>
+              <w:spacing w:after="0" w:line="240" w:lineRule="auto"/>
+              <w:jc w:val="center"/>
+              <w:rPr>
+                <w:rFonts w:ascii="B Nazanin" w:eastAsia="Times New Roman" w:hAnsi="B Nazanin" w:cs="B Nazanin"/>
+                <w:kern w:val="0"/>
+                <w:sz w:val="20"/>
+                <w:szCs w:val="20"/>
+                <w:rtl/>
+                <w:lang w:bidi="fa-IR"/>
+                <w14:ligatures w14:val="none"/>
+              </w:rPr>
+            </w:pPr>
+            <w:r>
+              <w:rPr>
+                <w:rFonts w:ascii="B Nazanin" w:eastAsia="Times New Roman" w:hAnsi="B Nazanin" w:cs="B Nazanin" w:hint="cs"/>
+                <w:kern w:val="0"/>
+                <w:sz w:val="20"/>
+                <w:szCs w:val="20"/>
+                <w:rtl/>
+                <w:lang w:bidi="fa-IR"/>
+                <w14:ligatures w14:val="none"/>
+              </w:rPr>
+              <w:t>بالا آوردن سر</w:t>
+            </w:r>
+          </w:p>
+        </w:tc>
+        <w:tc>
+          <w:tcPr>
+            <w:tcW w:w="600" w:type="dxa"/>
+          </w:tcPr>
+          <w:p>
+            <w:pPr>
+              <w:bidi/>
+              <w:spacing w:after="0" w:line="240" w:lineRule="auto"/>
+              <w:jc w:val="center"/>
+              <w:rPr>
+                <w:rFonts w:ascii="B Nazanin" w:eastAsia="Times New Roman" w:hAnsi="B Nazanin" w:cs="B Nazanin"/>
+                <w:kern w:val="0"/>
+                <w:sz w:val="20"/>
+                <w:szCs w:val="20"/>
+                <w:rtl/>
+                <w:lang w:bidi="fa-IR"/>
+                <w14:ligatures w14:val="none"/>
+              </w:rPr>
+            </w:pPr>
+            <w:r>
+              <w:rPr>
+                <w:rFonts w:ascii="Cambria" w:eastAsia="Times New Roman" w:hAnsi="Cambria" w:cs="B Nazanin"/>
+                <w:kern w:val="0"/>
+                <w:sz w:val="20"/>
+                <w:szCs w:val="20"/>
+                <w:lang w:bidi="fa-IR"/>
+                <w14:ligatures w14:val="none"/>
+              </w:rPr>
+              <w:t>SVM</w:t>
+            </w:r>
+          </w:p>
+        </w:tc>
+        <w:tc>
+          <w:tcPr>
+            <w:tcW w:w="1033" w:type="dxa"/>
+            <w:vAlign w:val="center"/>
+          </w:tcPr>
+          <w:p>
+            <w:pPr>
+              <w:bidi/>
+              <w:spacing w:after="0" w:line="240" w:lineRule="auto"/>
+              <w:jc w:val="center"/>
+              <w:rPr>
+                <w:rFonts w:ascii="B Nazanin" w:eastAsia="Times New Roman" w:hAnsi="B Nazanin" w:cs="B Nazanin"/>
+                <w:kern w:val="0"/>
+                <w:sz w:val="20"/>
+                <w:szCs w:val="20"/>
+                <w:rtl/>
+                <w:lang w:bidi="fa-IR"/>
+                <w14:ligatures w14:val="none"/>
+              </w:rPr>
+            </w:pPr>
+            <w:r>
+              <w:rPr>
+                <w:rFonts w:ascii="B Nazanin" w:eastAsia="Times New Roman" w:hAnsi="B Nazanin" w:cs="B Nazanin" w:hint="cs"/>
+                <w:kern w:val="0"/>
+                <w:sz w:val="20"/>
+                <w:szCs w:val="20"/>
+                <w:rtl/>
+                <w:lang w:bidi="fa-IR"/>
+                <w14:ligatures w14:val="none"/>
+              </w:rPr>
+              <w:t>۱۴</w:t>
+            </w:r>
+          </w:p>
+        </w:tc>
+        <w:tc>
+          <w:tcPr>
+            <w:tcW w:w="523" w:type="dxa"/>
+          </w:tcPr>
+          <w:p>
+            <w:pPr>
+              <w:bidi/>
+              <w:spacing w:after="0" w:line="240" w:lineRule="auto"/>
+              <w:jc w:val="center"/>
+              <w:rPr>
+                <w:rFonts w:ascii="B Nazanin" w:eastAsia="Times New Roman" w:hAnsi="B Nazanin" w:cs="B Nazanin"/>
+                <w:kern w:val="0"/>
+                <w:sz w:val="20"/>
+                <w:szCs w:val="20"/>
+                <w:lang w:bidi="fa-IR"/>
+                <w14:ligatures w14:val="none"/>
+              </w:rPr>
+            </w:pPr>
+            <w:r>
+              <w:rPr>
+                <w:rFonts w:ascii="B Nazanin" w:eastAsia="Times New Roman" w:hAnsi="B Nazanin" w:cs="B Nazanin" w:hint="cs"/>
+                <w:kern w:val="0"/>
+                <w:sz w:val="20"/>
+                <w:szCs w:val="20"/>
+                <w:rtl/>
+                <w:lang w:bidi="fa-IR"/>
+                <w14:ligatures w14:val="none"/>
+              </w:rPr>
+              <w:t>دقت</w:t>
+            </w:r>
+          </w:p>
+        </w:tc>
+        <w:tc>
+          <w:tcPr>
+            <w:tcW w:w="1251" w:type="dxa"/>
+            <w:tcBorders>
+              <w:right w:val="nil"/>
+            </w:tcBorders>
+          </w:tcPr>
+          <w:p>
+            <w:pPr>
+              <w:bidi/>
+              <w:spacing w:after="0" w:line="240" w:lineRule="auto"/>
+              <w:jc w:val="center"/>
+              <w:rPr>
+                <w:rFonts w:ascii="B Nazanin" w:eastAsia="Times New Roman" w:hAnsi="B Nazanin" w:cs="B Nazanin"/>
+                <w:kern w:val="0"/>
+                <w:sz w:val="20"/>
+                <w:szCs w:val="20"/>
+                <w:lang w:bidi="fa-IR"/>
+                <w14:ligatures w14:val="none"/>
+              </w:rPr>
+            </w:pPr>
+            <w:r>
+              <w:rPr>
+                <w:rFonts w:ascii="B Nazanin" w:eastAsia="Times New Roman" w:hAnsi="B Nazanin" w:cs="B Nazanin" w:hint="cs"/>
+                <w:kern w:val="0"/>
+                <w:sz w:val="20"/>
+                <w:szCs w:val="20"/>
+                <w:rtl/>
+                <w:lang w:bidi="fa-IR"/>
+                <w14:ligatures w14:val="none"/>
+              </w:rPr>
+              <w:t>۹۰</w:t>
+            </w:r>
+          </w:p>
+        </w:tc>
+      </w:tr>
+      <w:tr>
+        <w:trPr>
+          <w:trHeight w:val="351"/>
+        </w:trPr>
+        <w:tc>
+          <w:tcPr>
+            <w:tcW w:w="1474" w:type="dxa"/>
+            <w:tcBorders>
+              <w:top w:val="nil"/>
+              <w:left w:val="nil"/>
+            </w:tcBorders>
+          </w:tcPr>
+          <w:p>
+            <w:pPr>
+              <w:bidi/>
+              <w:spacing w:after="0" w:line="240" w:lineRule="auto"/>
+              <w:jc w:val="center"/>
+              <w:rPr>
+                <w:rFonts w:ascii="B Nazanin" w:eastAsia="Times New Roman" w:hAnsi="B Nazanin" w:cs="B Nazanin"/>
+                <w:kern w:val="0"/>
+                <w:sz w:val="20"/>
+                <w:szCs w:val="20"/>
+                <w:rtl/>
+                <w:lang w:bidi="fa-IR"/>
+                <w14:ligatures w14:val="none"/>
+              </w:rPr>
+            </w:pPr>
+            <w:r>
+              <w:rPr>
+                <w:rFonts w:ascii="B Nazanin" w:eastAsia="Times New Roman" w:hAnsi="B Nazanin" w:cs="B Nazanin" w:hint="cs"/>
+                <w:kern w:val="0"/>
+                <w:sz w:val="20"/>
+                <w:szCs w:val="20"/>
+                <w:rtl/>
+                <w:lang w:bidi="fa-IR"/>
+                <w14:ligatures w14:val="none"/>
+              </w:rPr>
+              <w:t>بالا رفتن از جعبه</w:t>
+            </w:r>
+          </w:p>
+        </w:tc>
+        <w:tc>
+          <w:tcPr>
+            <w:tcW w:w="600" w:type="dxa"/>
+          </w:tcPr>
+          <w:p>
+            <w:pPr>
+              <w:bidi/>
+              <w:spacing w:after="0" w:line="240" w:lineRule="auto"/>
+              <w:jc w:val="center"/>
+              <w:rPr>
+                <w:rFonts w:ascii="B Nazanin" w:eastAsia="Times New Roman" w:hAnsi="B Nazanin" w:cs="B Nazanin"/>
+                <w:kern w:val="0"/>
+                <w:sz w:val="20"/>
+                <w:szCs w:val="20"/>
+                <w:rtl/>
+                <w:lang w:bidi="fa-IR"/>
+                <w14:ligatures w14:val="none"/>
+              </w:rPr>
+            </w:pPr>
+            <w:r>
+              <w:rPr>
+                <w:rFonts w:ascii="Cambria" w:eastAsia="Times New Roman" w:hAnsi="Cambria" w:cs="B Nazanin"/>
+                <w:kern w:val="0"/>
+                <w:sz w:val="20"/>
+                <w:szCs w:val="20"/>
+                <w:lang w:bidi="fa-IR"/>
+                <w14:ligatures w14:val="none"/>
+              </w:rPr>
+              <w:t>SVM</w:t>
+            </w:r>
+          </w:p>
+        </w:tc>
+        <w:tc>
+          <w:tcPr>
+            <w:tcW w:w="1033" w:type="dxa"/>
+            <w:vAlign w:val="center"/>
+          </w:tcPr>
+          <w:p>
+            <w:pPr>
+              <w:bidi/>
+              <w:spacing w:after="0" w:line="240" w:lineRule="auto"/>
+              <w:jc w:val="center"/>
+              <w:rPr>
+                <w:rFonts w:ascii="B Nazanin" w:eastAsia="Times New Roman" w:hAnsi="B Nazanin" w:cs="B Nazanin"/>
+                <w:kern w:val="0"/>
+                <w:sz w:val="20"/>
+                <w:szCs w:val="20"/>
+                <w:rtl/>
+                <w:lang w:bidi="fa-IR"/>
+                <w14:ligatures w14:val="none"/>
+              </w:rPr>
+            </w:pPr>
+            <w:r>
+              <w:rPr>
+                <w:rFonts w:ascii="B Nazanin" w:eastAsia="Times New Roman" w:hAnsi="B Nazanin" w:cs="B Nazanin" w:hint="cs"/>
+                <w:kern w:val="0"/>
+                <w:sz w:val="20"/>
+                <w:szCs w:val="20"/>
+                <w:rtl/>
+                <w:lang w:bidi="fa-IR"/>
+                <w14:ligatures w14:val="none"/>
+              </w:rPr>
+              <w:t>۱۰</w:t>
+            </w:r>
+          </w:p>
+        </w:tc>
+        <w:tc>
+          <w:tcPr>
+            <w:tcW w:w="523" w:type="dxa"/>
+          </w:tcPr>
+          <w:p>
+            <w:pPr>
+              <w:bidi/>
+              <w:spacing w:after="0" w:line="240" w:lineRule="auto"/>
+              <w:jc w:val="center"/>
+              <w:rPr>
+                <w:rFonts w:ascii="B Nazanin" w:eastAsia="Times New Roman" w:hAnsi="B Nazanin" w:cs="B Nazanin"/>
+                <w:kern w:val="0"/>
+                <w:sz w:val="20"/>
+                <w:szCs w:val="20"/>
+                <w:lang w:bidi="fa-IR"/>
+                <w14:ligatures w14:val="none"/>
+              </w:rPr>
+            </w:pPr>
+            <w:r>
+              <w:rPr>
+                <w:rFonts w:ascii="B Nazanin" w:eastAsia="Times New Roman" w:hAnsi="B Nazanin" w:cs="B Nazanin" w:hint="cs"/>
+                <w:kern w:val="0"/>
+                <w:sz w:val="20"/>
+                <w:szCs w:val="20"/>
+                <w:rtl/>
+                <w:lang w:bidi="fa-IR"/>
+                <w14:ligatures w14:val="none"/>
+              </w:rPr>
+              <w:t>دقت</w:t>
+            </w:r>
+          </w:p>
+        </w:tc>
+        <w:tc>
+          <w:tcPr>
+            <w:tcW w:w="1251" w:type="dxa"/>
+            <w:tcBorders>
+              <w:right w:val="nil"/>
+            </w:tcBorders>
+          </w:tcPr>
+          <w:p>
+            <w:pPr>
+              <w:bidi/>
+              <w:spacing w:after="0" w:line="240" w:lineRule="auto"/>
+              <w:jc w:val="center"/>
+              <w:rPr>
+                <w:rFonts w:ascii="B Nazanin" w:eastAsia="Times New Roman" w:hAnsi="B Nazanin" w:cs="B Nazanin"/>
+                <w:kern w:val="0"/>
+                <w:sz w:val="20"/>
+                <w:szCs w:val="20"/>
+                <w:lang w:bidi="fa-IR"/>
+                <w14:ligatures w14:val="none"/>
+              </w:rPr>
+            </w:pPr>
+            <w:r>
+              <w:rPr>
+                <w:rFonts w:ascii="B Nazanin" w:eastAsia="Times New Roman" w:hAnsi="B Nazanin" w:cs="B Nazanin" w:hint="cs"/>
+                <w:kern w:val="0"/>
+                <w:sz w:val="20"/>
+                <w:szCs w:val="20"/>
+                <w:rtl/>
+                <w:lang w:bidi="fa-IR"/>
+                <w14:ligatures w14:val="none"/>
+              </w:rPr>
+              <w:t>۸۰</w:t>
+            </w:r>
+          </w:p>
+        </w:tc>
+      </w:tr>
+    </w:tbl>
+    <w:p>
+      <w:pPr>
+        <w:bidi/>
+        <w:spacing w:after="0" w:line="240" w:lineRule="auto"/>
+        <w:jc w:val="lowKashida"/>
+        <w:rPr>
+          <w:rFonts w:ascii="Times New Roman" w:eastAsia="Times New Roman" w:hAnsi="Times New Roman" w:cs="B Nazanin"/>
+          <w:kern w:val="0"/>
+          <w:sz w:val="22"/>
+          <w:szCs w:val="22"/>
+          <w:rtl/>
           <w14:ligatures w14:val="none"/>
         </w:rPr>
       </w:pPr>
@@ -10341,8 +12018,6 @@
         <w:jc w:val="lowKashida"/>
         <w:rPr>
           <w:rFonts w:ascii="Times New Roman" w:eastAsia="Times New Roman" w:hAnsi="Times New Roman" w:cs="B Nazanin"/>
-          <w:b/>
-          <w:bCs/>
           <w:kern w:val="0"/>
           <w:sz w:val="22"/>
           <w:szCs w:val="22"/>
@@ -10351,19 +12026,136 @@
           <w14:ligatures w14:val="none"/>
         </w:rPr>
       </w:pPr>
-      <w:r>
-        <w:rPr>
-          <w:rFonts w:ascii="Times New Roman" w:eastAsia="Times New Roman" w:hAnsi="Times New Roman" w:cs="B Nazanin"/>
-          <w:b/>
-          <w:bCs/>
-          <w:kern w:val="0"/>
-          <w:sz w:val="22"/>
-          <w:szCs w:val="22"/>
-          <w:rtl/>
-          <w:lang w:bidi="fa-IR"/>
-          <w14:ligatures w14:val="none"/>
-        </w:rPr>
-        <w:t>نتیجه‌گیری</w:t>
+      <w:proofErr w:type="spellStart"/>
+      <w:r>
+        <w:rPr>
+          <w:rFonts w:ascii="Times New Roman" w:eastAsia="Times New Roman" w:hAnsi="Times New Roman" w:cs="B Nazanin"/>
+          <w:kern w:val="0"/>
+          <w:sz w:val="22"/>
+          <w:szCs w:val="22"/>
+          <w:rtl/>
+          <w14:ligatures w14:val="none"/>
+        </w:rPr>
+        <w:t>محدودیت</w:t>
+      </w:r>
+      <w:proofErr w:type="spellEnd"/>
+      <w:r>
+        <w:rPr>
+          <w:rFonts w:ascii="Times New Roman" w:eastAsia="Times New Roman" w:hAnsi="Times New Roman" w:cs="B Nazanin"/>
+          <w:kern w:val="0"/>
+          <w:sz w:val="22"/>
+          <w:szCs w:val="22"/>
+          <w:rtl/>
+          <w14:ligatures w14:val="none"/>
+        </w:rPr>
+        <w:t xml:space="preserve"> </w:t>
+      </w:r>
+      <w:proofErr w:type="spellStart"/>
+      <w:r>
+        <w:rPr>
+          <w:rFonts w:ascii="Times New Roman" w:eastAsia="Times New Roman" w:hAnsi="Times New Roman" w:cs="B Nazanin"/>
+          <w:kern w:val="0"/>
+          <w:sz w:val="22"/>
+          <w:szCs w:val="22"/>
+          <w:rtl/>
+          <w14:ligatures w14:val="none"/>
+        </w:rPr>
+        <w:t>اصلی</w:t>
+      </w:r>
+      <w:proofErr w:type="spellEnd"/>
+      <w:r>
+        <w:rPr>
+          <w:rFonts w:ascii="Times New Roman" w:eastAsia="Times New Roman" w:hAnsi="Times New Roman" w:cs="B Nazanin"/>
+          <w:kern w:val="0"/>
+          <w:sz w:val="22"/>
+          <w:szCs w:val="22"/>
+          <w:rtl/>
+          <w14:ligatures w14:val="none"/>
+        </w:rPr>
+        <w:t xml:space="preserve"> </w:t>
+      </w:r>
+      <w:proofErr w:type="spellStart"/>
+      <w:r>
+        <w:rPr>
+          <w:rFonts w:ascii="Times New Roman" w:eastAsia="Times New Roman" w:hAnsi="Times New Roman" w:cs="B Nazanin"/>
+          <w:kern w:val="0"/>
+          <w:sz w:val="22"/>
+          <w:szCs w:val="22"/>
+          <w:rtl/>
+          <w14:ligatures w14:val="none"/>
+        </w:rPr>
+        <w:t>پژوهش</w:t>
+      </w:r>
+      <w:proofErr w:type="spellEnd"/>
+      <w:r>
+        <w:rPr>
+          <w:rFonts w:ascii="Times New Roman" w:eastAsia="Times New Roman" w:hAnsi="Times New Roman" w:cs="B Nazanin"/>
+          <w:kern w:val="0"/>
+          <w:sz w:val="22"/>
+          <w:szCs w:val="22"/>
+          <w:rtl/>
+          <w14:ligatures w14:val="none"/>
+        </w:rPr>
+        <w:t xml:space="preserve">، </w:t>
+      </w:r>
+      <w:proofErr w:type="spellStart"/>
+      <w:r>
+        <w:rPr>
+          <w:rFonts w:ascii="Times New Roman" w:eastAsia="Times New Roman" w:hAnsi="Times New Roman" w:cs="B Nazanin"/>
+          <w:kern w:val="0"/>
+          <w:sz w:val="22"/>
+          <w:szCs w:val="22"/>
+          <w:rtl/>
+          <w14:ligatures w14:val="none"/>
+        </w:rPr>
+        <w:t>استفاده</w:t>
+      </w:r>
+      <w:proofErr w:type="spellEnd"/>
+      <w:r>
+        <w:rPr>
+          <w:rFonts w:ascii="Times New Roman" w:eastAsia="Times New Roman" w:hAnsi="Times New Roman" w:cs="B Nazanin"/>
+          <w:kern w:val="0"/>
+          <w:sz w:val="22"/>
+          <w:szCs w:val="22"/>
+          <w:rtl/>
+          <w14:ligatures w14:val="none"/>
+        </w:rPr>
+        <w:t xml:space="preserve"> از داده‌های شبیه‌سازی‌شده توسط یک فرد سالم </w:t>
+      </w:r>
+      <w:proofErr w:type="gramStart"/>
+      <w:r>
+        <w:rPr>
+          <w:rFonts w:ascii="Times New Roman" w:eastAsia="Times New Roman" w:hAnsi="Times New Roman" w:cs="B Nazanin"/>
+          <w:kern w:val="0"/>
+          <w:sz w:val="22"/>
+          <w:szCs w:val="22"/>
+          <w:rtl/>
+          <w14:ligatures w14:val="none"/>
+        </w:rPr>
+        <w:t>و تعداد</w:t>
+      </w:r>
+      <w:proofErr w:type="gramEnd"/>
+      <w:r>
+        <w:rPr>
+          <w:rFonts w:ascii="Times New Roman" w:eastAsia="Times New Roman" w:hAnsi="Times New Roman" w:cs="B Nazanin"/>
+          <w:kern w:val="0"/>
+          <w:sz w:val="22"/>
+          <w:szCs w:val="22"/>
+          <w:rtl/>
+          <w14:ligatures w14:val="none"/>
+        </w:rPr>
+        <w:t xml:space="preserve"> محدود نمونه‌ها است. این داده‌ها نمی‌توانند تمام تفاوت‌های بیماران از نظر شدت ضعف عضلانی، خستگی و الگوهای جبرانی را بازنمایی کنند؛ ازاین‌رو نتایج حاضر باید به‌عنوان امکان‌سنجی فنی سامانه تفسیر شوند</w:t>
+      </w:r>
+      <w:r>
+        <w:rPr>
+          <w:rFonts w:ascii="Times New Roman" w:eastAsia="Times New Roman" w:hAnsi="Times New Roman" w:cs="B Nazanin"/>
+          <w:kern w:val="0"/>
+          <w:sz w:val="22"/>
+          <w:szCs w:val="22"/>
+          <w:lang w:bidi="fa-IR"/>
+          <w14:ligatures w14:val="none"/>
+        </w:rPr>
+        <w:t>.</w:t>
       </w:r>
     </w:p>
     <w:p>
@@ -10380,6 +12172,53 @@
           <w14:ligatures w14:val="none"/>
         </w:rPr>
       </w:pPr>
+    </w:p>
+    <w:p>
+      <w:pPr>
+        <w:bidi/>
+        <w:spacing w:after="0" w:line="240" w:lineRule="auto"/>
+        <w:jc w:val="lowKashida"/>
+        <w:rPr>
+          <w:rFonts w:ascii="Times New Roman" w:eastAsia="Times New Roman" w:hAnsi="Times New Roman" w:cs="B Nazanin"/>
+          <w:b/>
+          <w:bCs/>
+          <w:kern w:val="0"/>
+          <w:sz w:val="22"/>
+          <w:szCs w:val="22"/>
+          <w:rtl/>
+          <w:lang w:bidi="fa-IR"/>
+          <w14:ligatures w14:val="none"/>
+        </w:rPr>
+      </w:pPr>
+      <w:r>
+        <w:rPr>
+          <w:rFonts w:ascii="Times New Roman" w:eastAsia="Times New Roman" w:hAnsi="Times New Roman" w:cs="B Nazanin"/>
+          <w:b/>
+          <w:bCs/>
+          <w:kern w:val="0"/>
+          <w:sz w:val="22"/>
+          <w:szCs w:val="22"/>
+          <w:rtl/>
+          <w:lang w:bidi="fa-IR"/>
+          <w14:ligatures w14:val="none"/>
+        </w:rPr>
+        <w:t>نتیجه‌گیری</w:t>
+      </w:r>
+    </w:p>
+    <w:p>
+      <w:pPr>
+        <w:bidi/>
+        <w:spacing w:after="0" w:line="240" w:lineRule="auto"/>
+        <w:jc w:val="lowKashida"/>
+        <w:rPr>
+          <w:rFonts w:ascii="Times New Roman" w:eastAsia="Times New Roman" w:hAnsi="Times New Roman" w:cs="B Nazanin"/>
+          <w:kern w:val="0"/>
+          <w:sz w:val="22"/>
+          <w:szCs w:val="22"/>
+          <w:lang w:bidi="fa-IR"/>
+          <w14:ligatures w14:val="none"/>
+        </w:rPr>
+      </w:pPr>
       <w:r>
         <w:rPr>
           <w:rFonts w:ascii="B Nazanin" w:eastAsia="Times New Roman" w:hAnsi="B Nazanin" w:cs="B Nazanin"/>
@@ -10412,7 +12251,18 @@
           <w:rtl/>
           <w14:ligatures w14:val="none"/>
         </w:rPr>
-        <w:t xml:space="preserve"> ویژگی، کاهش ابعاد و آموزش مدل‌های یادگیری ماشین را فراهم می‌کند. در فعالیت ایستادن، ماشین بردار پشتیبان با </w:t>
+        <w:t xml:space="preserve"> ویژگی، کاهش ابعاد و آموزش مدل‌های یادگیری ماشین </w:t>
+      </w:r>
+      <w:r>
+        <w:rPr>
+          <w:rFonts w:ascii="B Nazanin" w:eastAsia="Times New Roman" w:hAnsi="B Nazanin" w:cs="B Nazanin"/>
+          <w:kern w:val="0"/>
+          <w:sz w:val="22"/>
+          <w:szCs w:val="22"/>
+          <w:rtl/>
+          <w14:ligatures w14:val="none"/>
+        </w:rPr>
+        <w:t xml:space="preserve">را فراهم می‌کند. در فعالیت ایستادن، ماشین بردار پشتیبان با </w:t>
       </w:r>
       <w:r>
         <w:rPr>
@@ -10760,7 +12610,7 @@
 </file>
 
 <file path=word/endnotes.xml><?xml version="1.0" encoding="utf-8"?>
-<w:endnotes xmlns:wpc="http://schemas.microsoft.com/office/word/2010/wordprocessingCanvas" xmlns:cx="http://schemas.microsoft.com/office/drawing/2014/chartex" xmlns:cx1="http://schemas.microsoft.com/office/drawing/2015/9/8/chartex" xmlns:cx2="http://schemas.microsoft.com/office/drawing/2015/10/21/chartex" xmlns:cx3="http://schemas.microsoft.com/office/drawing/2016/5/9/chartex" xmlns:cx4="http://schemas.microsoft.com/office/drawing/2016/5/10/chartex" xmlns:cx5="http://schemas.microsoft.com/office/drawing/2016/5/11/chartex" xmlns:cx6="http://schemas.microsoft.com/office/drawing/2016/5/12/chartex" xmlns:cx7="http://schemas.microsoft.com/office/drawing/2016/5/13/chartex" xmlns:cx8="http://schemas.microsoft.com/office/drawing/2016/5/14/chartex" xmlns:mc="http://schemas.openxmlformats.org/markup-compatibility/2006" xmlns:aink="http://schemas.microsoft.com/office/drawing/2016/ink" xmlns:am3d="http://schemas.microsoft.com/office/drawing/2017/model3d" xmlns:o="urn:schemas-microsoft-com:office:office" xmlns:oel="http://schemas.microsoft.com/office/2019/extlst" xmlns:r="http://schemas.openxmlformats.org/officeDocument/2006/relationships" xmlns:m="http://schemas.openxmlformats.org/officeDocument/2006/math" xmlns:v="urn:schemas-microsoft-com:vml" xmlns:wp14="http://schemas.microsoft.com/office/word/2010/wordprocessingDrawing" xmlns:wp="http://schemas.openxmlformats.org/drawingml/2006/wordprocessingDrawing" xmlns:w10="urn:schemas-microsoft-com:office:word" xmlns:w="http://schemas.openxmlformats.org/wordprocessingml/2006/main" xmlns:w14="http://schemas.microsoft.com/office/word/2010/wordml" xmlns:w15="http://schemas.microsoft.com/office/word/2012/wordml" xmlns:w16cex="http://schemas.microsoft.com/office/word/2018/wordml/cex" xmlns:w16cid="http://schemas.microsoft.com/office/word/2016/wordml/cid" xmlns:w16="http://schemas.microsoft.com/office/word/2018/wordml" xmlns:w16du="http://schemas.microsoft.com/office/word/2023/wordml/word16du" xmlns:w16sdtdh="http://schemas.microsoft.com/office/word/2020/wordml/sdtdatahash" xmlns:w16sdtfl="http://schemas.microsoft.com/office/word/2024/wordml/sdtformatlock" xmlns:w16se="http://schemas.microsoft.com/office/word/2015/wordml/symex" xmlns:wpg="http://schemas.microsoft.com/office/word/2010/wordprocessingGroup" xmlns:wpi="http://schemas.microsoft.com/office/word/2010/wordprocessingInk" xmlns:wne="http://schemas.microsoft.com/office/word/2006/wordml" xmlns:wps="http://schemas.microsoft.com/office/word/2010/wordprocessingShape" mc:Ignorable="w14 w15 w16se w16cid w16 w16cex w16sdtdh w16sdtfl w16du wp14">
+<w:endnotes xmlns:wpc="http://schemas.microsoft.com/office/word/2010/wordprocessingCanvas" xmlns:cx="http://schemas.microsoft.com/office/drawing/2014/chartex" xmlns:cx1="http://schemas.microsoft.com/office/drawing/2015/9/8/chartex" xmlns:cx2="http://schemas.microsoft.com/office/drawing/2015/10/21/chartex" xmlns:cx3="http://schemas.microsoft.com/office/drawing/2016/5/9/chartex" xmlns:cx4="http://schemas.microsoft.com/office/drawing/2016/5/10/chartex" xmlns:cx5="http://schemas.microsoft.com/office/drawing/2016/5/11/chartex" xmlns:cx6="http://schemas.microsoft.com/office/drawing/2016/5/12/chartex" xmlns:cx7="http://schemas.microsoft.com/office/drawing/2016/5/13/chartex" xmlns:cx8="http://schemas.microsoft.com/office/drawing/2016/5/14/chartex" xmlns:mc="http://schemas.openxmlformats.org/markup-compatibility/2006" xmlns:m="http://schemas.openxmlformats.org/officeDocument/2006/math" xmlns:aink="http://schemas.microsoft.com/office/drawing/2016/ink" xmlns:am3d="http://schemas.microsoft.com/office/drawing/2017/model3d" xmlns:oel="http://schemas.microsoft.com/office/2019/extlst" xmlns:r="http://schemas.openxmlformats.org/officeDocument/2006/relationships" xmlns:wp14="http://schemas.microsoft.com/office/word/2010/wordprocessingDrawing" xmlns:wp="http://schemas.openxmlformats.org/drawingml/2006/wordprocessingDrawing" xmlns:wpg="http://schemas.microsoft.com/office/word/2010/wordprocessingGroup" xmlns:wpi="http://schemas.microsoft.com/office/word/2010/wordprocessingInk" xmlns:wps="http://schemas.microsoft.com/office/word/2010/wordprocessingShape" xmlns:o="urn:schemas-microsoft-com:office:office" xmlns:v="urn:schemas-microsoft-com:vml" xmlns:w10="urn:schemas-microsoft-com:office:word" xmlns:w="http://schemas.openxmlformats.org/wordprocessingml/2006/main" xmlns:w14="http://schemas.microsoft.com/office/word/2010/wordml" xmlns:w15="http://schemas.microsoft.com/office/word/2012/wordml" xmlns:w16cei="http://schemas.microsoft.com/office/word/2026/wordml/cei" xmlns:w16cex="http://schemas.microsoft.com/office/word/2018/wordml/cex" xmlns:w16cid="http://schemas.microsoft.com/office/word/2016/wordml/cid" xmlns:w16="http://schemas.microsoft.com/office/word/2018/wordml" xmlns:w16sdtdh="http://schemas.microsoft.com/office/word/2020/wordml/sdtdatahash" xmlns:w16sdtfl="http://schemas.microsoft.com/office/word/2024/wordml/sdtformatlock" xmlns:w16se="http://schemas.microsoft.com/office/word/2015/wordml/symex" xmlns:w16du="http://schemas.microsoft.com/office/word/2023/wordml/word16du" xmlns:wne="http://schemas.microsoft.com/office/word/2006/wordml" mc:Ignorable="w14 w15 w16se w16cid w16 w16cex w16sdtdh w16sdtfl w16du wp14">
   <w:endnote w:type="separator" w:id="-1">
     <w:p>
       <w:pPr>
@@ -10785,7 +12635,7 @@
 </file>
 
 <file path=word/footer1.xml><?xml version="1.0" encoding="utf-8"?>
-<w:ftr xmlns:wpc="http://schemas.microsoft.com/office/word/2010/wordprocessingCanvas" xmlns:cx="http://schemas.microsoft.com/office/drawing/2014/chartex" xmlns:cx1="http://schemas.microsoft.com/office/drawing/2015/9/8/chartex" xmlns:cx2="http://schemas.microsoft.com/office/drawing/2015/10/21/chartex" xmlns:cx3="http://schemas.microsoft.com/office/drawing/2016/5/9/chartex" xmlns:cx4="http://schemas.microsoft.com/office/drawing/2016/5/10/chartex" xmlns:cx5="http://schemas.microsoft.com/office/drawing/2016/5/11/chartex" xmlns:cx6="http://schemas.microsoft.com/office/drawing/2016/5/12/chartex" xmlns:cx7="http://schemas.microsoft.com/office/drawing/2016/5/13/chartex" xmlns:cx8="http://schemas.microsoft.com/office/drawing/2016/5/14/chartex" xmlns:mc="http://schemas.openxmlformats.org/markup-compatibility/2006" xmlns:aink="http://schemas.microsoft.com/office/drawing/2016/ink" xmlns:am3d="http://schemas.microsoft.com/office/drawing/2017/model3d" xmlns:o="urn:schemas-microsoft-com:office:office" xmlns:oel="http://schemas.microsoft.com/office/2019/extlst" xmlns:r="http://schemas.openxmlformats.org/officeDocument/2006/relationships" xmlns:m="http://schemas.openxmlformats.org/officeDocument/2006/math" xmlns:v="urn:schemas-microsoft-com:vml" xmlns:wp14="http://schemas.microsoft.com/office/word/2010/wordprocessingDrawing" xmlns:wp="http://schemas.openxmlformats.org/drawingml/2006/wordprocessingDrawing" xmlns:w10="urn:schemas-microsoft-com:office:word" xmlns:w="http://schemas.openxmlformats.org/wordprocessingml/2006/main" xmlns:w14="http://schemas.microsoft.com/office/word/2010/wordml" xmlns:w15="http://schemas.microsoft.com/office/word/2012/wordml" xmlns:w16cex="http://schemas.microsoft.com/office/word/2018/wordml/cex" xmlns:w16cid="http://schemas.microsoft.com/office/word/2016/wordml/cid" xmlns:w16="http://schemas.microsoft.com/office/word/2018/wordml" xmlns:w16du="http://schemas.microsoft.com/office/word/2023/wordml/word16du" xmlns:w16sdtdh="http://schemas.microsoft.com/office/word/2020/wordml/sdtdatahash" xmlns:w16sdtfl="http://schemas.microsoft.com/office/word/2024/wordml/sdtformatlock" xmlns:w16se="http://schemas.microsoft.com/office/word/2015/wordml/symex" xmlns:wpg="http://schemas.microsoft.com/office/word/2010/wordprocessingGroup" xmlns:wpi="http://schemas.microsoft.com/office/word/2010/wordprocessingInk" xmlns:wne="http://schemas.microsoft.com/office/word/2006/wordml" xmlns:wps="http://schemas.microsoft.com/office/word/2010/wordprocessingShape" mc:Ignorable="w14 w15 w16se w16cid w16 w16cex w16sdtdh w16sdtfl w16du wp14">
+<w:ftr xmlns:wpc="http://schemas.microsoft.com/office/word/2010/wordprocessingCanvas" xmlns:cx="http://schemas.microsoft.com/office/drawing/2014/chartex" xmlns:cx1="http://schemas.microsoft.com/office/drawing/2015/9/8/chartex" xmlns:cx2="http://schemas.microsoft.com/office/drawing/2015/10/21/chartex" xmlns:cx3="http://schemas.microsoft.com/office/drawing/2016/5/9/chartex" xmlns:cx4="http://schemas.microsoft.com/office/drawing/2016/5/10/chartex" xmlns:cx5="http://schemas.microsoft.com/office/drawing/2016/5/11/chartex" xmlns:cx6="http://schemas.microsoft.com/office/drawing/2016/5/12/chartex" xmlns:cx7="http://schemas.microsoft.com/office/drawing/2016/5/13/chartex" xmlns:cx8="http://schemas.microsoft.com/office/drawing/2016/5/14/chartex" xmlns:mc="http://schemas.openxmlformats.org/markup-compatibility/2006" xmlns:m="http://schemas.openxmlformats.org/officeDocument/2006/math" xmlns:aink="http://schemas.microsoft.com/office/drawing/2016/ink" xmlns:am3d="http://schemas.microsoft.com/office/drawing/2017/model3d" xmlns:oel="http://schemas.microsoft.com/office/2019/extlst" xmlns:r="http://schemas.openxmlformats.org/officeDocument/2006/relationships" xmlns:wp14="http://schemas.microsoft.com/office/word/2010/wordprocessingDrawing" xmlns:wp="http://schemas.openxmlformats.org/drawingml/2006/wordprocessingDrawing" xmlns:wpg="http://schemas.microsoft.com/office/word/2010/wordprocessingGroup" xmlns:wpi="http://schemas.microsoft.com/office/word/2010/wordprocessingInk" xmlns:wps="http://schemas.microsoft.com/office/word/2010/wordprocessingShape" xmlns:o="urn:schemas-microsoft-com:office:office" xmlns:v="urn:schemas-microsoft-com:vml" xmlns:w10="urn:schemas-microsoft-com:office:word" xmlns:w="http://schemas.openxmlformats.org/wordprocessingml/2006/main" xmlns:w14="http://schemas.microsoft.com/office/word/2010/wordml" xmlns:w15="http://schemas.microsoft.com/office/word/2012/wordml" xmlns:w16cei="http://schemas.microsoft.com/office/word/2026/wordml/cei" xmlns:w16cex="http://schemas.microsoft.com/office/word/2018/wordml/cex" xmlns:w16cid="http://schemas.microsoft.com/office/word/2016/wordml/cid" xmlns:w16="http://schemas.microsoft.com/office/word/2018/wordml" xmlns:w16sdtdh="http://schemas.microsoft.com/office/word/2020/wordml/sdtdatahash" xmlns:w16sdtfl="http://schemas.microsoft.com/office/word/2024/wordml/sdtformatlock" xmlns:w16se="http://schemas.microsoft.com/office/word/2015/wordml/symex" xmlns:w16du="http://schemas.microsoft.com/office/word/2023/wordml/word16du" xmlns:wne="http://schemas.microsoft.com/office/word/2006/wordml" mc:Ignorable="w14 w15 w16se w16cid w16 w16cex w16sdtdh w16sdtfl w16du wp14">
   <w:p>
     <w:pPr>
       <w:pStyle w:val="Footer"/>
@@ -10824,7 +12674,7 @@
 </file>
 
 <file path=word/footer2.xml><?xml version="1.0" encoding="utf-8"?>
-<w:ftr xmlns:wpc="http://schemas.microsoft.com/office/word/2010/wordprocessingCanvas" xmlns:cx="http://schemas.microsoft.com/office/drawing/2014/chartex" xmlns:cx1="http://schemas.microsoft.com/office/drawing/2015/9/8/chartex" xmlns:cx2="http://schemas.microsoft.com/office/drawing/2015/10/21/chartex" xmlns:cx3="http://schemas.microsoft.com/office/drawing/2016/5/9/chartex" xmlns:cx4="http://schemas.microsoft.com/office/drawing/2016/5/10/chartex" xmlns:cx5="http://schemas.microsoft.com/office/drawing/2016/5/11/chartex" xmlns:cx6="http://schemas.microsoft.com/office/drawing/2016/5/12/chartex" xmlns:cx7="http://schemas.microsoft.com/office/drawing/2016/5/13/chartex" xmlns:cx8="http://schemas.microsoft.com/office/drawing/2016/5/14/chartex" xmlns:mc="http://schemas.openxmlformats.org/markup-compatibility/2006" xmlns:aink="http://schemas.microsoft.com/office/drawing/2016/ink" xmlns:am3d="http://schemas.microsoft.com/office/drawing/2017/model3d" xmlns:o="urn:schemas-microsoft-com:office:office" xmlns:oel="http://schemas.microsoft.com/office/2019/extlst" xmlns:r="http://schemas.openxmlformats.org/officeDocument/2006/relationships" xmlns:m="http://schemas.openxmlformats.org/officeDocument/2006/math" xmlns:v="urn:schemas-microsoft-com:vml" xmlns:wp14="http://schemas.microsoft.com/office/word/2010/wordprocessingDrawing" xmlns:wp="http://schemas.openxmlformats.org/drawingml/2006/wordprocessingDrawing" xmlns:w10="urn:schemas-microsoft-com:office:word" xmlns:w="http://schemas.openxmlformats.org/wordprocessingml/2006/main" xmlns:w14="http://schemas.microsoft.com/office/word/2010/wordml" xmlns:w15="http://schemas.microsoft.com/office/word/2012/wordml" xmlns:w16cex="http://schemas.microsoft.com/office/word/2018/wordml/cex" xmlns:w16cid="http://schemas.microsoft.com/office/word/2016/wordml/cid" xmlns:w16="http://schemas.microsoft.com/office/word/2018/wordml" xmlns:w16du="http://schemas.microsoft.com/office/word/2023/wordml/word16du" xmlns:w16sdtdh="http://schemas.microsoft.com/office/word/2020/wordml/sdtdatahash" xmlns:w16sdtfl="http://schemas.microsoft.com/office/word/2024/wordml/sdtformatlock" xmlns:w16se="http://schemas.microsoft.com/office/word/2015/wordml/symex" xmlns:wpg="http://schemas.microsoft.com/office/word/2010/wordprocessingGroup" xmlns:wpi="http://schemas.microsoft.com/office/word/2010/wordprocessingInk" xmlns:wne="http://schemas.microsoft.com/office/word/2006/wordml" xmlns:wps="http://schemas.microsoft.com/office/word/2010/wordprocessingShape" mc:Ignorable="w14 w15 w16se w16cid w16 w16cex w16sdtdh w16sdtfl w16du wp14">
+<w:ftr xmlns:wpc="http://schemas.microsoft.com/office/word/2010/wordprocessingCanvas" xmlns:cx="http://schemas.microsoft.com/office/drawing/2014/chartex" xmlns:cx1="http://schemas.microsoft.com/office/drawing/2015/9/8/chartex" xmlns:cx2="http://schemas.microsoft.com/office/drawing/2015/10/21/chartex" xmlns:cx3="http://schemas.microsoft.com/office/drawing/2016/5/9/chartex" xmlns:cx4="http://schemas.microsoft.com/office/drawing/2016/5/10/chartex" xmlns:cx5="http://schemas.microsoft.com/office/drawing/2016/5/11/chartex" xmlns:cx6="http://schemas.microsoft.com/office/drawing/2016/5/12/chartex" xmlns:cx7="http://schemas.microsoft.com/office/drawing/2016/5/13/chartex" xmlns:cx8="http://schemas.microsoft.com/office/drawing/2016/5/14/chartex" xmlns:mc="http://schemas.openxmlformats.org/markup-compatibility/2006" xmlns:m="http://schemas.openxmlformats.org/officeDocument/2006/math" xmlns:aink="http://schemas.microsoft.com/office/drawing/2016/ink" xmlns:am3d="http://schemas.microsoft.com/office/drawing/2017/model3d" xmlns:oel="http://schemas.microsoft.com/office/2019/extlst" xmlns:r="http://schemas.openxmlformats.org/officeDocument/2006/relationships" xmlns:wp14="http://schemas.microsoft.com/office/word/2010/wordprocessingDrawing" xmlns:wp="http://schemas.openxmlformats.org/drawingml/2006/wordprocessingDrawing" xmlns:wpg="http://schemas.microsoft.com/office/word/2010/wordprocessingGroup" xmlns:wpi="http://schemas.microsoft.com/office/word/2010/wordprocessingInk" xmlns:wps="http://schemas.microsoft.com/office/word/2010/wordprocessingShape" xmlns:o="urn:schemas-microsoft-com:office:office" xmlns:v="urn:schemas-microsoft-com:vml" xmlns:w10="urn:schemas-microsoft-com:office:word" xmlns:w="http://schemas.openxmlformats.org/wordprocessingml/2006/main" xmlns:w14="http://schemas.microsoft.com/office/word/2010/wordml" xmlns:w15="http://schemas.microsoft.com/office/word/2012/wordml" xmlns:w16cei="http://schemas.microsoft.com/office/word/2026/wordml/cei" xmlns:w16cex="http://schemas.microsoft.com/office/word/2018/wordml/cex" xmlns:w16cid="http://schemas.microsoft.com/office/word/2016/wordml/cid" xmlns:w16="http://schemas.microsoft.com/office/word/2018/wordml" xmlns:w16sdtdh="http://schemas.microsoft.com/office/word/2020/wordml/sdtdatahash" xmlns:w16sdtfl="http://schemas.microsoft.com/office/word/2024/wordml/sdtformatlock" xmlns:w16se="http://schemas.microsoft.com/office/word/2015/wordml/symex" xmlns:w16du="http://schemas.microsoft.com/office/word/2023/wordml/word16du" xmlns:wne="http://schemas.microsoft.com/office/word/2006/wordml" mc:Ignorable="w14 w15 w16se w16cid w16 w16cex w16sdtdh w16sdtfl w16du wp14">
   <w:tbl>
     <w:tblPr>
       <w:tblW w:w="0" w:type="auto"/>
@@ -10946,7 +12796,7 @@
 </file>
 
 <file path=word/footer3.xml><?xml version="1.0" encoding="utf-8"?>
-<w:ftr xmlns:wpc="http://schemas.microsoft.com/office/word/2010/wordprocessingCanvas" xmlns:cx="http://schemas.microsoft.com/office/drawing/2014/chartex" xmlns:cx1="http://schemas.microsoft.com/office/drawing/2015/9/8/chartex" xmlns:cx2="http://schemas.microsoft.com/office/drawing/2015/10/21/chartex" xmlns:cx3="http://schemas.microsoft.com/office/drawing/2016/5/9/chartex" xmlns:cx4="http://schemas.microsoft.com/office/drawing/2016/5/10/chartex" xmlns:cx5="http://schemas.microsoft.com/office/drawing/2016/5/11/chartex" xmlns:cx6="http://schemas.microsoft.com/office/drawing/2016/5/12/chartex" xmlns:cx7="http://schemas.microsoft.com/office/drawing/2016/5/13/chartex" xmlns:cx8="http://schemas.microsoft.com/office/drawing/2016/5/14/chartex" xmlns:mc="http://schemas.openxmlformats.org/markup-compatibility/2006" xmlns:aink="http://schemas.microsoft.com/office/drawing/2016/ink" xmlns:am3d="http://schemas.microsoft.com/office/drawing/2017/model3d" xmlns:o="urn:schemas-microsoft-com:office:office" xmlns:oel="http://schemas.microsoft.com/office/2019/extlst" xmlns:r="http://schemas.openxmlformats.org/officeDocument/2006/relationships" xmlns:m="http://schemas.openxmlformats.org/officeDocument/2006/math" xmlns:v="urn:schemas-microsoft-com:vml" xmlns:wp14="http://schemas.microsoft.com/office/word/2010/wordprocessingDrawing" xmlns:wp="http://schemas.openxmlformats.org/drawingml/2006/wordprocessingDrawing" xmlns:w10="urn:schemas-microsoft-com:office:word" xmlns:w="http://schemas.openxmlformats.org/wordprocessingml/2006/main" xmlns:w14="http://schemas.microsoft.com/office/word/2010/wordml" xmlns:w15="http://schemas.microsoft.com/office/word/2012/wordml" xmlns:w16cex="http://schemas.microsoft.com/office/word/2018/wordml/cex" xmlns:w16cid="http://schemas.microsoft.com/office/word/2016/wordml/cid" xmlns:w16="http://schemas.microsoft.com/office/word/2018/wordml" xmlns:w16du="http://schemas.microsoft.com/office/word/2023/wordml/word16du" xmlns:w16sdtdh="http://schemas.microsoft.com/office/word/2020/wordml/sdtdatahash" xmlns:w16sdtfl="http://schemas.microsoft.com/office/word/2024/wordml/sdtformatlock" xmlns:w16se="http://schemas.microsoft.com/office/word/2015/wordml/symex" xmlns:wpg="http://schemas.microsoft.com/office/word/2010/wordprocessingGroup" xmlns:wpi="http://schemas.microsoft.com/office/word/2010/wordprocessingInk" xmlns:wne="http://schemas.microsoft.com/office/word/2006/wordml" xmlns:wps="http://schemas.microsoft.com/office/word/2010/wordprocessingShape" mc:Ignorable="w14 w15 w16se w16cid w16 w16cex w16sdtdh w16sdtfl w16du wp14">
+<w:ftr xmlns:wpc="http://schemas.microsoft.com/office/word/2010/wordprocessingCanvas" xmlns:cx="http://schemas.microsoft.com/office/drawing/2014/chartex" xmlns:cx1="http://schemas.microsoft.com/office/drawing/2015/9/8/chartex" xmlns:cx2="http://schemas.microsoft.com/office/drawing/2015/10/21/chartex" xmlns:cx3="http://schemas.microsoft.com/office/drawing/2016/5/9/chartex" xmlns:cx4="http://schemas.microsoft.com/office/drawing/2016/5/10/chartex" xmlns:cx5="http://schemas.microsoft.com/office/drawing/2016/5/11/chartex" xmlns:cx6="http://schemas.microsoft.com/office/drawing/2016/5/12/chartex" xmlns:cx7="http://schemas.microsoft.com/office/drawing/2016/5/13/chartex" xmlns:cx8="http://schemas.microsoft.com/office/drawing/2016/5/14/chartex" xmlns:mc="http://schemas.openxmlformats.org/markup-compatibility/2006" xmlns:m="http://schemas.openxmlformats.org/officeDocument/2006/math" xmlns:aink="http://schemas.microsoft.com/office/drawing/2016/ink" xmlns:am3d="http://schemas.microsoft.com/office/drawing/2017/model3d" xmlns:oel="http://schemas.microsoft.com/office/2019/extlst" xmlns:r="http://schemas.openxmlformats.org/officeDocument/2006/relationships" xmlns:wp14="http://schemas.microsoft.com/office/word/2010/wordprocessingDrawing" xmlns:wp="http://schemas.openxmlformats.org/drawingml/2006/wordprocessingDrawing" xmlns:wpg="http://schemas.microsoft.com/office/word/2010/wordprocessingGroup" xmlns:wpi="http://schemas.microsoft.com/office/word/2010/wordprocessingInk" xmlns:wps="http://schemas.microsoft.com/office/word/2010/wordprocessingShape" xmlns:o="urn:schemas-microsoft-com:office:office" xmlns:v="urn:schemas-microsoft-com:vml" xmlns:w10="urn:schemas-microsoft-com:office:word" xmlns:w="http://schemas.openxmlformats.org/wordprocessingml/2006/main" xmlns:w14="http://schemas.microsoft.com/office/word/2010/wordml" xmlns:w15="http://schemas.microsoft.com/office/word/2012/wordml" xmlns:w16cei="http://schemas.microsoft.com/office/word/2026/wordml/cei" xmlns:w16cex="http://schemas.microsoft.com/office/word/2018/wordml/cex" xmlns:w16cid="http://schemas.microsoft.com/office/word/2016/wordml/cid" xmlns:w16="http://schemas.microsoft.com/office/word/2018/wordml" xmlns:w16sdtdh="http://schemas.microsoft.com/office/word/2020/wordml/sdtdatahash" xmlns:w16sdtfl="http://schemas.microsoft.com/office/word/2024/wordml/sdtformatlock" xmlns:w16se="http://schemas.microsoft.com/office/word/2015/wordml/symex" xmlns:w16du="http://schemas.microsoft.com/office/word/2023/wordml/word16du" xmlns:wne="http://schemas.microsoft.com/office/word/2006/wordml" mc:Ignorable="w14 w15 w16se w16cid w16 w16cex w16sdtdh w16sdtfl w16du wp14">
   <w:p>
     <w:pPr>
       <w:pStyle w:val="Footer"/>
@@ -10972,7 +12822,7 @@
 </file>
 
 <file path=word/footer4.xml><?xml version="1.0" encoding="utf-8"?>
-<w:ftr xmlns:wpc="http://schemas.microsoft.com/office/word/2010/wordprocessingCanvas" xmlns:cx="http://schemas.microsoft.com/office/drawing/2014/chartex" xmlns:cx1="http://schemas.microsoft.com/office/drawing/2015/9/8/chartex" xmlns:cx2="http://schemas.microsoft.com/office/drawing/2015/10/21/chartex" xmlns:cx3="http://schemas.microsoft.com/office/drawing/2016/5/9/chartex" xmlns:cx4="http://schemas.microsoft.com/office/drawing/2016/5/10/chartex" xmlns:cx5="http://schemas.microsoft.com/office/drawing/2016/5/11/chartex" xmlns:cx6="http://schemas.microsoft.com/office/drawing/2016/5/12/chartex" xmlns:cx7="http://schemas.microsoft.com/office/drawing/2016/5/13/chartex" xmlns:cx8="http://schemas.microsoft.com/office/drawing/2016/5/14/chartex" xmlns:mc="http://schemas.openxmlformats.org/markup-compatibility/2006" xmlns:aink="http://schemas.microsoft.com/office/drawing/2016/ink" xmlns:am3d="http://schemas.microsoft.com/office/drawing/2017/model3d" xmlns:o="urn:schemas-microsoft-com:office:office" xmlns:oel="http://schemas.microsoft.com/office/2019/extlst" xmlns:r="http://schemas.openxmlformats.org/officeDocument/2006/relationships" xmlns:m="http://schemas.openxmlformats.org/officeDocument/2006/math" xmlns:v="urn:schemas-microsoft-com:vml" xmlns:wp14="http://schemas.microsoft.com/office/word/2010/wordprocessingDrawing" xmlns:wp="http://schemas.openxmlformats.org/drawingml/2006/wordprocessingDrawing" xmlns:w10="urn:schemas-microsoft-com:office:word" xmlns:w="http://schemas.openxmlformats.org/wordprocessingml/2006/main" xmlns:w14="http://schemas.microsoft.com/office/word/2010/wordml" xmlns:w15="http://schemas.microsoft.com/office/word/2012/wordml" xmlns:w16cex="http://schemas.microsoft.com/office/word/2018/wordml/cex" xmlns:w16cid="http://schemas.microsoft.com/office/word/2016/wordml/cid" xmlns:w16="http://schemas.microsoft.com/office/word/2018/wordml" xmlns:w16du="http://schemas.microsoft.com/office/word/2023/wordml/word16du" xmlns:w16sdtdh="http://schemas.microsoft.com/office/word/2020/wordml/sdtdatahash" xmlns:w16sdtfl="http://schemas.microsoft.com/office/word/2024/wordml/sdtformatlock" xmlns:w16se="http://schemas.microsoft.com/office/word/2015/wordml/symex" xmlns:wpg="http://schemas.microsoft.com/office/word/2010/wordprocessingGroup" xmlns:wpi="http://schemas.microsoft.com/office/word/2010/wordprocessingInk" xmlns:wne="http://schemas.microsoft.com/office/word/2006/wordml" xmlns:wps="http://schemas.microsoft.com/office/word/2010/wordprocessingShape" mc:Ignorable="w14 w15 w16se w16cid w16 w16cex w16sdtdh w16sdtfl w16du wp14">
+<w:ftr xmlns:wpc="http://schemas.microsoft.com/office/word/2010/wordprocessingCanvas" xmlns:cx="http://schemas.microsoft.com/office/drawing/2014/chartex" xmlns:cx1="http://schemas.microsoft.com/office/drawing/2015/9/8/chartex" xmlns:cx2="http://schemas.microsoft.com/office/drawing/2015/10/21/chartex" xmlns:cx3="http://schemas.microsoft.com/office/drawing/2016/5/9/chartex" xmlns:cx4="http://schemas.microsoft.com/office/drawing/2016/5/10/chartex" xmlns:cx5="http://schemas.microsoft.com/office/drawing/2016/5/11/chartex" xmlns:cx6="http://schemas.microsoft.com/office/drawing/2016/5/12/chartex" xmlns:cx7="http://schemas.microsoft.com/office/drawing/2016/5/13/chartex" xmlns:cx8="http://schemas.microsoft.com/office/drawing/2016/5/14/chartex" xmlns:mc="http://schemas.openxmlformats.org/markup-compatibility/2006" xmlns:m="http://schemas.openxmlformats.org/officeDocument/2006/math" xmlns:aink="http://schemas.microsoft.com/office/drawing/2016/ink" xmlns:am3d="http://schemas.microsoft.com/office/drawing/2017/model3d" xmlns:oel="http://schemas.microsoft.com/office/2019/extlst" xmlns:r="http://schemas.openxmlformats.org/officeDocument/2006/relationships" xmlns:wp14="http://schemas.microsoft.com/office/word/2010/wordprocessingDrawing" xmlns:wp="http://schemas.openxmlformats.org/drawingml/2006/wordprocessingDrawing" xmlns:wpg="http://schemas.microsoft.com/office/word/2010/wordprocessingGroup" xmlns:wpi="http://schemas.microsoft.com/office/word/2010/wordprocessingInk" xmlns:wps="http://schemas.microsoft.com/office/word/2010/wordprocessingShape" xmlns:o="urn:schemas-microsoft-com:office:office" xmlns:v="urn:schemas-microsoft-com:vml" xmlns:w10="urn:schemas-microsoft-com:office:word" xmlns:w="http://schemas.openxmlformats.org/wordprocessingml/2006/main" xmlns:w14="http://schemas.microsoft.com/office/word/2010/wordml" xmlns:w15="http://schemas.microsoft.com/office/word/2012/wordml" xmlns:w16cei="http://schemas.microsoft.com/office/word/2026/wordml/cei" xmlns:w16cex="http://schemas.microsoft.com/office/word/2018/wordml/cex" xmlns:w16cid="http://schemas.microsoft.com/office/word/2016/wordml/cid" xmlns:w16="http://schemas.microsoft.com/office/word/2018/wordml" xmlns:w16sdtdh="http://schemas.microsoft.com/office/word/2020/wordml/sdtdatahash" xmlns:w16sdtfl="http://schemas.microsoft.com/office/word/2024/wordml/sdtformatlock" xmlns:w16se="http://schemas.microsoft.com/office/word/2015/wordml/symex" xmlns:w16du="http://schemas.microsoft.com/office/word/2023/wordml/word16du" xmlns:wne="http://schemas.microsoft.com/office/word/2006/wordml" mc:Ignorable="w14 w15 w16se w16cid w16 w16cex w16sdtdh w16sdtfl w16du wp14">
   <w:p>
     <w:pPr>
       <w:pStyle w:val="Footer"/>
@@ -11011,7 +12861,7 @@
 </file>
 
 <file path=word/footer5.xml><?xml version="1.0" encoding="utf-8"?>
-<w:ftr xmlns:wpc="http://schemas.microsoft.com/office/word/2010/wordprocessingCanvas" xmlns:cx="http://schemas.microsoft.com/office/drawing/2014/chartex" xmlns:cx1="http://schemas.microsoft.com/office/drawing/2015/9/8/chartex" xmlns:cx2="http://schemas.microsoft.com/office/drawing/2015/10/21/chartex" xmlns:cx3="http://schemas.microsoft.com/office/drawing/2016/5/9/chartex" xmlns:cx4="http://schemas.microsoft.com/office/drawing/2016/5/10/chartex" xmlns:cx5="http://schemas.microsoft.com/office/drawing/2016/5/11/chartex" xmlns:cx6="http://schemas.microsoft.com/office/drawing/2016/5/12/chartex" xmlns:cx7="http://schemas.microsoft.com/office/drawing/2016/5/13/chartex" xmlns:cx8="http://schemas.microsoft.com/office/drawing/2016/5/14/chartex" xmlns:mc="http://schemas.openxmlformats.org/markup-compatibility/2006" xmlns:aink="http://schemas.microsoft.com/office/drawing/2016/ink" xmlns:am3d="http://schemas.microsoft.com/office/drawing/2017/model3d" xmlns:o="urn:schemas-microsoft-com:office:office" xmlns:oel="http://schemas.microsoft.com/office/2019/extlst" xmlns:r="http://schemas.openxmlformats.org/officeDocument/2006/relationships" xmlns:m="http://schemas.openxmlformats.org/officeDocument/2006/math" xmlns:v="urn:schemas-microsoft-com:vml" xmlns:wp14="http://schemas.microsoft.com/office/word/2010/wordprocessingDrawing" xmlns:wp="http://schemas.openxmlformats.org/drawingml/2006/wordprocessingDrawing" xmlns:w10="urn:schemas-microsoft-com:office:word" xmlns:w="http://schemas.openxmlformats.org/wordprocessingml/2006/main" xmlns:w14="http://schemas.microsoft.com/office/word/2010/wordml" xmlns:w15="http://schemas.microsoft.com/office/word/2012/wordml" xmlns:w16cex="http://schemas.microsoft.com/office/word/2018/wordml/cex" xmlns:w16cid="http://schemas.microsoft.com/office/word/2016/wordml/cid" xmlns:w16="http://schemas.microsoft.com/office/word/2018/wordml" xmlns:w16du="http://schemas.microsoft.com/office/word/2023/wordml/word16du" xmlns:w16sdtdh="http://schemas.microsoft.com/office/word/2020/wordml/sdtdatahash" xmlns:w16sdtfl="http://schemas.microsoft.com/office/word/2024/wordml/sdtformatlock" xmlns:w16se="http://schemas.microsoft.com/office/word/2015/wordml/symex" xmlns:wpg="http://schemas.microsoft.com/office/word/2010/wordprocessingGroup" xmlns:wpi="http://schemas.microsoft.com/office/word/2010/wordprocessingInk" xmlns:wne="http://schemas.microsoft.com/office/word/2006/wordml" xmlns:wps="http://schemas.microsoft.com/office/word/2010/wordprocessingShape" mc:Ignorable="w14 w15 w16se w16cid w16 w16cex w16sdtdh w16sdtfl w16du wp14">
+<w:ftr xmlns:wpc="http://schemas.microsoft.com/office/word/2010/wordprocessingCanvas" xmlns:cx="http://schemas.microsoft.com/office/drawing/2014/chartex" xmlns:cx1="http://schemas.microsoft.com/office/drawing/2015/9/8/chartex" xmlns:cx2="http://schemas.microsoft.com/office/drawing/2015/10/21/chartex" xmlns:cx3="http://schemas.microsoft.com/office/drawing/2016/5/9/chartex" xmlns:cx4="http://schemas.microsoft.com/office/drawing/2016/5/10/chartex" xmlns:cx5="http://schemas.microsoft.com/office/drawing/2016/5/11/chartex" xmlns:cx6="http://schemas.microsoft.com/office/drawing/2016/5/12/chartex" xmlns:cx7="http://schemas.microsoft.com/office/drawing/2016/5/13/chartex" xmlns:cx8="http://schemas.microsoft.com/office/drawing/2016/5/14/chartex" xmlns:mc="http://schemas.openxmlformats.org/markup-compatibility/2006" xmlns:m="http://schemas.openxmlformats.org/officeDocument/2006/math" xmlns:aink="http://schemas.microsoft.com/office/drawing/2016/ink" xmlns:am3d="http://schemas.microsoft.com/office/drawing/2017/model3d" xmlns:oel="http://schemas.microsoft.com/office/2019/extlst" xmlns:r="http://schemas.openxmlformats.org/officeDocument/2006/relationships" xmlns:wp14="http://schemas.microsoft.com/office/word/2010/wordprocessingDrawing" xmlns:wp="http://schemas.openxmlformats.org/drawingml/2006/wordprocessingDrawing" xmlns:wpg="http://schemas.microsoft.com/office/word/2010/wordprocessingGroup" xmlns:wpi="http://schemas.microsoft.com/office/word/2010/wordprocessingInk" xmlns:wps="http://schemas.microsoft.com/office/word/2010/wordprocessingShape" xmlns:o="urn:schemas-microsoft-com:office:office" xmlns:v="urn:schemas-microsoft-com:vml" xmlns:w10="urn:schemas-microsoft-com:office:word" xmlns:w="http://schemas.openxmlformats.org/wordprocessingml/2006/main" xmlns:w14="http://schemas.microsoft.com/office/word/2010/wordml" xmlns:w15="http://schemas.microsoft.com/office/word/2012/wordml" xmlns:w16cei="http://schemas.microsoft.com/office/word/2026/wordml/cei" xmlns:w16cex="http://schemas.microsoft.com/office/word/2018/wordml/cex" xmlns:w16cid="http://schemas.microsoft.com/office/word/2016/wordml/cid" xmlns:w16="http://schemas.microsoft.com/office/word/2018/wordml" xmlns:w16sdtdh="http://schemas.microsoft.com/office/word/2020/wordml/sdtdatahash" xmlns:w16sdtfl="http://schemas.microsoft.com/office/word/2024/wordml/sdtformatlock" xmlns:w16se="http://schemas.microsoft.com/office/word/2015/wordml/symex" xmlns:w16du="http://schemas.microsoft.com/office/word/2023/wordml/word16du" xmlns:wne="http://schemas.microsoft.com/office/word/2006/wordml" mc:Ignorable="w14 w15 w16se w16cid w16 w16cex w16sdtdh w16sdtfl w16du wp14">
   <w:p>
     <w:pPr>
       <w:pStyle w:val="Footer"/>
@@ -11083,7 +12933,7 @@
 </file>
 
 <file path=word/footnotes.xml><?xml version="1.0" encoding="utf-8"?>
-<w:footnotes xmlns:wpc="http://schemas.microsoft.com/office/word/2010/wordprocessingCanvas" xmlns:cx="http://schemas.microsoft.com/office/drawing/2014/chartex" xmlns:cx1="http://schemas.microsoft.com/office/drawing/2015/9/8/chartex" xmlns:cx2="http://schemas.microsoft.com/office/drawing/2015/10/21/chartex" xmlns:cx3="http://schemas.microsoft.com/office/drawing/2016/5/9/chartex" xmlns:cx4="http://schemas.microsoft.com/office/drawing/2016/5/10/chartex" xmlns:cx5="http://schemas.microsoft.com/office/drawing/2016/5/11/chartex" xmlns:cx6="http://schemas.microsoft.com/office/drawing/2016/5/12/chartex" xmlns:cx7="http://schemas.microsoft.com/office/drawing/2016/5/13/chartex" xmlns:cx8="http://schemas.microsoft.com/office/drawing/2016/5/14/chartex" xmlns:mc="http://schemas.openxmlformats.org/markup-compatibility/2006" xmlns:aink="http://schemas.microsoft.com/office/drawing/2016/ink" xmlns:am3d="http://schemas.microsoft.com/office/drawing/2017/model3d" xmlns:o="urn:schemas-microsoft-com:office:office" xmlns:oel="http://schemas.microsoft.com/office/2019/extlst" xmlns:r="http://schemas.openxmlformats.org/officeDocument/2006/relationships" xmlns:m="http://schemas.openxmlformats.org/officeDocument/2006/math" xmlns:v="urn:schemas-microsoft-com:vml" xmlns:wp14="http://schemas.microsoft.com/office/word/2010/wordprocessingDrawing" xmlns:wp="http://schemas.openxmlformats.org/drawingml/2006/wordprocessingDrawing" xmlns:w10="urn:schemas-microsoft-com:office:word" xmlns:w="http://schemas.openxmlformats.org/wordprocessingml/2006/main" xmlns:w14="http://schemas.microsoft.com/office/word/2010/wordml" xmlns:w15="http://schemas.microsoft.com/office/word/2012/wordml" xmlns:w16cex="http://schemas.microsoft.com/office/word/2018/wordml/cex" xmlns:w16cid="http://schemas.microsoft.com/office/word/2016/wordml/cid" xmlns:w16="http://schemas.microsoft.com/office/word/2018/wordml" xmlns:w16du="http://schemas.microsoft.com/office/word/2023/wordml/word16du" xmlns:w16sdtdh="http://schemas.microsoft.com/office/word/2020/wordml/sdtdatahash" xmlns:w16sdtfl="http://schemas.microsoft.com/office/word/2024/wordml/sdtformatlock" xmlns:w16se="http://schemas.microsoft.com/office/word/2015/wordml/symex" xmlns:wpg="http://schemas.microsoft.com/office/word/2010/wordprocessingGroup" xmlns:wpi="http://schemas.microsoft.com/office/word/2010/wordprocessingInk" xmlns:wne="http://schemas.microsoft.com/office/word/2006/wordml" xmlns:wps="http://schemas.microsoft.com/office/word/2010/wordprocessingShape" mc:Ignorable="w14 w15 w16se w16cid w16 w16cex w16sdtdh w16sdtfl w16du wp14">
+<w:footnotes xmlns:wpc="http://schemas.microsoft.com/office/word/2010/wordprocessingCanvas" xmlns:cx="http://schemas.microsoft.com/office/drawing/2014/chartex" xmlns:cx1="http://schemas.microsoft.com/office/drawing/2015/9/8/chartex" xmlns:cx2="http://schemas.microsoft.com/office/drawing/2015/10/21/chartex" xmlns:cx3="http://schemas.microsoft.com/office/drawing/2016/5/9/chartex" xmlns:cx4="http://schemas.microsoft.com/office/drawing/2016/5/10/chartex" xmlns:cx5="http://schemas.microsoft.com/office/drawing/2016/5/11/chartex" xmlns:cx6="http://schemas.microsoft.com/office/drawing/2016/5/12/chartex" xmlns:cx7="http://schemas.microsoft.com/office/drawing/2016/5/13/chartex" xmlns:cx8="http://schemas.microsoft.com/office/drawing/2016/5/14/chartex" xmlns:mc="http://schemas.openxmlformats.org/markup-compatibility/2006" xmlns:m="http://schemas.openxmlformats.org/officeDocument/2006/math" xmlns:aink="http://schemas.microsoft.com/office/drawing/2016/ink" xmlns:am3d="http://schemas.microsoft.com/office/drawing/2017/model3d" xmlns:oel="http://schemas.microsoft.com/office/2019/extlst" xmlns:r="http://schemas.openxmlformats.org/officeDocument/2006/relationships" xmlns:wp14="http://schemas.microsoft.com/office/word/2010/wordprocessingDrawing" xmlns:wp="http://schemas.openxmlformats.org/drawingml/2006/wordprocessingDrawing" xmlns:wpg="http://schemas.microsoft.com/office/word/2010/wordprocessingGroup" xmlns:wpi="http://schemas.microsoft.com/office/word/2010/wordprocessingInk" xmlns:wps="http://schemas.microsoft.com/office/word/2010/wordprocessingShape" xmlns:o="urn:schemas-microsoft-com:office:office" xmlns:v="urn:schemas-microsoft-com:vml" xmlns:w10="urn:schemas-microsoft-com:office:word" xmlns:w="http://schemas.openxmlformats.org/wordprocessingml/2006/main" xmlns:w14="http://schemas.microsoft.com/office/word/2010/wordml" xmlns:w15="http://schemas.microsoft.com/office/word/2012/wordml" xmlns:w16cei="http://schemas.microsoft.com/office/word/2026/wordml/cei" xmlns:w16cex="http://schemas.microsoft.com/office/word/2018/wordml/cex" xmlns:w16cid="http://schemas.microsoft.com/office/word/2016/wordml/cid" xmlns:w16="http://schemas.microsoft.com/office/word/2018/wordml" xmlns:w16sdtdh="http://schemas.microsoft.com/office/word/2020/wordml/sdtdatahash" xmlns:w16sdtfl="http://schemas.microsoft.com/office/word/2024/wordml/sdtformatlock" xmlns:w16se="http://schemas.microsoft.com/office/word/2015/wordml/symex" xmlns:w16du="http://schemas.microsoft.com/office/word/2023/wordml/word16du" xmlns:wne="http://schemas.microsoft.com/office/word/2006/wordml" mc:Ignorable="w14 w15 w16se w16cid w16 w16cex w16sdtdh w16sdtfl w16du wp14">
   <w:footnote w:type="separator" w:id="-1">
     <w:p>
       <w:pPr>
@@ -11108,7 +12958,7 @@
 </file>
 
 <file path=word/header1.xml><?xml version="1.0" encoding="utf-8"?>
-<w:hdr xmlns:wpc="http://schemas.microsoft.com/office/word/2010/wordprocessingCanvas" xmlns:cx="http://schemas.microsoft.com/office/drawing/2014/chartex" xmlns:cx1="http://schemas.microsoft.com/office/drawing/2015/9/8/chartex" xmlns:cx2="http://schemas.microsoft.com/office/drawing/2015/10/21/chartex" xmlns:cx3="http://schemas.microsoft.com/office/drawing/2016/5/9/chartex" xmlns:cx4="http://schemas.microsoft.com/office/drawing/2016/5/10/chartex" xmlns:cx5="http://schemas.microsoft.com/office/drawing/2016/5/11/chartex" xmlns:cx6="http://schemas.microsoft.com/office/drawing/2016/5/12/chartex" xmlns:cx7="http://schemas.microsoft.com/office/drawing/2016/5/13/chartex" xmlns:cx8="http://schemas.microsoft.com/office/drawing/2016/5/14/chartex" xmlns:mc="http://schemas.openxmlformats.org/markup-compatibility/2006" xmlns:aink="http://schemas.microsoft.com/office/drawing/2016/ink" xmlns:am3d="http://schemas.microsoft.com/office/drawing/2017/model3d" xmlns:o="urn:schemas-microsoft-com:office:office" xmlns:oel="http://schemas.microsoft.com/office/2019/extlst" xmlns:r="http://schemas.openxmlformats.org/officeDocument/2006/relationships" xmlns:m="http://schemas.openxmlformats.org/officeDocument/2006/math" xmlns:v="urn:schemas-microsoft-com:vml" xmlns:wp14="http://schemas.microsoft.com/office/word/2010/wordprocessingDrawing" xmlns:wp="http://schemas.openxmlformats.org/drawingml/2006/wordprocessingDrawing" xmlns:w10="urn:schemas-microsoft-com:office:word" xmlns:w="http://schemas.openxmlformats.org/wordprocessingml/2006/main" xmlns:w14="http://schemas.microsoft.com/office/word/2010/wordml" xmlns:w15="http://schemas.microsoft.com/office/word/2012/wordml" xmlns:w16cex="http://schemas.microsoft.com/office/word/2018/wordml/cex" xmlns:w16cid="http://schemas.microsoft.com/office/word/2016/wordml/cid" xmlns:w16="http://schemas.microsoft.com/office/word/2018/wordml" xmlns:w16du="http://schemas.microsoft.com/office/word/2023/wordml/word16du" xmlns:w16sdtdh="http://schemas.microsoft.com/office/word/2020/wordml/sdtdatahash" xmlns:w16sdtfl="http://schemas.microsoft.com/office/word/2024/wordml/sdtformatlock" xmlns:w16se="http://schemas.microsoft.com/office/word/2015/wordml/symex" xmlns:wpg="http://schemas.microsoft.com/office/word/2010/wordprocessingGroup" xmlns:wpi="http://schemas.microsoft.com/office/word/2010/wordprocessingInk" xmlns:wne="http://schemas.microsoft.com/office/word/2006/wordml" xmlns:wps="http://schemas.microsoft.com/office/word/2010/wordprocessingShape" mc:Ignorable="w14 w15 w16se w16cid w16 w16cex w16sdtdh w16sdtfl w16du wp14">
+<w:hdr xmlns:wpc="http://schemas.microsoft.com/office/word/2010/wordprocessingCanvas" xmlns:cx="http://schemas.microsoft.com/office/drawing/2014/chartex" xmlns:cx1="http://schemas.microsoft.com/office/drawing/2015/9/8/chartex" xmlns:cx2="http://schemas.microsoft.com/office/drawing/2015/10/21/chartex" xmlns:cx3="http://schemas.microsoft.com/office/drawing/2016/5/9/chartex" xmlns:cx4="http://schemas.microsoft.com/office/drawing/2016/5/10/chartex" xmlns:cx5="http://schemas.microsoft.com/office/drawing/2016/5/11/chartex" xmlns:cx6="http://schemas.microsoft.com/office/drawing/2016/5/12/chartex" xmlns:cx7="http://schemas.microsoft.com/office/drawing/2016/5/13/chartex" xmlns:cx8="http://schemas.microsoft.com/office/drawing/2016/5/14/chartex" xmlns:mc="http://schemas.openxmlformats.org/markup-compatibility/2006" xmlns:m="http://schemas.openxmlformats.org/officeDocument/2006/math" xmlns:aink="http://schemas.microsoft.com/office/drawing/2016/ink" xmlns:am3d="http://schemas.microsoft.com/office/drawing/2017/model3d" xmlns:oel="http://schemas.microsoft.com/office/2019/extlst" xmlns:r="http://schemas.openxmlformats.org/officeDocument/2006/relationships" xmlns:wp14="http://schemas.microsoft.com/office/word/2010/wordprocessingDrawing" xmlns:wp="http://schemas.openxmlformats.org/drawingml/2006/wordprocessingDrawing" xmlns:wpg="http://schemas.microsoft.com/office/word/2010/wordprocessingGroup" xmlns:wpi="http://schemas.microsoft.com/office/word/2010/wordprocessingInk" xmlns:wps="http://schemas.microsoft.com/office/word/2010/wordprocessingShape" xmlns:o="urn:schemas-microsoft-com:office:office" xmlns:v="urn:schemas-microsoft-com:vml" xmlns:w10="urn:schemas-microsoft-com:office:word" xmlns:w="http://schemas.openxmlformats.org/wordprocessingml/2006/main" xmlns:w14="http://schemas.microsoft.com/office/word/2010/wordml" xmlns:w15="http://schemas.microsoft.com/office/word/2012/wordml" xmlns:w16cei="http://schemas.microsoft.com/office/word/2026/wordml/cei" xmlns:w16cex="http://schemas.microsoft.com/office/word/2018/wordml/cex" xmlns:w16cid="http://schemas.microsoft.com/office/word/2016/wordml/cid" xmlns:w16="http://schemas.microsoft.com/office/word/2018/wordml" xmlns:w16sdtdh="http://schemas.microsoft.com/office/word/2020/wordml/sdtdatahash" xmlns:w16sdtfl="http://schemas.microsoft.com/office/word/2024/wordml/sdtformatlock" xmlns:w16se="http://schemas.microsoft.com/office/word/2015/wordml/symex" xmlns:w16du="http://schemas.microsoft.com/office/word/2023/wordml/word16du" xmlns:wne="http://schemas.microsoft.com/office/word/2006/wordml" mc:Ignorable="w14 w15 w16se w16cid w16 w16cex w16sdtdh w16sdtfl w16du wp14">
   <w:p>
     <w:pPr>
       <w:rPr>
@@ -11123,7 +12973,7 @@
 </file>
 
 <file path=word/styles.xml><?xml version="1.0" encoding="utf-8"?>
-<w:styles xmlns:mc="http://schemas.openxmlformats.org/markup-compatibility/2006" xmlns:r="http://schemas.openxmlformats.org/officeDocument/2006/relationships" xmlns:w="http://schemas.openxmlformats.org/wordprocessingml/2006/main" xmlns:w14="http://schemas.microsoft.com/office/word/2010/wordml" xmlns:w15="http://schemas.microsoft.com/office/word/2012/wordml" xmlns:w16cex="http://schemas.microsoft.com/office/word/2018/wordml/cex" xmlns:w16cid="http://schemas.microsoft.com/office/word/2016/wordml/cid" xmlns:w16="http://schemas.microsoft.com/office/word/2018/wordml" xmlns:w16du="http://schemas.microsoft.com/office/word/2023/wordml/word16du" xmlns:w16sdtdh="http://schemas.microsoft.com/office/word/2020/wordml/sdtdatahash" xmlns:w16sdtfl="http://schemas.microsoft.com/office/word/2024/wordml/sdtformatlock" xmlns:w16se="http://schemas.microsoft.com/office/word/2015/wordml/symex" mc:Ignorable="w14 w15 w16se w16cid w16 w16cex w16sdtdh w16sdtfl w16du">
+<w:styles xmlns:mc="http://schemas.openxmlformats.org/markup-compatibility/2006" xmlns:r="http://schemas.openxmlformats.org/officeDocument/2006/relationships" xmlns:w="http://schemas.openxmlformats.org/wordprocessingml/2006/main" xmlns:w14="http://schemas.microsoft.com/office/word/2010/wordml" xmlns:w15="http://schemas.microsoft.com/office/word/2012/wordml" xmlns:w16cex="http://schemas.microsoft.com/office/word/2018/wordml/cex" xmlns:w16cid="http://schemas.microsoft.com/office/word/2016/wordml/cid" xmlns:w16="http://schemas.microsoft.com/office/word/2018/wordml" xmlns:w16sdtdh="http://schemas.microsoft.com/office/word/2020/wordml/sdtdatahash" xmlns:w16sdtfl="http://schemas.microsoft.com/office/word/2024/wordml/sdtformatlock" xmlns:w16se="http://schemas.microsoft.com/office/word/2015/wordml/symex" xmlns:w16du="http://schemas.microsoft.com/office/word/2023/wordml/word16du" mc:Ignorable="w14 w15 w16se w16cid w16 w16cex w16sdtdh w16sdtfl w16du">
   <w:docDefaults>
     <w:rPrDefault>
       <w:rPr>
@@ -11725,7 +13575,6 @@
   <w:style w:type="character" w:default="1" w:styleId="DefaultParagraphFont">
     <w:name w:val="Default Paragraph Font"/>
     <w:uiPriority w:val="1"/>
-    <w:semiHidden/>
     <w:unhideWhenUsed/>
   </w:style>
   <w:style w:type="table" w:default="1" w:styleId="TableNormal">

--- a/Two Pages Report/ISME Brief Report - Mohammad Rahmanitalab.docx
+++ b/Two Pages Report/ISME Brief Report - Mohammad Rahmanitalab.docx
@@ -33,7 +33,67 @@
           <w:lang w:bidi="fa-IR"/>
           <w14:ligatures w14:val="none"/>
         </w:rPr>
-        <w:t>ارزیابی شاخص‌های عملکرد موتوری در بیماران دوشن به کمک حسگرهای اینرسیایی</w:t>
+        <w:t xml:space="preserve">ارزیابی </w:t>
+      </w:r>
+      <w:proofErr w:type="spellStart"/>
+      <w:r>
+        <w:rPr>
+          <w:rFonts w:ascii="B Nazanin" w:eastAsia="Times New Roman" w:hAnsi="B Nazanin" w:cs="B Nazanin" w:hint="cs"/>
+          <w:b/>
+          <w:bCs/>
+          <w:kern w:val="0"/>
+          <w:sz w:val="28"/>
+          <w:szCs w:val="28"/>
+          <w:rtl/>
+          <w:lang w:bidi="fa-IR"/>
+          <w14:ligatures w14:val="none"/>
+        </w:rPr>
+        <w:t>شاخص‌های</w:t>
+      </w:r>
+      <w:proofErr w:type="spellEnd"/>
+      <w:r>
+        <w:rPr>
+          <w:rFonts w:ascii="B Nazanin" w:eastAsia="Times New Roman" w:hAnsi="B Nazanin" w:cs="B Nazanin" w:hint="cs"/>
+          <w:b/>
+          <w:bCs/>
+          <w:kern w:val="0"/>
+          <w:sz w:val="28"/>
+          <w:szCs w:val="28"/>
+          <w:rtl/>
+          <w:lang w:bidi="fa-IR"/>
+          <w14:ligatures w14:val="none"/>
+        </w:rPr>
+        <w:t xml:space="preserve"> عملکرد </w:t>
+      </w:r>
+      <w:proofErr w:type="spellStart"/>
+      <w:r>
+        <w:rPr>
+          <w:rFonts w:ascii="B Nazanin" w:eastAsia="Times New Roman" w:hAnsi="B Nazanin" w:cs="B Nazanin" w:hint="cs"/>
+          <w:b/>
+          <w:bCs/>
+          <w:kern w:val="0"/>
+          <w:sz w:val="28"/>
+          <w:szCs w:val="28"/>
+          <w:rtl/>
+          <w:lang w:bidi="fa-IR"/>
+          <w14:ligatures w14:val="none"/>
+        </w:rPr>
+        <w:t>موتوری</w:t>
+      </w:r>
+      <w:proofErr w:type="spellEnd"/>
+      <w:r>
+        <w:rPr>
+          <w:rFonts w:ascii="B Nazanin" w:eastAsia="Times New Roman" w:hAnsi="B Nazanin" w:cs="B Nazanin" w:hint="cs"/>
+          <w:b/>
+          <w:bCs/>
+          <w:kern w:val="0"/>
+          <w:sz w:val="28"/>
+          <w:szCs w:val="28"/>
+          <w:rtl/>
+          <w:lang w:bidi="fa-IR"/>
+          <w14:ligatures w14:val="none"/>
+        </w:rPr>
+        <w:t xml:space="preserve"> در بیماران دوشن به کمک حسگرهای اینرسیایی</w:t>
       </w:r>
     </w:p>
     <w:p>
@@ -9322,6 +9382,135 @@
         <w:bidi/>
         <w:spacing w:after="0" w:line="240" w:lineRule="auto"/>
         <w:rPr>
+          <w:rFonts w:ascii="Times New Roman" w:eastAsia="Times New Roman" w:hAnsi="Times New Roman" w:cs="B Nazanin"/>
+          <w:kern w:val="0"/>
+          <w:sz w:val="22"/>
+          <w:szCs w:val="22"/>
+          <w:rtl/>
+          <w:lang w:bidi="fa-IR"/>
+          <w14:ligatures w14:val="none"/>
+        </w:rPr>
+      </w:pPr>
+      <w:r>
+        <w:rPr>
+          <w:rFonts w:ascii="Times New Roman" w:eastAsia="Times New Roman" w:hAnsi="Times New Roman" w:cs="B Nazanin"/>
+          <w:kern w:val="0"/>
+          <w:sz w:val="22"/>
+          <w:szCs w:val="22"/>
+          <w:rtl/>
+          <w14:ligatures w14:val="none"/>
+        </w:rPr>
+        <w:t xml:space="preserve">در فعالیت ایستادن، تفاوت سطوح عملکردی بیشتر در نوسان بدن، نحوه حفظ تعادل و میزان حرکت جبرانی دست‌ها و سر مشاهده شد. تحلیل مؤلفه‌های اصلی نشان داد برای حفظ </w:t>
+      </w:r>
+      <w:r>
+        <w:rPr>
+          <w:rFonts w:ascii="Times New Roman" w:eastAsia="Times New Roman" w:hAnsi="Times New Roman" w:cs="B Nazanin"/>
+          <w:kern w:val="0"/>
+          <w:sz w:val="22"/>
+          <w:szCs w:val="22"/>
+          <w:rtl/>
+          <w:lang w:bidi="fa-IR"/>
+          <w14:ligatures w14:val="none"/>
+        </w:rPr>
+        <w:t>۹۵</w:t>
+      </w:r>
+      <w:r>
+        <w:rPr>
+          <w:rFonts w:ascii="Times New Roman" w:eastAsia="Times New Roman" w:hAnsi="Times New Roman" w:cs="B Nazanin"/>
+          <w:kern w:val="0"/>
+          <w:sz w:val="22"/>
+          <w:szCs w:val="22"/>
+          <w:rtl/>
+          <w14:ligatures w14:val="none"/>
+        </w:rPr>
+        <w:t xml:space="preserve"> درصد واریانس داده‌ها به </w:t>
+      </w:r>
+      <w:r>
+        <w:rPr>
+          <w:rFonts w:ascii="Times New Roman" w:eastAsia="Times New Roman" w:hAnsi="Times New Roman" w:cs="B Nazanin"/>
+          <w:kern w:val="0"/>
+          <w:sz w:val="22"/>
+          <w:szCs w:val="22"/>
+          <w:rtl/>
+          <w:lang w:bidi="fa-IR"/>
+          <w14:ligatures w14:val="none"/>
+        </w:rPr>
+        <w:t>۴۶</w:t>
+      </w:r>
+      <w:r>
+        <w:rPr>
+          <w:rFonts w:ascii="Times New Roman" w:eastAsia="Times New Roman" w:hAnsi="Times New Roman" w:cs="B Nazanin"/>
+          <w:kern w:val="0"/>
+          <w:sz w:val="22"/>
+          <w:szCs w:val="22"/>
+          <w:rtl/>
+          <w14:ligatures w14:val="none"/>
+        </w:rPr>
+        <w:t xml:space="preserve"> مؤلفه نیاز است؛ بااین‌حال بررسی تعداد مختلف مؤلفه‌ها نشان داد استفاده از همه آن‌ها ضروری نیست. در نهایت، ماشین بردار پشتیبان با </w:t>
+      </w:r>
+      <w:r>
+        <w:rPr>
+          <w:rFonts w:ascii="Times New Roman" w:eastAsia="Times New Roman" w:hAnsi="Times New Roman" w:cs="B Nazanin"/>
+          <w:kern w:val="0"/>
+          <w:sz w:val="22"/>
+          <w:szCs w:val="22"/>
+          <w:rtl/>
+          <w:lang w:bidi="fa-IR"/>
+          <w14:ligatures w14:val="none"/>
+        </w:rPr>
+        <w:t>۱۳</w:t>
+      </w:r>
+      <w:r>
+        <w:rPr>
+          <w:rFonts w:ascii="Times New Roman" w:eastAsia="Times New Roman" w:hAnsi="Times New Roman" w:cs="B Nazanin"/>
+          <w:kern w:val="0"/>
+          <w:sz w:val="22"/>
+          <w:szCs w:val="22"/>
+          <w:rtl/>
+          <w14:ligatures w14:val="none"/>
+        </w:rPr>
+        <w:t xml:space="preserve"> مؤلفه اصلی به‌عنوان مدل منتخب این فعالیت تعیین شد. این مؤلفه‌ها حدود </w:t>
+      </w:r>
+      <w:r>
+        <w:rPr>
+          <w:rFonts w:ascii="Times New Roman" w:eastAsia="Times New Roman" w:hAnsi="Times New Roman" w:cs="B Nazanin"/>
+          <w:kern w:val="0"/>
+          <w:sz w:val="22"/>
+          <w:szCs w:val="22"/>
+          <w:rtl/>
+          <w:lang w:bidi="fa-IR"/>
+          <w14:ligatures w14:val="none"/>
+        </w:rPr>
+        <w:t>۷۰</w:t>
+      </w:r>
+      <w:r>
+        <w:rPr>
+          <w:rFonts w:ascii="Times New Roman" w:eastAsia="Times New Roman" w:hAnsi="Times New Roman" w:cs="B Nazanin"/>
+          <w:kern w:val="0"/>
+          <w:sz w:val="22"/>
+          <w:szCs w:val="22"/>
+          <w:rtl/>
+          <w14:ligatures w14:val="none"/>
+        </w:rPr>
+        <w:t xml:space="preserve"> درصد واریانس داده‌های اصلی را حفظ کردند</w:t>
+      </w:r>
+      <w:r>
+        <w:rPr>
+          <w:rFonts w:ascii="Times New Roman" w:eastAsia="Times New Roman" w:hAnsi="Times New Roman" w:cs="B Nazanin"/>
+          <w:kern w:val="0"/>
+          <w:sz w:val="22"/>
+          <w:szCs w:val="22"/>
+          <w:lang w:bidi="fa-IR"/>
+          <w14:ligatures w14:val="none"/>
+        </w:rPr>
+        <w:t>.</w:t>
+      </w:r>
+    </w:p>
+    <w:p>
+      <w:pPr>
+        <w:bidi/>
+        <w:spacing w:after="0" w:line="240" w:lineRule="auto"/>
+        <w:rPr>
           <w:rFonts w:ascii="Times New Roman" w:eastAsia="Times New Roman" w:hAnsi="Times New Roman" w:cs="Times New Roman"/>
           <w:kern w:val="0"/>
           <w:sz w:val="20"/>
@@ -9331,120 +9520,6 @@
           <w14:ligatures w14:val="none"/>
         </w:rPr>
       </w:pPr>
-      <w:r>
-        <w:rPr>
-          <w:rFonts w:ascii="Times New Roman" w:eastAsia="Times New Roman" w:hAnsi="Times New Roman" w:cs="B Nazanin"/>
-          <w:kern w:val="0"/>
-          <w:sz w:val="22"/>
-          <w:szCs w:val="22"/>
-          <w:rtl/>
-          <w14:ligatures w14:val="none"/>
-        </w:rPr>
-        <w:t xml:space="preserve">در فعالیت ایستادن، تفاوت سطوح عملکردی بیشتر در نوسان بدن، نحوه حفظ تعادل و میزان حرکت جبرانی دست‌ها و سر مشاهده شد. تحلیل مؤلفه‌های اصلی نشان داد برای حفظ </w:t>
-      </w:r>
-      <w:r>
-        <w:rPr>
-          <w:rFonts w:ascii="Times New Roman" w:eastAsia="Times New Roman" w:hAnsi="Times New Roman" w:cs="B Nazanin"/>
-          <w:kern w:val="0"/>
-          <w:sz w:val="22"/>
-          <w:szCs w:val="22"/>
-          <w:rtl/>
-          <w:lang w:bidi="fa-IR"/>
-          <w14:ligatures w14:val="none"/>
-        </w:rPr>
-        <w:t>۹۵</w:t>
-      </w:r>
-      <w:r>
-        <w:rPr>
-          <w:rFonts w:ascii="Times New Roman" w:eastAsia="Times New Roman" w:hAnsi="Times New Roman" w:cs="B Nazanin"/>
-          <w:kern w:val="0"/>
-          <w:sz w:val="22"/>
-          <w:szCs w:val="22"/>
-          <w:rtl/>
-          <w14:ligatures w14:val="none"/>
-        </w:rPr>
-        <w:t xml:space="preserve"> درصد واریانس داده‌ها به </w:t>
-      </w:r>
-      <w:r>
-        <w:rPr>
-          <w:rFonts w:ascii="Times New Roman" w:eastAsia="Times New Roman" w:hAnsi="Times New Roman" w:cs="B Nazanin"/>
-          <w:kern w:val="0"/>
-          <w:sz w:val="22"/>
-          <w:szCs w:val="22"/>
-          <w:rtl/>
-          <w:lang w:bidi="fa-IR"/>
-          <w14:ligatures w14:val="none"/>
-        </w:rPr>
-        <w:t>۴۶</w:t>
-      </w:r>
-      <w:r>
-        <w:rPr>
-          <w:rFonts w:ascii="Times New Roman" w:eastAsia="Times New Roman" w:hAnsi="Times New Roman" w:cs="B Nazanin"/>
-          <w:kern w:val="0"/>
-          <w:sz w:val="22"/>
-          <w:szCs w:val="22"/>
-          <w:rtl/>
-          <w14:ligatures w14:val="none"/>
-        </w:rPr>
-        <w:t xml:space="preserve"> مؤلفه نیاز است؛ بااین‌حال بررسی تعداد مختلف مؤلفه‌ها نشان داد استفاده از همه آن‌ها ضروری نیست. در نهایت، ماشین بردار پشتیبان با </w:t>
-      </w:r>
-      <w:r>
-        <w:rPr>
-          <w:rFonts w:ascii="Times New Roman" w:eastAsia="Times New Roman" w:hAnsi="Times New Roman" w:cs="B Nazanin"/>
-          <w:kern w:val="0"/>
-          <w:sz w:val="22"/>
-          <w:szCs w:val="22"/>
-          <w:rtl/>
-          <w:lang w:bidi="fa-IR"/>
-          <w14:ligatures w14:val="none"/>
-        </w:rPr>
-        <w:t>۱۳</w:t>
-      </w:r>
-      <w:r>
-        <w:rPr>
-          <w:rFonts w:ascii="Times New Roman" w:eastAsia="Times New Roman" w:hAnsi="Times New Roman" w:cs="B Nazanin"/>
-          <w:kern w:val="0"/>
-          <w:sz w:val="22"/>
-          <w:szCs w:val="22"/>
-          <w:rtl/>
-          <w14:ligatures w14:val="none"/>
-        </w:rPr>
-        <w:t xml:space="preserve"> مؤلفه اصلی به‌عنوان مدل منتخب این فعالیت تعیین شد. این مؤلفه‌ها حدود </w:t>
-      </w:r>
-      <w:r>
-        <w:rPr>
-          <w:rFonts w:ascii="Times New Roman" w:eastAsia="Times New Roman" w:hAnsi="Times New Roman" w:cs="B Nazanin"/>
-          <w:kern w:val="0"/>
-          <w:sz w:val="22"/>
-          <w:szCs w:val="22"/>
-          <w:rtl/>
-          <w:lang w:bidi="fa-IR"/>
-          <w14:ligatures w14:val="none"/>
-        </w:rPr>
-        <w:t>۷۰</w:t>
-      </w:r>
-      <w:r>
-        <w:rPr>
-          <w:rFonts w:ascii="Times New Roman" w:eastAsia="Times New Roman" w:hAnsi="Times New Roman" w:cs="B Nazanin"/>
-          <w:kern w:val="0"/>
-          <w:sz w:val="22"/>
-          <w:szCs w:val="22"/>
-          <w:rtl/>
-          <w14:ligatures w14:val="none"/>
-        </w:rPr>
-        <w:t xml:space="preserve"> درصد واریانس داده‌های اصلی را حفظ کردند</w:t>
-      </w:r>
-      <w:r>
-        <w:rPr>
-          <w:rFonts w:ascii="Times New Roman" w:eastAsia="Times New Roman" w:hAnsi="Times New Roman" w:cs="B Nazanin"/>
-          <w:kern w:val="0"/>
-          <w:sz w:val="22"/>
-          <w:szCs w:val="22"/>
-          <w:lang w:bidi="fa-IR"/>
-          <w14:ligatures w14:val="none"/>
-        </w:rPr>
-        <w:t>.</w:t>
-      </w:r>
     </w:p>
     <w:p>
       <w:pPr>
@@ -10355,6 +10430,7 @@
                 <w:lang w:bidi="fa-IR"/>
                 <w14:ligatures w14:val="none"/>
               </w:rPr>
+              <w:lastRenderedPageBreak/>
               <w:t>جنگل تصادفی</w:t>
             </w:r>
           </w:p>
@@ -10626,7 +10702,6 @@
           <w:rtl/>
           <w14:ligatures w14:val="none"/>
         </w:rPr>
-        <w:lastRenderedPageBreak/>
         <w:t xml:space="preserve">نتایج نشان داد ماشین بردار پشتیبان در فعالیت ایستادن عملکرد بهتری نسبت به دو مدل دیگر دارد. بااین‌حال، ماهیت هر فعالیت بر نوع ویژگی‌ها و مدل مناسب اثر می‌گذارد. برای مثال، در ایستادن نوسان‌های کم‌دامنه اهمیت بیشتری دارند، در حالی که در برخاستن از صندلی هماهنگی دست‌ها، تنه و پاها و در پریدن دامنه شتاب، انرژی سیگنال و نحوه فرود شاخص‌تر هستند. بنابراین لازم است فعالیت‌های مختلف به‌صورت مستقل تحلیل </w:t>
       </w:r>
       <w:proofErr w:type="gramStart"/>
@@ -10855,12 +10930,11 @@
           <w:lang w:bidi="fa-IR"/>
           <w14:ligatures w14:val="none"/>
         </w:rPr>
-        <w:t xml:space="preserve">: عملکرد </w:t>
-      </w:r>
-      <w:proofErr w:type="spellStart"/>
-      <w:r>
-        <w:rPr>
-          <w:rFonts w:ascii="Times New Roman" w:eastAsia="Times New Roman" w:hAnsi="Times New Roman" w:cs="B Nazanin"/>
+        <w:t xml:space="preserve">: </w:t>
+      </w:r>
+      <w:r>
+        <w:rPr>
+          <w:rFonts w:ascii="Times New Roman" w:eastAsia="Times New Roman" w:hAnsi="Times New Roman" w:cs="B Nazanin" w:hint="cs"/>
           <w:kern w:val="0"/>
           <w:sz w:val="20"/>
           <w:szCs w:val="20"/>
@@ -10868,9 +10942,55 @@
           <w:lang w:bidi="fa-IR"/>
           <w14:ligatures w14:val="none"/>
         </w:rPr>
-        <w:t>مدل‌ها</w:t>
-      </w:r>
-      <w:proofErr w:type="spellEnd"/>
+        <w:t>دقت</w:t>
+      </w:r>
+      <w:r>
+        <w:rPr>
+          <w:rFonts w:ascii="Times New Roman" w:eastAsia="Times New Roman" w:hAnsi="Times New Roman" w:cs="B Nazanin"/>
+          <w:kern w:val="0"/>
+          <w:sz w:val="20"/>
+          <w:szCs w:val="20"/>
+          <w:rtl/>
+          <w:lang w:bidi="fa-IR"/>
+          <w14:ligatures w14:val="none"/>
+        </w:rPr>
+        <w:t xml:space="preserve"> </w:t>
+      </w:r>
+      <w:r>
+        <w:rPr>
+          <w:rFonts w:ascii="Times New Roman" w:eastAsia="Times New Roman" w:hAnsi="Times New Roman" w:cs="B Nazanin" w:hint="cs"/>
+          <w:kern w:val="0"/>
+          <w:sz w:val="20"/>
+          <w:szCs w:val="20"/>
+          <w:rtl/>
+          <w:lang w:bidi="fa-IR"/>
+          <w14:ligatures w14:val="none"/>
+        </w:rPr>
+        <w:t>ماشین بردار پشتیبان (</w:t>
+      </w:r>
+      <w:r>
+        <w:rPr>
+          <w:rFonts w:ascii="Times New Roman" w:eastAsia="Times New Roman" w:hAnsi="Times New Roman" w:cs="B Nazanin"/>
+          <w:kern w:val="0"/>
+          <w:sz w:val="20"/>
+          <w:szCs w:val="20"/>
+          <w:lang w:bidi="fa-IR"/>
+          <w14:ligatures w14:val="none"/>
+        </w:rPr>
+        <w:t>SVM</w:t>
+      </w:r>
+      <w:r>
+        <w:rPr>
+          <w:rFonts w:ascii="Times New Roman" w:eastAsia="Times New Roman" w:hAnsi="Times New Roman" w:cs="B Nazanin" w:hint="cs"/>
+          <w:kern w:val="0"/>
+          <w:sz w:val="20"/>
+          <w:szCs w:val="20"/>
+          <w:rtl/>
+          <w:lang w:bidi="fa-IR"/>
+          <w14:ligatures w14:val="none"/>
+        </w:rPr>
+        <w:t>)</w:t>
+      </w:r>
       <w:r>
         <w:rPr>
           <w:rFonts w:ascii="Times New Roman" w:eastAsia="Times New Roman" w:hAnsi="Times New Roman" w:cs="B Nazanin"/>
@@ -10913,8 +11033,8 @@
     <w:tbl>
       <w:tblPr>
         <w:bidiVisual/>
-        <w:tblW w:w="4881" w:type="dxa"/>
-        <w:tblInd w:w="-5" w:type="dxa"/>
+        <w:tblW w:w="4612" w:type="dxa"/>
+        <w:jc w:val="center"/>
         <w:tblBorders>
           <w:top w:val="single" w:sz="4" w:space="0" w:color="auto"/>
           <w:left w:val="single" w:sz="4" w:space="0" w:color="auto"/>
@@ -10926,19 +11046,19 @@
         <w:tblLook w:val="01E0" w:firstRow="1" w:lastRow="1" w:firstColumn="1" w:lastColumn="1" w:noHBand="0" w:noVBand="0"/>
       </w:tblPr>
       <w:tblGrid>
-        <w:gridCol w:w="1474"/>
-        <w:gridCol w:w="600"/>
-        <w:gridCol w:w="1033"/>
-        <w:gridCol w:w="523"/>
-        <w:gridCol w:w="1251"/>
+        <w:gridCol w:w="1462"/>
+        <w:gridCol w:w="990"/>
+        <w:gridCol w:w="1080"/>
+        <w:gridCol w:w="1080"/>
       </w:tblGrid>
       <w:tr>
         <w:trPr>
-          <w:trHeight w:val="100"/>
+          <w:trHeight w:val="72"/>
+          <w:jc w:val="center"/>
         </w:trPr>
         <w:tc>
           <w:tcPr>
-            <w:tcW w:w="1474" w:type="dxa"/>
+            <w:tcW w:w="1462" w:type="dxa"/>
             <w:tcBorders>
               <w:left w:val="nil"/>
             </w:tcBorders>
@@ -10974,41 +11094,7 @@
         </w:tc>
         <w:tc>
           <w:tcPr>
-            <w:tcW w:w="600" w:type="dxa"/>
-            <w:vAlign w:val="center"/>
-          </w:tcPr>
-          <w:p>
-            <w:pPr>
-              <w:bidi/>
-              <w:spacing w:after="0" w:line="240" w:lineRule="auto"/>
-              <w:jc w:val="center"/>
-              <w:rPr>
-                <w:rFonts w:ascii="B Nazanin" w:eastAsia="Times New Roman" w:hAnsi="B Nazanin" w:cs="B Nazanin"/>
-                <w:kern w:val="0"/>
-                <w:sz w:val="20"/>
-                <w:szCs w:val="20"/>
-                <w:rtl/>
-                <w:lang w:bidi="fa-IR"/>
-                <w14:ligatures w14:val="none"/>
-              </w:rPr>
-            </w:pPr>
-            <w:r>
-              <w:rPr>
-                <w:rFonts w:ascii="B Nazanin" w:eastAsia="Times New Roman" w:hAnsi="B Nazanin" w:cs="B Nazanin"/>
-                <w:kern w:val="0"/>
-                <w:sz w:val="20"/>
-                <w:szCs w:val="20"/>
-                <w:rtl/>
-                <w:lang w:bidi="fa-IR"/>
-                <w14:ligatures w14:val="none"/>
-              </w:rPr>
-              <w:t>مدل</w:t>
-            </w:r>
-          </w:p>
-        </w:tc>
-        <w:tc>
-          <w:tcPr>
-            <w:tcW w:w="1033" w:type="dxa"/>
+            <w:tcW w:w="990" w:type="dxa"/>
             <w:vAlign w:val="center"/>
           </w:tcPr>
           <w:p>
@@ -11053,12 +11139,13 @@
         </w:tc>
         <w:tc>
           <w:tcPr>
-            <w:tcW w:w="523" w:type="dxa"/>
+            <w:tcW w:w="1080" w:type="dxa"/>
           </w:tcPr>
           <w:p>
             <w:pPr>
               <w:bidi/>
               <w:spacing w:after="0" w:line="240" w:lineRule="auto"/>
+              <w:jc w:val="center"/>
               <w:rPr>
                 <w:rFonts w:ascii="B Nazanin" w:eastAsia="Times New Roman" w:hAnsi="B Nazanin" w:cs="B Nazanin"/>
                 <w:kern w:val="0"/>
@@ -11079,13 +11166,13 @@
                 <w:lang w:bidi="fa-IR"/>
                 <w14:ligatures w14:val="none"/>
               </w:rPr>
-              <w:t xml:space="preserve">معیار </w:t>
+              <w:t>میانگین</w:t>
             </w:r>
           </w:p>
         </w:tc>
         <w:tc>
           <w:tcPr>
-            <w:tcW w:w="1251" w:type="dxa"/>
+            <w:tcW w:w="1080" w:type="dxa"/>
             <w:tcBorders>
               <w:right w:val="nil"/>
             </w:tcBorders>
@@ -11115,18 +11202,19 @@
                 <w:lang w:bidi="fa-IR"/>
                 <w14:ligatures w14:val="none"/>
               </w:rPr>
-              <w:t>حد نصاب معیار</w:t>
+              <w:t>انحراف معیار</w:t>
             </w:r>
           </w:p>
         </w:tc>
       </w:tr>
       <w:tr>
         <w:trPr>
-          <w:trHeight w:val="110"/>
+          <w:trHeight w:val="79"/>
+          <w:jc w:val="center"/>
         </w:trPr>
         <w:tc>
           <w:tcPr>
-            <w:tcW w:w="1474" w:type="dxa"/>
+            <w:tcW w:w="1462" w:type="dxa"/>
             <w:tcBorders>
               <w:left w:val="nil"/>
             </w:tcBorders>
@@ -11162,40 +11250,7 @@
         </w:tc>
         <w:tc>
           <w:tcPr>
-            <w:tcW w:w="600" w:type="dxa"/>
-            <w:vAlign w:val="center"/>
-          </w:tcPr>
-          <w:p>
-            <w:pPr>
-              <w:bidi/>
-              <w:spacing w:after="0" w:line="240" w:lineRule="auto"/>
-              <w:jc w:val="center"/>
-              <w:rPr>
-                <w:rFonts w:ascii="Cambria" w:eastAsia="Times New Roman" w:hAnsi="Cambria" w:cs="B Nazanin"/>
-                <w:kern w:val="0"/>
-                <w:sz w:val="20"/>
-                <w:szCs w:val="20"/>
-                <w:rtl/>
-                <w:lang w:bidi="fa-IR"/>
-                <w14:ligatures w14:val="none"/>
-              </w:rPr>
-            </w:pPr>
-            <w:r>
-              <w:rPr>
-                <w:rFonts w:ascii="Cambria" w:eastAsia="Times New Roman" w:hAnsi="Cambria" w:cs="B Nazanin"/>
-                <w:kern w:val="0"/>
-                <w:sz w:val="20"/>
-                <w:szCs w:val="20"/>
-                <w:lang w:bidi="fa-IR"/>
-                <w14:ligatures w14:val="none"/>
-              </w:rPr>
-              <w:t>SVM</w:t>
-            </w:r>
-          </w:p>
-        </w:tc>
-        <w:tc>
-          <w:tcPr>
-            <w:tcW w:w="1033" w:type="dxa"/>
+            <w:tcW w:w="990" w:type="dxa"/>
             <w:vAlign w:val="center"/>
           </w:tcPr>
           <w:p>
@@ -11229,7 +11284,7 @@
         </w:tc>
         <w:tc>
           <w:tcPr>
-            <w:tcW w:w="523" w:type="dxa"/>
+            <w:tcW w:w="1080" w:type="dxa"/>
           </w:tcPr>
           <w:p>
             <w:pPr>
@@ -11256,13 +11311,13 @@
                 <w:lang w:bidi="fa-IR"/>
                 <w14:ligatures w14:val="none"/>
               </w:rPr>
-              <w:t>دقت</w:t>
+              <w:t>۹۶ درصد</w:t>
             </w:r>
           </w:p>
         </w:tc>
         <w:tc>
           <w:tcPr>
-            <w:tcW w:w="1251" w:type="dxa"/>
+            <w:tcW w:w="1080" w:type="dxa"/>
             <w:tcBorders>
               <w:right w:val="nil"/>
             </w:tcBorders>
@@ -11292,18 +11347,19 @@
                 <w:lang w:bidi="fa-IR"/>
                 <w14:ligatures w14:val="none"/>
               </w:rPr>
-              <w:t>۹۰</w:t>
+              <w:t>۶ درصد</w:t>
             </w:r>
           </w:p>
         </w:tc>
       </w:tr>
       <w:tr>
         <w:trPr>
-          <w:trHeight w:val="351"/>
+          <w:trHeight w:val="254"/>
+          <w:jc w:val="center"/>
         </w:trPr>
         <w:tc>
           <w:tcPr>
-            <w:tcW w:w="1474" w:type="dxa"/>
+            <w:tcW w:w="1462" w:type="dxa"/>
             <w:tcBorders>
               <w:top w:val="nil"/>
               <w:left w:val="nil"/>
@@ -11340,39 +11396,7 @@
         </w:tc>
         <w:tc>
           <w:tcPr>
-            <w:tcW w:w="600" w:type="dxa"/>
-          </w:tcPr>
-          <w:p>
-            <w:pPr>
-              <w:bidi/>
-              <w:spacing w:after="0" w:line="240" w:lineRule="auto"/>
-              <w:jc w:val="center"/>
-              <w:rPr>
-                <w:rFonts w:ascii="B Nazanin" w:eastAsia="Times New Roman" w:hAnsi="B Nazanin" w:cs="B Nazanin"/>
-                <w:kern w:val="0"/>
-                <w:sz w:val="20"/>
-                <w:szCs w:val="20"/>
-                <w:rtl/>
-                <w:lang w:bidi="fa-IR"/>
-                <w14:ligatures w14:val="none"/>
-              </w:rPr>
-            </w:pPr>
-            <w:r>
-              <w:rPr>
-                <w:rFonts w:ascii="Cambria" w:eastAsia="Times New Roman" w:hAnsi="Cambria" w:cs="B Nazanin"/>
-                <w:kern w:val="0"/>
-                <w:sz w:val="20"/>
-                <w:szCs w:val="20"/>
-                <w:lang w:bidi="fa-IR"/>
-                <w14:ligatures w14:val="none"/>
-              </w:rPr>
-              <w:t>SVM</w:t>
-            </w:r>
-          </w:p>
-        </w:tc>
-        <w:tc>
-          <w:tcPr>
-            <w:tcW w:w="1033" w:type="dxa"/>
+            <w:tcW w:w="990" w:type="dxa"/>
             <w:vAlign w:val="center"/>
           </w:tcPr>
           <w:p>
@@ -11406,7 +11430,7 @@
         </w:tc>
         <w:tc>
           <w:tcPr>
-            <w:tcW w:w="523" w:type="dxa"/>
+            <w:tcW w:w="1080" w:type="dxa"/>
           </w:tcPr>
           <w:p>
             <w:pPr>
@@ -11432,13 +11456,13 @@
                 <w:lang w:bidi="fa-IR"/>
                 <w14:ligatures w14:val="none"/>
               </w:rPr>
-              <w:t>دقت</w:t>
+              <w:t>۸۱.۳ درصد</w:t>
             </w:r>
           </w:p>
         </w:tc>
         <w:tc>
           <w:tcPr>
-            <w:tcW w:w="1251" w:type="dxa"/>
+            <w:tcW w:w="1080" w:type="dxa"/>
             <w:tcBorders>
               <w:right w:val="nil"/>
             </w:tcBorders>
@@ -11467,18 +11491,19 @@
                 <w:lang w:bidi="fa-IR"/>
                 <w14:ligatures w14:val="none"/>
               </w:rPr>
-              <w:t>۸۰</w:t>
+              <w:t>۵.۶ درصد</w:t>
             </w:r>
           </w:p>
         </w:tc>
       </w:tr>
       <w:tr>
         <w:trPr>
-          <w:trHeight w:val="351"/>
+          <w:trHeight w:val="254"/>
+          <w:jc w:val="center"/>
         </w:trPr>
         <w:tc>
           <w:tcPr>
-            <w:tcW w:w="1474" w:type="dxa"/>
+            <w:tcW w:w="1462" w:type="dxa"/>
             <w:tcBorders>
               <w:left w:val="nil"/>
             </w:tcBorders>
@@ -11514,39 +11539,7 @@
         </w:tc>
         <w:tc>
           <w:tcPr>
-            <w:tcW w:w="600" w:type="dxa"/>
-          </w:tcPr>
-          <w:p>
-            <w:pPr>
-              <w:bidi/>
-              <w:spacing w:after="0" w:line="240" w:lineRule="auto"/>
-              <w:jc w:val="center"/>
-              <w:rPr>
-                <w:rFonts w:ascii="B Nazanin" w:eastAsia="Times New Roman" w:hAnsi="B Nazanin" w:cs="B Nazanin"/>
-                <w:kern w:val="0"/>
-                <w:sz w:val="20"/>
-                <w:szCs w:val="20"/>
-                <w:rtl/>
-                <w:lang w:bidi="fa-IR"/>
-                <w14:ligatures w14:val="none"/>
-              </w:rPr>
-            </w:pPr>
-            <w:r>
-              <w:rPr>
-                <w:rFonts w:ascii="Cambria" w:eastAsia="Times New Roman" w:hAnsi="Cambria" w:cs="B Nazanin"/>
-                <w:kern w:val="0"/>
-                <w:sz w:val="20"/>
-                <w:szCs w:val="20"/>
-                <w:lang w:bidi="fa-IR"/>
-                <w14:ligatures w14:val="none"/>
-              </w:rPr>
-              <w:t>SVM</w:t>
-            </w:r>
-          </w:p>
-        </w:tc>
-        <w:tc>
-          <w:tcPr>
-            <w:tcW w:w="1033" w:type="dxa"/>
+            <w:tcW w:w="990" w:type="dxa"/>
             <w:vAlign w:val="center"/>
           </w:tcPr>
           <w:p>
@@ -11580,13 +11573,24 @@
         </w:tc>
         <w:tc>
           <w:tcPr>
-            <w:tcW w:w="523" w:type="dxa"/>
+            <w:tcW w:w="1080" w:type="dxa"/>
           </w:tcPr>
           <w:p>
             <w:pPr>
               <w:bidi/>
               <w:spacing w:after="0" w:line="240" w:lineRule="auto"/>
               <w:jc w:val="center"/>
+              <w:rPr>
+                <w:rFonts w:ascii="Cambria" w:eastAsia="Times New Roman" w:hAnsi="Cambria" w:cs="B Nazanin"/>
+                <w:kern w:val="0"/>
+                <w:sz w:val="20"/>
+                <w:szCs w:val="20"/>
+                <w:rtl/>
+                <w:lang w:bidi="fa-IR"/>
+                <w14:ligatures w14:val="none"/>
+              </w:rPr>
+            </w:pPr>
+            <w:r>
               <w:rPr>
                 <w:rFonts w:ascii="B Nazanin" w:eastAsia="Times New Roman" w:hAnsi="B Nazanin" w:cs="B Nazanin"/>
                 <w:kern w:val="0"/>
@@ -11595,7 +11599,8 @@
                 <w:lang w:bidi="fa-IR"/>
                 <w14:ligatures w14:val="none"/>
               </w:rPr>
-            </w:pPr>
+              <w:t>92</w:t>
+            </w:r>
             <w:r>
               <w:rPr>
                 <w:rFonts w:ascii="B Nazanin" w:eastAsia="Times New Roman" w:hAnsi="B Nazanin" w:cs="B Nazanin" w:hint="cs"/>
@@ -11606,13 +11611,13 @@
                 <w:lang w:bidi="fa-IR"/>
                 <w14:ligatures w14:val="none"/>
               </w:rPr>
-              <w:t>دقت</w:t>
+              <w:t xml:space="preserve"> درصد</w:t>
             </w:r>
           </w:p>
         </w:tc>
         <w:tc>
           <w:tcPr>
-            <w:tcW w:w="1251" w:type="dxa"/>
+            <w:tcW w:w="1080" w:type="dxa"/>
             <w:tcBorders>
               <w:right w:val="nil"/>
             </w:tcBorders>
@@ -11641,18 +11646,19 @@
                 <w:lang w:bidi="fa-IR"/>
                 <w14:ligatures w14:val="none"/>
               </w:rPr>
-              <w:t>۹۰</w:t>
+              <w:t>۷.۳ درصد</w:t>
             </w:r>
           </w:p>
         </w:tc>
       </w:tr>
       <w:tr>
         <w:trPr>
-          <w:trHeight w:val="351"/>
+          <w:trHeight w:val="254"/>
+          <w:jc w:val="center"/>
         </w:trPr>
         <w:tc>
           <w:tcPr>
-            <w:tcW w:w="1474" w:type="dxa"/>
+            <w:tcW w:w="1462" w:type="dxa"/>
             <w:tcBorders>
               <w:left w:val="nil"/>
             </w:tcBorders>
@@ -11688,39 +11694,7 @@
         </w:tc>
         <w:tc>
           <w:tcPr>
-            <w:tcW w:w="600" w:type="dxa"/>
-          </w:tcPr>
-          <w:p>
-            <w:pPr>
-              <w:bidi/>
-              <w:spacing w:after="0" w:line="240" w:lineRule="auto"/>
-              <w:jc w:val="center"/>
-              <w:rPr>
-                <w:rFonts w:ascii="B Nazanin" w:eastAsia="Times New Roman" w:hAnsi="B Nazanin" w:cs="B Nazanin"/>
-                <w:kern w:val="0"/>
-                <w:sz w:val="20"/>
-                <w:szCs w:val="20"/>
-                <w:rtl/>
-                <w:lang w:bidi="fa-IR"/>
-                <w14:ligatures w14:val="none"/>
-              </w:rPr>
-            </w:pPr>
-            <w:r>
-              <w:rPr>
-                <w:rFonts w:ascii="Cambria" w:eastAsia="Times New Roman" w:hAnsi="Cambria" w:cs="B Nazanin"/>
-                <w:kern w:val="0"/>
-                <w:sz w:val="20"/>
-                <w:szCs w:val="20"/>
-                <w:lang w:bidi="fa-IR"/>
-                <w14:ligatures w14:val="none"/>
-              </w:rPr>
-              <w:t>SVM</w:t>
-            </w:r>
-          </w:p>
-        </w:tc>
-        <w:tc>
-          <w:tcPr>
-            <w:tcW w:w="1033" w:type="dxa"/>
+            <w:tcW w:w="990" w:type="dxa"/>
             <w:vAlign w:val="center"/>
           </w:tcPr>
           <w:p>
@@ -11754,7 +11728,7 @@
         </w:tc>
         <w:tc>
           <w:tcPr>
-            <w:tcW w:w="523" w:type="dxa"/>
+            <w:tcW w:w="1080" w:type="dxa"/>
           </w:tcPr>
           <w:p>
             <w:pPr>
@@ -11780,13 +11754,13 @@
                 <w:lang w:bidi="fa-IR"/>
                 <w14:ligatures w14:val="none"/>
               </w:rPr>
-              <w:t>دقت</w:t>
+              <w:t>۹۳.۳ درصد</w:t>
             </w:r>
           </w:p>
         </w:tc>
         <w:tc>
           <w:tcPr>
-            <w:tcW w:w="1251" w:type="dxa"/>
+            <w:tcW w:w="1080" w:type="dxa"/>
             <w:tcBorders>
               <w:right w:val="nil"/>
             </w:tcBorders>
@@ -11815,18 +11789,19 @@
                 <w:lang w:bidi="fa-IR"/>
                 <w14:ligatures w14:val="none"/>
               </w:rPr>
-              <w:t>۹۰</w:t>
+              <w:t>۶.۷ درصد</w:t>
             </w:r>
           </w:p>
         </w:tc>
       </w:tr>
       <w:tr>
         <w:trPr>
-          <w:trHeight w:val="351"/>
+          <w:trHeight w:val="254"/>
+          <w:jc w:val="center"/>
         </w:trPr>
         <w:tc>
           <w:tcPr>
-            <w:tcW w:w="1474" w:type="dxa"/>
+            <w:tcW w:w="1462" w:type="dxa"/>
             <w:tcBorders>
               <w:top w:val="nil"/>
               <w:left w:val="nil"/>
@@ -11863,39 +11838,7 @@
         </w:tc>
         <w:tc>
           <w:tcPr>
-            <w:tcW w:w="600" w:type="dxa"/>
-          </w:tcPr>
-          <w:p>
-            <w:pPr>
-              <w:bidi/>
-              <w:spacing w:after="0" w:line="240" w:lineRule="auto"/>
-              <w:jc w:val="center"/>
-              <w:rPr>
-                <w:rFonts w:ascii="B Nazanin" w:eastAsia="Times New Roman" w:hAnsi="B Nazanin" w:cs="B Nazanin"/>
-                <w:kern w:val="0"/>
-                <w:sz w:val="20"/>
-                <w:szCs w:val="20"/>
-                <w:rtl/>
-                <w:lang w:bidi="fa-IR"/>
-                <w14:ligatures w14:val="none"/>
-              </w:rPr>
-            </w:pPr>
-            <w:r>
-              <w:rPr>
-                <w:rFonts w:ascii="Cambria" w:eastAsia="Times New Roman" w:hAnsi="Cambria" w:cs="B Nazanin"/>
-                <w:kern w:val="0"/>
-                <w:sz w:val="20"/>
-                <w:szCs w:val="20"/>
-                <w:lang w:bidi="fa-IR"/>
-                <w14:ligatures w14:val="none"/>
-              </w:rPr>
-              <w:t>SVM</w:t>
-            </w:r>
-          </w:p>
-        </w:tc>
-        <w:tc>
-          <w:tcPr>
-            <w:tcW w:w="1033" w:type="dxa"/>
+            <w:tcW w:w="990" w:type="dxa"/>
             <w:vAlign w:val="center"/>
           </w:tcPr>
           <w:p>
@@ -11929,7 +11872,7 @@
         </w:tc>
         <w:tc>
           <w:tcPr>
-            <w:tcW w:w="523" w:type="dxa"/>
+            <w:tcW w:w="1080" w:type="dxa"/>
           </w:tcPr>
           <w:p>
             <w:pPr>
@@ -11955,13 +11898,13 @@
                 <w:lang w:bidi="fa-IR"/>
                 <w14:ligatures w14:val="none"/>
               </w:rPr>
-              <w:t>دقت</w:t>
+              <w:t>۸۶.۷ درصد</w:t>
             </w:r>
           </w:p>
         </w:tc>
         <w:tc>
           <w:tcPr>
-            <w:tcW w:w="1251" w:type="dxa"/>
+            <w:tcW w:w="1080" w:type="dxa"/>
             <w:tcBorders>
               <w:right w:val="nil"/>
             </w:tcBorders>
@@ -11990,7 +11933,7 @@
                 <w:lang w:bidi="fa-IR"/>
                 <w14:ligatures w14:val="none"/>
               </w:rPr>
-              <w:t>۸۰</w:t>
+              <w:t>۱۲.۵ درصد</w:t>
             </w:r>
           </w:p>
         </w:tc>
@@ -12120,7 +12063,79 @@
           <w:rtl/>
           <w14:ligatures w14:val="none"/>
         </w:rPr>
-        <w:t xml:space="preserve"> از داده‌های شبیه‌سازی‌شده توسط یک فرد سالم </w:t>
+        <w:t xml:space="preserve"> از </w:t>
+      </w:r>
+      <w:proofErr w:type="spellStart"/>
+      <w:r>
+        <w:rPr>
+          <w:rFonts w:ascii="Times New Roman" w:eastAsia="Times New Roman" w:hAnsi="Times New Roman" w:cs="B Nazanin"/>
+          <w:kern w:val="0"/>
+          <w:sz w:val="22"/>
+          <w:szCs w:val="22"/>
+          <w:rtl/>
+          <w14:ligatures w14:val="none"/>
+        </w:rPr>
+        <w:t>داده‌های</w:t>
+      </w:r>
+      <w:proofErr w:type="spellEnd"/>
+      <w:r>
+        <w:rPr>
+          <w:rFonts w:ascii="Times New Roman" w:eastAsia="Times New Roman" w:hAnsi="Times New Roman" w:cs="B Nazanin"/>
+          <w:kern w:val="0"/>
+          <w:sz w:val="22"/>
+          <w:szCs w:val="22"/>
+          <w:rtl/>
+          <w14:ligatures w14:val="none"/>
+        </w:rPr>
+        <w:t xml:space="preserve"> </w:t>
+      </w:r>
+      <w:proofErr w:type="spellStart"/>
+      <w:r>
+        <w:rPr>
+          <w:rFonts w:ascii="Times New Roman" w:eastAsia="Times New Roman" w:hAnsi="Times New Roman" w:cs="B Nazanin"/>
+          <w:kern w:val="0"/>
+          <w:sz w:val="22"/>
+          <w:szCs w:val="22"/>
+          <w:rtl/>
+          <w14:ligatures w14:val="none"/>
+        </w:rPr>
+        <w:t>شبیه‌سازی‌شده</w:t>
+      </w:r>
+      <w:proofErr w:type="spellEnd"/>
+      <w:r>
+        <w:rPr>
+          <w:rFonts w:ascii="Times New Roman" w:eastAsia="Times New Roman" w:hAnsi="Times New Roman" w:cs="B Nazanin"/>
+          <w:kern w:val="0"/>
+          <w:sz w:val="22"/>
+          <w:szCs w:val="22"/>
+          <w:rtl/>
+          <w14:ligatures w14:val="none"/>
+        </w:rPr>
+        <w:t xml:space="preserve"> توسط </w:t>
+      </w:r>
+      <w:proofErr w:type="spellStart"/>
+      <w:r>
+        <w:rPr>
+          <w:rFonts w:ascii="Times New Roman" w:eastAsia="Times New Roman" w:hAnsi="Times New Roman" w:cs="B Nazanin"/>
+          <w:kern w:val="0"/>
+          <w:sz w:val="22"/>
+          <w:szCs w:val="22"/>
+          <w:rtl/>
+          <w14:ligatures w14:val="none"/>
+        </w:rPr>
+        <w:t>یک</w:t>
+      </w:r>
+      <w:proofErr w:type="spellEnd"/>
+      <w:r>
+        <w:rPr>
+          <w:rFonts w:ascii="Times New Roman" w:eastAsia="Times New Roman" w:hAnsi="Times New Roman" w:cs="B Nazanin"/>
+          <w:kern w:val="0"/>
+          <w:sz w:val="22"/>
+          <w:szCs w:val="22"/>
+          <w:rtl/>
+          <w14:ligatures w14:val="none"/>
+        </w:rPr>
+        <w:t xml:space="preserve"> فرد سالم </w:t>
       </w:r>
       <w:proofErr w:type="gramStart"/>
       <w:r>
@@ -12144,7 +12159,31 @@
           <w:rtl/>
           <w14:ligatures w14:val="none"/>
         </w:rPr>
-        <w:t xml:space="preserve"> محدود نمونه‌ها است. این داده‌ها نمی‌توانند تمام تفاوت‌های بیماران از نظر شدت ضعف عضلانی، خستگی و الگوهای جبرانی را بازنمایی کنند؛ ازاین‌رو نتایج حاضر باید به‌عنوان امکان‌سنجی فنی سامانه تفسیر شوند</w:t>
+        <w:t xml:space="preserve"> محدود </w:t>
+      </w:r>
+      <w:proofErr w:type="spellStart"/>
+      <w:r>
+        <w:rPr>
+          <w:rFonts w:ascii="Times New Roman" w:eastAsia="Times New Roman" w:hAnsi="Times New Roman" w:cs="B Nazanin"/>
+          <w:kern w:val="0"/>
+          <w:sz w:val="22"/>
+          <w:szCs w:val="22"/>
+          <w:rtl/>
+          <w14:ligatures w14:val="none"/>
+        </w:rPr>
+        <w:t>نمونه‌ها</w:t>
+      </w:r>
+      <w:proofErr w:type="spellEnd"/>
+      <w:r>
+        <w:rPr>
+          <w:rFonts w:ascii="Times New Roman" w:eastAsia="Times New Roman" w:hAnsi="Times New Roman" w:cs="B Nazanin"/>
+          <w:kern w:val="0"/>
+          <w:sz w:val="22"/>
+          <w:szCs w:val="22"/>
+          <w:rtl/>
+          <w14:ligatures w14:val="none"/>
+        </w:rPr>
+        <w:t xml:space="preserve"> است. این داده‌ها نمی‌توانند تمام تفاوت‌های بیماران از نظر شدت ضعف عضلانی، خستگی و الگوهای جبرانی را بازنمایی کنند؛ ازاین‌رو نتایج حاضر باید به‌عنوان امکان‌سنجی فنی سامانه تفسیر شوند</w:t>
       </w:r>
       <w:r>
         <w:rPr>
@@ -12228,7 +12267,7 @@
           <w:rtl/>
           <w14:ligatures w14:val="none"/>
         </w:rPr>
-        <w:t xml:space="preserve">در این پژوهش یک سامانه پوشیدنی پنج‌حسگری برای ثبت و تحلیل فعالیت‌های عملکردی مرتبط با مقیاس نورث‌استار طراحی شد. سامانه امکان ثبت هم‌زمان حرکات بخش‌های مختلف بدن، پیش‌پردازش سیگنال، استخراج </w:t>
+        <w:t xml:space="preserve">در این پژوهش یک سامانه پوشیدنی پنج‌حسگری برای ثبت و تحلیل فعالیت‌های عملکردی مرتبط با مقیاس نورث‌استار طراحی شد. سامانه امکان ثبت هم‌زمان حرکات بخش‌های مختلف بدن، پیش‌پردازش سیگنال، </w:t>
       </w:r>
       <w:r>
         <w:rPr>
@@ -12237,6 +12276,17 @@
           <w:sz w:val="22"/>
           <w:szCs w:val="22"/>
           <w:rtl/>
+          <w14:ligatures w14:val="none"/>
+        </w:rPr>
+        <w:t xml:space="preserve">استخراج </w:t>
+      </w:r>
+      <w:r>
+        <w:rPr>
+          <w:rFonts w:ascii="B Nazanin" w:eastAsia="Times New Roman" w:hAnsi="B Nazanin" w:cs="B Nazanin"/>
+          <w:kern w:val="0"/>
+          <w:sz w:val="22"/>
+          <w:szCs w:val="22"/>
+          <w:rtl/>
           <w:lang w:bidi="fa-IR"/>
           <w14:ligatures w14:val="none"/>
         </w:rPr>
@@ -12251,18 +12301,7 @@
           <w:rtl/>
           <w14:ligatures w14:val="none"/>
         </w:rPr>
-        <w:t xml:space="preserve"> ویژگی، کاهش ابعاد و آموزش مدل‌های یادگیری ماشین </w:t>
-      </w:r>
-      <w:r>
-        <w:rPr>
-          <w:rFonts w:ascii="B Nazanin" w:eastAsia="Times New Roman" w:hAnsi="B Nazanin" w:cs="B Nazanin"/>
-          <w:kern w:val="0"/>
-          <w:sz w:val="22"/>
-          <w:szCs w:val="22"/>
-          <w:rtl/>
-          <w14:ligatures w14:val="none"/>
-        </w:rPr>
-        <w:t xml:space="preserve">را فراهم می‌کند. در فعالیت ایستادن، ماشین بردار پشتیبان با </w:t>
+        <w:t xml:space="preserve"> ویژگی، کاهش ابعاد و آموزش مدل‌های یادگیری ماشین را فراهم می‌کند. در فعالیت ایستادن، ماشین بردار پشتیبان با </w:t>
       </w:r>
       <w:r>
         <w:rPr>
@@ -12656,6 +12695,20 @@
         <w:rStyle w:val="PageNumber"/>
       </w:rPr>
       <w:instrText xml:space="preserve">PAGE  </w:instrText>
+    </w:r>
+    <w:r>
+      <w:rPr>
+        <w:rStyle w:val="PageNumber"/>
+        <w:rtl/>
+      </w:rPr>
+      <w:fldChar w:fldCharType="separate"/>
+    </w:r>
+    <w:r>
+      <w:rPr>
+        <w:rStyle w:val="PageNumber"/>
+        <w:noProof/>
+      </w:rPr>
+      <w:t>1</w:t>
     </w:r>
     <w:r>
       <w:rPr>
@@ -13575,6 +13628,7 @@
   <w:style w:type="character" w:default="1" w:styleId="DefaultParagraphFont">
     <w:name w:val="Default Paragraph Font"/>
     <w:uiPriority w:val="1"/>
+    <w:semiHidden/>
     <w:unhideWhenUsed/>
   </w:style>
   <w:style w:type="table" w:default="1" w:styleId="TableNormal">
